--- a/03-振荡电路/03-晶体振荡器/MEMS振荡器/MEMS振荡器.docx
+++ b/03-振荡电路/03-晶体振荡器/MEMS振荡器/MEMS振荡器.docx
@@ -2290,6 +2290,20 @@
     </w:p>
     <w:bookmarkEnd w:id="26"/>
     <w:bookmarkEnd w:id="27"/>
+    <w:p>
+      <w:pPr>
+        <w:spacing w:before="360"/>
+        <w:jc w:val="center"/>
+      </w:pPr>
+      <w:r>
+        <w:rPr>
+          <w:rFonts w:ascii="Times New Roman" w:hAnsi="Times New Roman"/>
+          <w:color w:val="555555"/>
+          <w:sz w:val="21"/>
+        </w:rPr>
+        <w:t>材料收集者：杜文杰</w:t>
+      </w:r>
+    </w:p>
     <w:sectPr>
       <w:headerReference r:id="rId9" w:type="default"/>
       <w:footerReference r:id="rId10" w:type="default"/>

--- a/03-振荡电路/03-晶体振荡器/MEMS振荡器/MEMS振荡器.docx
+++ b/03-振荡电路/03-晶体振荡器/MEMS振荡器/MEMS振荡器.docx
@@ -1,6 +1,6 @@
 
 <file path=word/document.xml><?xml version="1.0" encoding="utf-8"?>
-<w:document xmlns:w="http://schemas.openxmlformats.org/wordprocessingml/2006/main" xmlns:m="http://schemas.openxmlformats.org/officeDocument/2006/math" xmlns:r="http://schemas.openxmlformats.org/officeDocument/2006/relationships" xmlns:o="urn:schemas-microsoft-com:office:office" xmlns:v="urn:schemas-microsoft-com:vml" xmlns:w10="urn:schemas-microsoft-com:office:word" xmlns:a="http://schemas.openxmlformats.org/drawingml/2006/main" xmlns:pic="http://schemas.openxmlformats.org/drawingml/2006/picture" xmlns:wp="http://schemas.openxmlformats.org/drawingml/2006/wordprocessingDrawing">
+<w:document xmlns:m="http://schemas.openxmlformats.org/officeDocument/2006/math" xmlns:r="http://schemas.openxmlformats.org/officeDocument/2006/relationships" xmlns:w="http://schemas.openxmlformats.org/wordprocessingml/2006/main" xmlns:o="urn:schemas-microsoft-com:office:office" xmlns:v="urn:schemas-microsoft-com:vml" xmlns:w10="urn:schemas-microsoft-com:office:word" xmlns:a="http://schemas.openxmlformats.org/drawingml/2006/main" xmlns:pic="http://schemas.openxmlformats.org/drawingml/2006/picture" xmlns:wp="http://schemas.openxmlformats.org/drawingml/2006/wordprocessingDrawing">
   <w:body>
     <w:bookmarkStart w:id="27" w:name="mems-振荡器"/>
     <w:p>
@@ -8,11 +8,14 @@
         <w:pStyle w:val="Heading1"/>
       </w:pPr>
       <w:r>
+        <w:rPr>
+          <w:rFonts w:eastAsia="黑体"/>
+        </w:rPr>
         <w:t xml:space="preserve">MEMS </w:t>
       </w:r>
       <w:r>
         <w:rPr>
-          <w:rFonts w:hint="eastAsia"/>
+          <w:rFonts w:hint="eastAsia" w:eastAsia="黑体"/>
         </w:rPr>
         <w:t xml:space="preserve">振荡器</w:t>
       </w:r>
@@ -24,7 +27,7 @@
       </w:pPr>
       <w:r>
         <w:rPr>
-          <w:rFonts w:hint="eastAsia"/>
+          <w:rFonts w:hint="eastAsia" w:eastAsia="黑体"/>
         </w:rPr>
         <w:t xml:space="preserve">拓扑描述</w:t>
       </w:r>
@@ -34,24 +37,33 @@
         <w:pStyle w:val="FirstParagraph"/>
       </w:pPr>
       <w:r>
+        <w:rPr>
+          <w:rFonts w:eastAsia="黑体"/>
+        </w:rPr>
         <w:t xml:space="preserve">MEMS </w:t>
       </w:r>
       <w:r>
         <w:rPr>
-          <w:rFonts w:hint="eastAsia"/>
+          <w:rFonts w:hint="eastAsia" w:eastAsia="黑体"/>
         </w:rPr>
         <w:t xml:space="preserve">振荡器由</w:t>
       </w:r>
       <w:r>
+        <w:rPr>
+          <w:rFonts w:eastAsia="黑体"/>
+        </w:rPr>
         <w:t xml:space="preserve"> MEMS </w:t>
       </w:r>
       <w:r>
         <w:rPr>
-          <w:rFonts w:hint="eastAsia"/>
+          <w:rFonts w:hint="eastAsia" w:eastAsia="黑体"/>
         </w:rPr>
         <w:t xml:space="preserve">谐振器</w:t>
       </w:r>
       <w:r>
+        <w:rPr>
+          <w:rFonts w:eastAsia="黑体"/>
+        </w:rPr>
         <w:t xml:space="preserve"> </w:t>
       </w:r>
       <m:oMath>
@@ -70,11 +82,14 @@
       </m:oMath>
       <w:r>
         <w:rPr>
-          <w:rFonts w:hint="eastAsia"/>
+          <w:rFonts w:hint="eastAsia" w:eastAsia="黑体"/>
         </w:rPr>
         <w:t xml:space="preserve">（硅微机械谐振结构）、驱动放大器</w:t>
       </w:r>
       <w:r>
+        <w:rPr>
+          <w:rFonts w:eastAsia="黑体"/>
+        </w:rPr>
         <w:t xml:space="preserve"> </w:t>
       </w:r>
       <m:oMath>
@@ -93,11 +108,14 @@
       </m:oMath>
       <w:r>
         <w:rPr>
-          <w:rFonts w:hint="eastAsia"/>
+          <w:rFonts w:hint="eastAsia" w:eastAsia="黑体"/>
         </w:rPr>
         <w:t xml:space="preserve">（跨阻/维持放大器）、检测电路</w:t>
       </w:r>
       <w:r>
+        <w:rPr>
+          <w:rFonts w:eastAsia="黑体"/>
+        </w:rPr>
         <w:t xml:space="preserve"> </w:t>
       </w:r>
       <m:oMath>
@@ -116,11 +134,14 @@
       </m:oMath>
       <w:r>
         <w:rPr>
-          <w:rFonts w:hint="eastAsia"/>
+          <w:rFonts w:hint="eastAsia" w:eastAsia="黑体"/>
         </w:rPr>
         <w:t xml:space="preserve">、移相网络及输出整形分频级组成。节点定义如下：驱动节点</w:t>
       </w:r>
       <w:r>
+        <w:rPr>
+          <w:rFonts w:eastAsia="黑体"/>
+        </w:rPr>
         <w:t xml:space="preserve"> </w:t>
       </w:r>
       <m:oMath>
@@ -144,15 +165,21 @@
         </m:sSub>
       </m:oMath>
       <w:r>
+        <w:rPr>
+          <w:rFonts w:eastAsia="黑体"/>
+        </w:rPr>
         <w:t xml:space="preserve"> </w:t>
       </w:r>
       <w:r>
         <w:rPr>
-          <w:rFonts w:hint="eastAsia"/>
+          <w:rFonts w:hint="eastAsia" w:eastAsia="黑体"/>
         </w:rPr>
         <w:t xml:space="preserve">为</w:t>
       </w:r>
       <w:r>
+        <w:rPr>
+          <w:rFonts w:eastAsia="黑体"/>
+        </w:rPr>
         <w:t xml:space="preserve"> </w:t>
       </w:r>
       <m:oMath>
@@ -170,15 +197,21 @@
         </m:sSub>
       </m:oMath>
       <w:r>
+        <w:rPr>
+          <w:rFonts w:eastAsia="黑体"/>
+        </w:rPr>
         <w:t xml:space="preserve"> </w:t>
       </w:r>
       <w:r>
         <w:rPr>
-          <w:rFonts w:hint="eastAsia"/>
+          <w:rFonts w:hint="eastAsia" w:eastAsia="黑体"/>
         </w:rPr>
         <w:t xml:space="preserve">输出、激励谐振器的激励端；检测节点</w:t>
       </w:r>
       <w:r>
+        <w:rPr>
+          <w:rFonts w:eastAsia="黑体"/>
+        </w:rPr>
         <w:t xml:space="preserve"> </w:t>
       </w:r>
       <m:oMath>
@@ -202,15 +235,21 @@
         </m:sSub>
       </m:oMath>
       <w:r>
+        <w:rPr>
+          <w:rFonts w:eastAsia="黑体"/>
+        </w:rPr>
         <w:t xml:space="preserve"> </w:t>
       </w:r>
       <w:r>
         <w:rPr>
-          <w:rFonts w:hint="eastAsia"/>
+          <w:rFonts w:hint="eastAsia" w:eastAsia="黑体"/>
         </w:rPr>
         <w:t xml:space="preserve">为谐振器振动输出/检测端，进入</w:t>
       </w:r>
       <w:r>
+        <w:rPr>
+          <w:rFonts w:eastAsia="黑体"/>
+        </w:rPr>
         <w:t xml:space="preserve"> </w:t>
       </w:r>
       <m:oMath>
@@ -229,11 +268,14 @@
       </m:oMath>
       <w:r>
         <w:rPr>
-          <w:rFonts w:hint="eastAsia"/>
+          <w:rFonts w:hint="eastAsia" w:eastAsia="黑体"/>
         </w:rPr>
         <w:t xml:space="preserve">；反馈节点</w:t>
       </w:r>
       <w:r>
+        <w:rPr>
+          <w:rFonts w:eastAsia="黑体"/>
+        </w:rPr>
         <w:t xml:space="preserve"> </w:t>
       </w:r>
       <m:oMath>
@@ -254,15 +296,21 @@
         </m:sSub>
       </m:oMath>
       <w:r>
+        <w:rPr>
+          <w:rFonts w:eastAsia="黑体"/>
+        </w:rPr>
         <w:t xml:space="preserve"> </w:t>
       </w:r>
       <w:r>
         <w:rPr>
-          <w:rFonts w:hint="eastAsia"/>
+          <w:rFonts w:hint="eastAsia" w:eastAsia="黑体"/>
         </w:rPr>
         <w:t xml:space="preserve">为经过移相网络后的反馈信号回到</w:t>
       </w:r>
       <w:r>
+        <w:rPr>
+          <w:rFonts w:eastAsia="黑体"/>
+        </w:rPr>
         <w:t xml:space="preserve"> </w:t>
       </w:r>
       <m:oMath>
@@ -280,15 +328,21 @@
         </m:sSub>
       </m:oMath>
       <w:r>
+        <w:rPr>
+          <w:rFonts w:eastAsia="黑体"/>
+        </w:rPr>
         <w:t xml:space="preserve"> </w:t>
       </w:r>
       <w:r>
         <w:rPr>
-          <w:rFonts w:hint="eastAsia"/>
+          <w:rFonts w:hint="eastAsia" w:eastAsia="黑体"/>
         </w:rPr>
         <w:t xml:space="preserve">输入端；输出节点</w:t>
       </w:r>
       <w:r>
+        <w:rPr>
+          <w:rFonts w:eastAsia="黑体"/>
+        </w:rPr>
         <w:t xml:space="preserve"> </w:t>
       </w:r>
       <m:oMath>
@@ -312,15 +366,21 @@
         </m:sSub>
       </m:oMath>
       <w:r>
+        <w:rPr>
+          <w:rFonts w:eastAsia="黑体"/>
+        </w:rPr>
         <w:t xml:space="preserve"> </w:t>
       </w:r>
       <w:r>
         <w:rPr>
-          <w:rFonts w:hint="eastAsia"/>
+          <w:rFonts w:hint="eastAsia" w:eastAsia="黑体"/>
         </w:rPr>
         <w:t xml:space="preserve">为整形/分频后的方波时钟输出；电源节点</w:t>
       </w:r>
       <w:r>
+        <w:rPr>
+          <w:rFonts w:eastAsia="黑体"/>
+        </w:rPr>
         <w:t xml:space="preserve"> </w:t>
       </w:r>
       <m:oMath>
@@ -341,20 +401,26 @@
         </m:sSub>
       </m:oMath>
       <w:r>
+        <w:rPr>
+          <w:rFonts w:eastAsia="黑体"/>
+        </w:rPr>
         <w:t xml:space="preserve"> </w:t>
       </w:r>
       <w:r>
         <w:rPr>
-          <w:rFonts w:hint="eastAsia"/>
+          <w:rFonts w:hint="eastAsia" w:eastAsia="黑体"/>
         </w:rPr>
         <w:t xml:space="preserve">与地节点</w:t>
       </w:r>
       <w:r>
+        <w:rPr>
+          <w:rFonts w:eastAsia="黑体"/>
+        </w:rPr>
         <w:t xml:space="preserve"> GND </w:t>
       </w:r>
       <w:r>
         <w:rPr>
-          <w:rFonts w:hint="eastAsia"/>
+          <w:rFonts w:hint="eastAsia" w:eastAsia="黑体"/>
         </w:rPr>
         <w:t xml:space="preserve">为各放大级供电基准。</w:t>
       </w:r>
@@ -363,20 +429,26 @@
       <w:pPr/>
       <w:r>
         <w:rPr>
-          <w:rFonts w:hint="eastAsia"/>
+          <w:rFonts w:hint="eastAsia" w:eastAsia="黑体"/>
         </w:rPr>
         <w:t xml:space="preserve">各元件管脚连接：MEMS</w:t>
       </w:r>
       <w:r>
+        <w:rPr>
+          <w:rFonts w:eastAsia="黑体"/>
+        </w:rPr>
         <w:t xml:space="preserve"> </w:t>
       </w:r>
       <w:r>
         <w:rPr>
-          <w:rFonts w:hint="eastAsia"/>
+          <w:rFonts w:hint="eastAsia" w:eastAsia="黑体"/>
         </w:rPr>
         <w:t xml:space="preserve">谐振器</w:t>
       </w:r>
       <w:r>
+        <w:rPr>
+          <w:rFonts w:eastAsia="黑体"/>
+        </w:rPr>
         <w:t xml:space="preserve"> </w:t>
       </w:r>
       <m:oMath>
@@ -394,15 +466,21 @@
         </m:sSub>
       </m:oMath>
       <w:r>
+        <w:rPr>
+          <w:rFonts w:eastAsia="黑体"/>
+        </w:rPr>
         <w:t xml:space="preserve"> </w:t>
       </w:r>
       <w:r>
         <w:rPr>
-          <w:rFonts w:hint="eastAsia"/>
+          <w:rFonts w:hint="eastAsia" w:eastAsia="黑体"/>
         </w:rPr>
         <w:t xml:space="preserve">的激励端接</w:t>
       </w:r>
       <w:r>
+        <w:rPr>
+          <w:rFonts w:eastAsia="黑体"/>
+        </w:rPr>
         <w:t xml:space="preserve"> </w:t>
       </w:r>
       <m:oMath>
@@ -427,11 +505,14 @@
       </m:oMath>
       <w:r>
         <w:rPr>
-          <w:rFonts w:hint="eastAsia"/>
+          <w:rFonts w:hint="eastAsia" w:eastAsia="黑体"/>
         </w:rPr>
         <w:t xml:space="preserve">、检测端接</w:t>
       </w:r>
       <w:r>
+        <w:rPr>
+          <w:rFonts w:eastAsia="黑体"/>
+        </w:rPr>
         <w:t xml:space="preserve"> </w:t>
       </w:r>
       <m:oMath>
@@ -456,11 +537,14 @@
       </m:oMath>
       <w:r>
         <w:rPr>
-          <w:rFonts w:hint="eastAsia"/>
+          <w:rFonts w:hint="eastAsia" w:eastAsia="黑体"/>
         </w:rPr>
         <w:t xml:space="preserve">；驱动放大器</w:t>
       </w:r>
       <w:r>
+        <w:rPr>
+          <w:rFonts w:eastAsia="黑体"/>
+        </w:rPr>
         <w:t xml:space="preserve"> </w:t>
       </w:r>
       <m:oMath>
@@ -478,24 +562,33 @@
         </m:sSub>
       </m:oMath>
       <w:r>
+        <w:rPr>
+          <w:rFonts w:eastAsia="黑体"/>
+        </w:rPr>
         <w:t xml:space="preserve"> </w:t>
       </w:r>
       <w:r>
         <w:rPr>
-          <w:rFonts w:hint="eastAsia"/>
+          <w:rFonts w:hint="eastAsia" w:eastAsia="黑体"/>
         </w:rPr>
         <w:t xml:space="preserve">的</w:t>
       </w:r>
       <w:r>
+        <w:rPr>
+          <w:rFonts w:eastAsia="黑体"/>
+        </w:rPr>
         <w:t xml:space="preserve"> IN+ </w:t>
       </w:r>
       <w:r>
         <w:rPr>
-          <w:rFonts w:hint="eastAsia"/>
+          <w:rFonts w:hint="eastAsia" w:eastAsia="黑体"/>
         </w:rPr>
         <w:t xml:space="preserve">接</w:t>
       </w:r>
       <w:r>
+        <w:rPr>
+          <w:rFonts w:eastAsia="黑体"/>
+        </w:rPr>
         <w:t xml:space="preserve"> </w:t>
       </w:r>
       <m:oMath>
@@ -516,15 +609,21 @@
         </m:sSub>
       </m:oMath>
       <w:r>
+        <w:rPr>
+          <w:rFonts w:eastAsia="黑体"/>
+        </w:rPr>
         <w:t xml:space="preserve">、OUT </w:t>
       </w:r>
       <w:r>
         <w:rPr>
-          <w:rFonts w:hint="eastAsia"/>
+          <w:rFonts w:hint="eastAsia" w:eastAsia="黑体"/>
         </w:rPr>
         <w:t xml:space="preserve">接</w:t>
       </w:r>
       <w:r>
+        <w:rPr>
+          <w:rFonts w:eastAsia="黑体"/>
+        </w:rPr>
         <w:t xml:space="preserve"> </w:t>
       </w:r>
       <m:oMath>
@@ -548,15 +647,21 @@
         </m:sSub>
       </m:oMath>
       <w:r>
+        <w:rPr>
+          <w:rFonts w:eastAsia="黑体"/>
+        </w:rPr>
         <w:t xml:space="preserve">、V+/V− </w:t>
       </w:r>
       <w:r>
         <w:rPr>
-          <w:rFonts w:hint="eastAsia"/>
+          <w:rFonts w:hint="eastAsia" w:eastAsia="黑体"/>
         </w:rPr>
         <w:t xml:space="preserve">接</w:t>
       </w:r>
       <w:r>
+        <w:rPr>
+          <w:rFonts w:eastAsia="黑体"/>
+        </w:rPr>
         <w:t xml:space="preserve"> </w:t>
       </w:r>
       <m:oMath>
@@ -578,11 +683,14 @@
       </m:oMath>
       <w:r>
         <w:rPr>
-          <w:rFonts w:hint="eastAsia"/>
+          <w:rFonts w:hint="eastAsia" w:eastAsia="黑体"/>
         </w:rPr>
         <w:t xml:space="preserve">/GND；检测电路</w:t>
       </w:r>
       <w:r>
+        <w:rPr>
+          <w:rFonts w:eastAsia="黑体"/>
+        </w:rPr>
         <w:t xml:space="preserve"> </w:t>
       </w:r>
       <m:oMath>
@@ -600,24 +708,33 @@
         </m:sSub>
       </m:oMath>
       <w:r>
+        <w:rPr>
+          <w:rFonts w:eastAsia="黑体"/>
+        </w:rPr>
         <w:t xml:space="preserve"> </w:t>
       </w:r>
       <w:r>
         <w:rPr>
-          <w:rFonts w:hint="eastAsia"/>
+          <w:rFonts w:hint="eastAsia" w:eastAsia="黑体"/>
         </w:rPr>
         <w:t xml:space="preserve">的</w:t>
       </w:r>
       <w:r>
+        <w:rPr>
+          <w:rFonts w:eastAsia="黑体"/>
+        </w:rPr>
         <w:t xml:space="preserve"> IN </w:t>
       </w:r>
       <w:r>
         <w:rPr>
-          <w:rFonts w:hint="eastAsia"/>
+          <w:rFonts w:hint="eastAsia" w:eastAsia="黑体"/>
         </w:rPr>
         <w:t xml:space="preserve">接</w:t>
       </w:r>
       <w:r>
+        <w:rPr>
+          <w:rFonts w:eastAsia="黑体"/>
+        </w:rPr>
         <w:t xml:space="preserve"> </w:t>
       </w:r>
       <m:oMath>
@@ -641,15 +758,21 @@
         </m:sSub>
       </m:oMath>
       <w:r>
+        <w:rPr>
+          <w:rFonts w:eastAsia="黑体"/>
+        </w:rPr>
         <w:t xml:space="preserve">、OUT </w:t>
       </w:r>
       <w:r>
         <w:rPr>
-          <w:rFonts w:hint="eastAsia"/>
+          <w:rFonts w:hint="eastAsia" w:eastAsia="黑体"/>
         </w:rPr>
         <w:t xml:space="preserve">经移相网络接到</w:t>
       </w:r>
       <w:r>
+        <w:rPr>
+          <w:rFonts w:eastAsia="黑体"/>
+        </w:rPr>
         <w:t xml:space="preserve"> </w:t>
       </w:r>
       <m:oMath>
@@ -671,11 +794,14 @@
       </m:oMath>
       <w:r>
         <w:rPr>
-          <w:rFonts w:hint="eastAsia"/>
+          <w:rFonts w:hint="eastAsia" w:eastAsia="黑体"/>
         </w:rPr>
         <w:t xml:space="preserve">；反馈环路从</w:t>
       </w:r>
       <w:r>
+        <w:rPr>
+          <w:rFonts w:eastAsia="黑体"/>
+        </w:rPr>
         <w:t xml:space="preserve"> </w:t>
       </w:r>
       <m:oMath>
@@ -699,15 +825,21 @@
         </m:sSub>
       </m:oMath>
       <w:r>
+        <w:rPr>
+          <w:rFonts w:eastAsia="黑体"/>
+        </w:rPr>
         <w:t xml:space="preserve"> </w:t>
       </w:r>
       <w:r>
         <w:rPr>
-          <w:rFonts w:hint="eastAsia"/>
+          <w:rFonts w:hint="eastAsia" w:eastAsia="黑体"/>
         </w:rPr>
         <w:t xml:space="preserve">经移相与限幅再回到</w:t>
       </w:r>
       <w:r>
+        <w:rPr>
+          <w:rFonts w:eastAsia="黑体"/>
+        </w:rPr>
         <w:t xml:space="preserve"> </w:t>
       </w:r>
       <m:oMath>
@@ -725,15 +857,21 @@
         </m:sSub>
       </m:oMath>
       <w:r>
+        <w:rPr>
+          <w:rFonts w:eastAsia="黑体"/>
+        </w:rPr>
         <w:t xml:space="preserve"> </w:t>
       </w:r>
       <w:r>
         <w:rPr>
-          <w:rFonts w:hint="eastAsia"/>
+          <w:rFonts w:hint="eastAsia" w:eastAsia="黑体"/>
         </w:rPr>
         <w:t xml:space="preserve">输入构成正反馈；输出整形/分频级的输入接</w:t>
       </w:r>
       <w:r>
+        <w:rPr>
+          <w:rFonts w:eastAsia="黑体"/>
+        </w:rPr>
         <w:t xml:space="preserve"> </w:t>
       </w:r>
       <m:oMath>
@@ -757,15 +895,21 @@
         </m:sSub>
       </m:oMath>
       <w:r>
+        <w:rPr>
+          <w:rFonts w:eastAsia="黑体"/>
+        </w:rPr>
         <w:t xml:space="preserve"> </w:t>
       </w:r>
       <w:r>
         <w:rPr>
-          <w:rFonts w:hint="eastAsia"/>
+          <w:rFonts w:hint="eastAsia" w:eastAsia="黑体"/>
         </w:rPr>
         <w:t xml:space="preserve">或</w:t>
       </w:r>
       <w:r>
+        <w:rPr>
+          <w:rFonts w:eastAsia="黑体"/>
+        </w:rPr>
         <w:t xml:space="preserve"> </w:t>
       </w:r>
       <m:oMath>
@@ -787,11 +931,14 @@
       </m:oMath>
       <w:r>
         <w:rPr>
-          <w:rFonts w:hint="eastAsia"/>
+          <w:rFonts w:hint="eastAsia" w:eastAsia="黑体"/>
         </w:rPr>
         <w:t xml:space="preserve">，输出接</w:t>
       </w:r>
       <w:r>
+        <w:rPr>
+          <w:rFonts w:eastAsia="黑体"/>
+        </w:rPr>
         <w:t xml:space="preserve"> </w:t>
       </w:r>
       <m:oMath>
@@ -815,6 +962,9 @@
         </m:sSub>
       </m:oMath>
       <w:r>
+        <w:rPr>
+          <w:rFonts w:eastAsia="黑体"/>
+        </w:rPr>
         <w:t xml:space="preserve">。</w:t>
       </w:r>
     </w:p>
@@ -822,25 +972,31 @@
       <w:pPr/>
       <w:r>
         <w:rPr>
-          <w:rFonts w:hint="eastAsia"/>
+          <w:rFonts w:hint="eastAsia" w:eastAsia="黑体"/>
         </w:rPr>
         <w:t xml:space="preserve">该电路为闭环维持放大器驱动的</w:t>
       </w:r>
       <w:r>
+        <w:rPr>
+          <w:rFonts w:eastAsia="黑体"/>
+        </w:rPr>
         <w:t xml:space="preserve"> MEMS </w:t>
       </w:r>
       <w:r>
         <w:rPr>
-          <w:rFonts w:hint="eastAsia"/>
+          <w:rFonts w:hint="eastAsia" w:eastAsia="黑体"/>
         </w:rPr>
         <w:t xml:space="preserve">机械谐振振荡，谐振器高</w:t>
       </w:r>
       <w:r>
+        <w:rPr>
+          <w:rFonts w:eastAsia="黑体"/>
+        </w:rPr>
         <w:t xml:space="preserve"> Q </w:t>
       </w:r>
       <w:r>
         <w:rPr>
-          <w:rFonts w:hint="eastAsia"/>
+          <w:rFonts w:hint="eastAsia" w:eastAsia="黑体"/>
         </w:rPr>
         <w:t xml:space="preserve">选频、移相网络保证相位条件，整形分频后输出方波时钟。</w:t>
       </w:r>
@@ -853,7 +1009,7 @@
       </w:pPr>
       <w:r>
         <w:rPr>
-          <w:rFonts w:hint="eastAsia"/>
+          <w:rFonts w:hint="eastAsia" w:eastAsia="黑体"/>
         </w:rPr>
         <w:t xml:space="preserve">工作原理</w:t>
       </w:r>
@@ -864,34 +1020,43 @@
       </w:pPr>
       <w:r>
         <w:rPr>
-          <w:rFonts w:hint="eastAsia"/>
+          <w:rFonts w:hint="eastAsia" w:eastAsia="黑体"/>
         </w:rPr>
         <w:t xml:space="preserve">驱动电路激励</w:t>
       </w:r>
       <w:r>
+        <w:rPr>
+          <w:rFonts w:eastAsia="黑体"/>
+        </w:rPr>
         <w:t xml:space="preserve"> MEMS </w:t>
       </w:r>
       <w:r>
         <w:rPr>
-          <w:rFonts w:hint="eastAsia"/>
+          <w:rFonts w:hint="eastAsia" w:eastAsia="黑体"/>
         </w:rPr>
         <w:t xml:space="preserve">谐振器在其机械谐振频率处振动，检测电路把振动转换为电信号并经移相放大维持正反馈，形成稳定振荡；后续分频</w:t>
       </w:r>
       <w:r>
+        <w:rPr>
+          <w:rFonts w:eastAsia="黑体"/>
+        </w:rPr>
         <w:t xml:space="preserve"> / </w:t>
       </w:r>
       <w:r>
         <w:rPr>
-          <w:rFonts w:hint="eastAsia"/>
+          <w:rFonts w:hint="eastAsia" w:eastAsia="黑体"/>
         </w:rPr>
         <w:t xml:space="preserve">抖动整形网络把基准频率分频或倍频到所需时钟输出。谐振器高</w:t>
       </w:r>
       <w:r>
+        <w:rPr>
+          <w:rFonts w:eastAsia="黑体"/>
+        </w:rPr>
         <w:t xml:space="preserve"> Q </w:t>
       </w:r>
       <w:r>
         <w:rPr>
-          <w:rFonts w:hint="eastAsia"/>
+          <w:rFonts w:hint="eastAsia" w:eastAsia="黑体"/>
         </w:rPr>
         <w:t xml:space="preserve">特性保证频率稳定。</w:t>
       </w:r>
@@ -904,7 +1069,7 @@
       </w:pPr>
       <w:r>
         <w:rPr>
-          <w:rFonts w:hint="eastAsia"/>
+          <w:rFonts w:hint="eastAsia" w:eastAsia="黑体"/>
         </w:rPr>
         <w:t xml:space="preserve">关键计算公式</w:t>
       </w:r>
@@ -918,7 +1083,7 @@
       </w:pPr>
       <w:r>
         <w:rPr>
-          <w:rFonts w:hint="eastAsia"/>
+          <w:rFonts w:hint="eastAsia" w:eastAsia="黑体"/>
         </w:rPr>
         <w:t xml:space="preserve">谐振器机械谐振频率（近似）：</w:t>
       </w:r>
@@ -1034,7 +1199,7 @@
       </w:pPr>
       <w:r>
         <w:rPr>
-          <w:rFonts w:hint="eastAsia"/>
+          <w:rFonts w:hint="eastAsia" w:eastAsia="黑体"/>
         </w:rPr>
         <w:t xml:space="preserve">品质因数：</w:t>
       </w:r>
@@ -1100,16 +1265,19 @@
       </w:pPr>
       <w:r>
         <w:rPr>
-          <w:rFonts w:hint="eastAsia"/>
+          <w:rFonts w:hint="eastAsia" w:eastAsia="黑体"/>
         </w:rPr>
         <w:t xml:space="preserve">频率牵引（受负载</w:t>
       </w:r>
       <w:r>
+        <w:rPr>
+          <w:rFonts w:eastAsia="黑体"/>
+        </w:rPr>
         <w:t xml:space="preserve"> / </w:t>
       </w:r>
       <w:r>
         <w:rPr>
-          <w:rFonts w:hint="eastAsia"/>
+          <w:rFonts w:hint="eastAsia" w:eastAsia="黑体"/>
         </w:rPr>
         <w:t xml:space="preserve">电压影响）：</w:t>
       </w:r>
@@ -1205,7 +1373,7 @@
       </w:pPr>
       <w:r>
         <w:rPr>
-          <w:rFonts w:hint="eastAsia"/>
+          <w:rFonts w:hint="eastAsia" w:eastAsia="黑体"/>
         </w:rPr>
         <w:t xml:space="preserve">输出分频关系：</w:t>
       </w:r>
@@ -1302,7 +1470,7 @@
             </w:pPr>
             <w:r>
               <w:rPr>
-                <w:rFonts w:hint="eastAsia"/>
+                <w:rFonts w:hint="eastAsia" w:eastAsia="黑体"/>
               </w:rPr>
               <w:t xml:space="preserve">符号</w:t>
             </w:r>
@@ -1316,7 +1484,7 @@
             </w:pPr>
             <w:r>
               <w:rPr>
-                <w:rFonts w:hint="eastAsia"/>
+                <w:rFonts w:hint="eastAsia" w:eastAsia="黑体"/>
               </w:rPr>
               <w:t xml:space="preserve">含义</w:t>
             </w:r>
@@ -1330,7 +1498,7 @@
             </w:pPr>
             <w:r>
               <w:rPr>
-                <w:rFonts w:hint="eastAsia"/>
+                <w:rFonts w:hint="eastAsia" w:eastAsia="黑体"/>
               </w:rPr>
               <w:t xml:space="preserve">单位</w:t>
             </w:r>
@@ -1365,6 +1533,9 @@
               </m:sSub>
             </m:oMath>
             <w:r>
+              <w:rPr>
+                <w:rFonts w:eastAsia="黑体"/>
+              </w:rPr>
               <w:t xml:space="preserve">​</w:t>
             </w:r>
           </w:p>
@@ -1377,7 +1548,7 @@
             </w:pPr>
             <w:r>
               <w:rPr>
-                <w:rFonts w:hint="eastAsia"/>
+                <w:rFonts w:hint="eastAsia" w:eastAsia="黑体"/>
               </w:rPr>
               <w:t xml:space="preserve">等效刚度</w:t>
             </w:r>
@@ -1390,6 +1561,9 @@
               <w:pStyle w:val="Compact"/>
             </w:pPr>
             <w:r>
+              <w:rPr>
+                <w:rFonts w:eastAsia="黑体"/>
+              </w:rPr>
               <w:t xml:space="preserve">N/m</w:t>
             </w:r>
           </w:p>
@@ -1423,6 +1597,9 @@
               </m:sSub>
             </m:oMath>
             <w:r>
+              <w:rPr>
+                <w:rFonts w:eastAsia="黑体"/>
+              </w:rPr>
               <w:t xml:space="preserve">​</w:t>
             </w:r>
           </w:p>
@@ -1435,7 +1612,7 @@
             </w:pPr>
             <w:r>
               <w:rPr>
-                <w:rFonts w:hint="eastAsia"/>
+                <w:rFonts w:hint="eastAsia" w:eastAsia="黑体"/>
               </w:rPr>
               <w:t xml:space="preserve">等效质量</w:t>
             </w:r>
@@ -1448,6 +1625,9 @@
               <w:pStyle w:val="Compact"/>
             </w:pPr>
             <w:r>
+              <w:rPr>
+                <w:rFonts w:eastAsia="黑体"/>
+              </w:rPr>
               <w:t xml:space="preserve">kg</w:t>
             </w:r>
           </w:p>
@@ -1475,6 +1655,9 @@
               </m:sSub>
             </m:oMath>
             <w:r>
+              <w:rPr>
+                <w:rFonts w:eastAsia="黑体"/>
+              </w:rPr>
               <w:t xml:space="preserve">​</w:t>
             </w:r>
           </w:p>
@@ -1487,7 +1670,7 @@
             </w:pPr>
             <w:r>
               <w:rPr>
-                <w:rFonts w:hint="eastAsia"/>
+                <w:rFonts w:hint="eastAsia" w:eastAsia="黑体"/>
               </w:rPr>
               <w:t xml:space="preserve">谐振频率</w:t>
             </w:r>
@@ -1500,6 +1683,9 @@
               <w:pStyle w:val="Compact"/>
             </w:pPr>
             <w:r>
+              <w:rPr>
+                <w:rFonts w:eastAsia="黑体"/>
+              </w:rPr>
               <w:t xml:space="preserve">Hz</w:t>
             </w:r>
           </w:p>
@@ -1524,6 +1710,9 @@
               </m:r>
             </m:oMath>
             <w:r>
+              <w:rPr>
+                <w:rFonts w:eastAsia="黑体"/>
+              </w:rPr>
               <w:t xml:space="preserve">​</w:t>
             </w:r>
           </w:p>
@@ -1536,16 +1725,19 @@
             </w:pPr>
             <w:r>
               <w:rPr>
-                <w:rFonts w:hint="eastAsia"/>
+                <w:rFonts w:hint="eastAsia" w:eastAsia="黑体"/>
               </w:rPr>
               <w:t xml:space="preserve">谐振峰</w:t>
             </w:r>
             <w:r>
+              <w:rPr>
+                <w:rFonts w:eastAsia="黑体"/>
+              </w:rPr>
               <w:t xml:space="preserve"> -3 dB </w:t>
             </w:r>
             <w:r>
               <w:rPr>
-                <w:rFonts w:hint="eastAsia"/>
+                <w:rFonts w:hint="eastAsia" w:eastAsia="黑体"/>
               </w:rPr>
               <w:t xml:space="preserve">带宽</w:t>
             </w:r>
@@ -1558,6 +1750,9 @@
               <w:pStyle w:val="Compact"/>
             </w:pPr>
             <w:r>
+              <w:rPr>
+                <w:rFonts w:eastAsia="黑体"/>
+              </w:rPr>
               <w:t xml:space="preserve">Hz</w:t>
             </w:r>
           </w:p>
@@ -1576,6 +1771,9 @@
               </m:r>
             </m:oMath>
             <w:r>
+              <w:rPr>
+                <w:rFonts w:eastAsia="黑体"/>
+              </w:rPr>
               <w:t xml:space="preserve">​</w:t>
             </w:r>
           </w:p>
@@ -1588,7 +1786,7 @@
             </w:pPr>
             <w:r>
               <w:rPr>
-                <w:rFonts w:hint="eastAsia"/>
+                <w:rFonts w:hint="eastAsia" w:eastAsia="黑体"/>
               </w:rPr>
               <w:t xml:space="preserve">品质因数</w:t>
             </w:r>
@@ -1602,7 +1800,7 @@
             </w:pPr>
             <w:r>
               <w:rPr>
-                <w:rFonts w:hint="eastAsia"/>
+                <w:rFonts w:hint="eastAsia" w:eastAsia="黑体"/>
               </w:rPr>
               <w:t xml:space="preserve">（无量纲）</w:t>
             </w:r>
@@ -1622,6 +1820,9 @@
               </m:r>
             </m:oMath>
             <w:r>
+              <w:rPr>
+                <w:rFonts w:eastAsia="黑体"/>
+              </w:rPr>
               <w:t xml:space="preserve">​</w:t>
             </w:r>
           </w:p>
@@ -1634,7 +1835,7 @@
             </w:pPr>
             <w:r>
               <w:rPr>
-                <w:rFonts w:hint="eastAsia"/>
+                <w:rFonts w:hint="eastAsia" w:eastAsia="黑体"/>
               </w:rPr>
               <w:t xml:space="preserve">分频比</w:t>
             </w:r>
@@ -1648,7 +1849,7 @@
             </w:pPr>
             <w:r>
               <w:rPr>
-                <w:rFonts w:hint="eastAsia"/>
+                <w:rFonts w:hint="eastAsia" w:eastAsia="黑体"/>
               </w:rPr>
               <w:t xml:space="preserve">（无量纲）</w:t>
             </w:r>
@@ -1664,7 +1865,7 @@
       </w:pPr>
       <w:r>
         <w:rPr>
-          <w:rFonts w:hint="eastAsia"/>
+          <w:rFonts w:hint="eastAsia" w:eastAsia="黑体"/>
         </w:rPr>
         <w:t xml:space="preserve">元件调整影响</w:t>
       </w:r>
@@ -1679,7 +1880,7 @@
       </w:pPr>
       <w:r>
         <w:rPr>
-          <w:rFonts w:hint="eastAsia"/>
+          <w:rFonts w:hint="eastAsia" w:eastAsia="黑体"/>
           <w:b/>
           <w:bCs/>
         </w:rPr>
@@ -1687,6 +1888,7 @@
       </w:r>
       <w:r>
         <w:rPr>
+          <w:rFonts w:eastAsia="黑体"/>
           <w:b/>
           <w:bCs/>
         </w:rPr>
@@ -1694,21 +1896,27 @@
       </w:r>
       <w:r>
         <w:rPr>
-          <w:rFonts w:hint="eastAsia"/>
+          <w:rFonts w:hint="eastAsia" w:eastAsia="黑体"/>
           <w:b/>
           <w:bCs/>
         </w:rPr>
         <w:t xml:space="preserve">刚度变化</w:t>
       </w:r>
       <w:r>
+        <w:rPr>
+          <w:rFonts w:eastAsia="黑体"/>
+        </w:rPr>
         <w:t xml:space="preserve"> </w:t>
       </w:r>
       <w:r>
+        <w:rPr>
+          <w:rFonts w:eastAsia="黑体"/>
+        </w:rPr>
         <w:t xml:space="preserve">→ </w:t>
       </w:r>
       <w:r>
         <w:rPr>
-          <w:rFonts w:hint="eastAsia"/>
+          <w:rFonts w:hint="eastAsia" w:eastAsia="黑体"/>
         </w:rPr>
         <w:t xml:space="preserve">谐振频率改变（由工艺与材料决定，不可外部调）。</w:t>
       </w:r>
@@ -1723,21 +1931,27 @@
       </w:pPr>
       <w:r>
         <w:rPr>
-          <w:rFonts w:hint="eastAsia"/>
+          <w:rFonts w:hint="eastAsia" w:eastAsia="黑体"/>
           <w:b/>
           <w:bCs/>
         </w:rPr>
         <w:t xml:space="preserve">驱动增益增大</w:t>
       </w:r>
       <w:r>
+        <w:rPr>
+          <w:rFonts w:eastAsia="黑体"/>
+        </w:rPr>
         <w:t xml:space="preserve"> </w:t>
       </w:r>
       <w:r>
+        <w:rPr>
+          <w:rFonts w:eastAsia="黑体"/>
+        </w:rPr>
         <w:t xml:space="preserve">→ </w:t>
       </w:r>
       <w:r>
         <w:rPr>
-          <w:rFonts w:hint="eastAsia"/>
+          <w:rFonts w:hint="eastAsia" w:eastAsia="黑体"/>
         </w:rPr>
         <w:t xml:space="preserve">起振更可靠，但可能激励非线性振动。</w:t>
       </w:r>
@@ -1752,21 +1966,27 @@
       </w:pPr>
       <w:r>
         <w:rPr>
-          <w:rFonts w:hint="eastAsia"/>
+          <w:rFonts w:hint="eastAsia" w:eastAsia="黑体"/>
           <w:b/>
           <w:bCs/>
         </w:rPr>
         <w:t xml:space="preserve">直流偏置电压改变</w:t>
       </w:r>
       <w:r>
+        <w:rPr>
+          <w:rFonts w:eastAsia="黑体"/>
+        </w:rPr>
         <w:t xml:space="preserve"> </w:t>
       </w:r>
       <w:r>
+        <w:rPr>
+          <w:rFonts w:eastAsia="黑体"/>
+        </w:rPr>
         <w:t xml:space="preserve">→ </w:t>
       </w:r>
       <w:r>
         <w:rPr>
-          <w:rFonts w:hint="eastAsia"/>
+          <w:rFonts w:hint="eastAsia" w:eastAsia="黑体"/>
         </w:rPr>
         <w:t xml:space="preserve">静电力导致频率牵引，影响输出频率。</w:t>
       </w:r>
@@ -1781,7 +2001,7 @@
       </w:pPr>
       <w:r>
         <w:rPr>
-          <w:rFonts w:hint="eastAsia"/>
+          <w:rFonts w:hint="eastAsia" w:eastAsia="黑体"/>
           <w:b/>
           <w:bCs/>
         </w:rPr>
@@ -1789,6 +2009,7 @@
       </w:r>
       <w:r>
         <w:rPr>
+          <w:rFonts w:eastAsia="黑体"/>
           <w:b/>
           <w:bCs/>
         </w:rPr>
@@ -1801,6 +2022,7 @@
       </m:oMath>
       <w:r>
         <w:rPr>
+          <w:rFonts w:eastAsia="黑体"/>
           <w:b/>
           <w:bCs/>
         </w:rPr>
@@ -1808,21 +2030,27 @@
       </w:r>
       <w:r>
         <w:rPr>
-          <w:rFonts w:hint="eastAsia"/>
+          <w:rFonts w:hint="eastAsia" w:eastAsia="黑体"/>
           <w:b/>
           <w:bCs/>
         </w:rPr>
         <w:t xml:space="preserve">改变</w:t>
       </w:r>
       <w:r>
+        <w:rPr>
+          <w:rFonts w:eastAsia="黑体"/>
+        </w:rPr>
         <w:t xml:space="preserve"> </w:t>
       </w:r>
       <w:r>
+        <w:rPr>
+          <w:rFonts w:eastAsia="黑体"/>
+        </w:rPr>
         <w:t xml:space="preserve">→ </w:t>
       </w:r>
       <w:r>
         <w:rPr>
-          <w:rFonts w:hint="eastAsia"/>
+          <w:rFonts w:hint="eastAsia" w:eastAsia="黑体"/>
         </w:rPr>
         <w:t xml:space="preserve">输出频率成反比改变（可编程）。</w:t>
       </w:r>
@@ -1835,7 +2063,7 @@
       </w:pPr>
       <w:r>
         <w:rPr>
-          <w:rFonts w:hint="eastAsia"/>
+          <w:rFonts w:hint="eastAsia" w:eastAsia="黑体"/>
         </w:rPr>
         <w:t xml:space="preserve">典型参数示例</w:t>
       </w:r>
@@ -1850,11 +2078,14 @@
       </w:pPr>
       <w:r>
         <w:rPr>
-          <w:rFonts w:hint="eastAsia"/>
+          <w:rFonts w:hint="eastAsia" w:eastAsia="黑体"/>
         </w:rPr>
         <w:t xml:space="preserve">取谐振器</w:t>
       </w:r>
       <w:r>
+        <w:rPr>
+          <w:rFonts w:eastAsia="黑体"/>
+        </w:rPr>
         <w:t xml:space="preserve"> </w:t>
       </w:r>
       <m:oMath>
@@ -1891,6 +2122,9 @@
         </m:r>
       </m:oMath>
       <w:r>
+        <w:rPr>
+          <w:rFonts w:eastAsia="黑体"/>
+        </w:rPr>
         <w:t xml:space="preserve">、</w:t>
       </w:r>
       <m:oMath>
@@ -1909,7 +2143,7 @@
       </m:oMath>
       <w:r>
         <w:rPr>
-          <w:rFonts w:hint="eastAsia"/>
+          <w:rFonts w:hint="eastAsia" w:eastAsia="黑体"/>
         </w:rPr>
         <w:t xml:space="preserve">：</w:t>
       </w:r>
@@ -1992,6 +2226,9 @@
         </m:r>
       </m:oMath>
       <w:r>
+        <w:rPr>
+          <w:rFonts w:eastAsia="黑体"/>
+        </w:rPr>
         <w:t xml:space="preserve">。</w:t>
       </w:r>
     </w:p>
@@ -2005,11 +2242,14 @@
       </w:pPr>
       <w:r>
         <w:rPr>
-          <w:rFonts w:hint="eastAsia"/>
+          <w:rFonts w:hint="eastAsia" w:eastAsia="黑体"/>
         </w:rPr>
         <w:t xml:space="preserve">经</w:t>
       </w:r>
       <w:r>
+        <w:rPr>
+          <w:rFonts w:eastAsia="黑体"/>
+        </w:rPr>
         <w:t xml:space="preserve"> </w:t>
       </w:r>
       <m:oMath>
@@ -2027,15 +2267,21 @@
         </m:r>
       </m:oMath>
       <w:r>
+        <w:rPr>
+          <w:rFonts w:eastAsia="黑体"/>
+        </w:rPr>
         <w:t xml:space="preserve"> </w:t>
       </w:r>
       <w:r>
         <w:rPr>
-          <w:rFonts w:hint="eastAsia"/>
+          <w:rFonts w:hint="eastAsia" w:eastAsia="黑体"/>
         </w:rPr>
         <w:t xml:space="preserve">分频输出</w:t>
       </w:r>
       <w:r>
+        <w:rPr>
+          <w:rFonts w:eastAsia="黑体"/>
+        </w:rPr>
         <w:t xml:space="preserve"> </w:t>
       </w:r>
       <m:oMath>
@@ -2078,6 +2324,9 @@
         </m:r>
       </m:oMath>
       <w:r>
+        <w:rPr>
+          <w:rFonts w:eastAsia="黑体"/>
+        </w:rPr>
         <w:t xml:space="preserve">。</w:t>
       </w:r>
     </w:p>
@@ -2089,7 +2338,7 @@
       </w:pPr>
       <w:r>
         <w:rPr>
-          <w:rFonts w:hint="eastAsia"/>
+          <w:rFonts w:hint="eastAsia" w:eastAsia="黑体"/>
         </w:rPr>
         <w:t xml:space="preserve">常见器件型号</w:t>
       </w:r>
@@ -2104,43 +2353,55 @@
       </w:pPr>
       <w:r>
         <w:rPr>
-          <w:rFonts w:hint="eastAsia"/>
+          <w:rFonts w:hint="eastAsia" w:eastAsia="黑体"/>
         </w:rPr>
         <w:t xml:space="preserve">集成</w:t>
       </w:r>
       <w:r>
+        <w:rPr>
+          <w:rFonts w:eastAsia="黑体"/>
+        </w:rPr>
         <w:t xml:space="preserve"> MEMS </w:t>
       </w:r>
       <w:r>
         <w:rPr>
-          <w:rFonts w:hint="eastAsia"/>
+          <w:rFonts w:hint="eastAsia" w:eastAsia="黑体"/>
         </w:rPr>
         <w:t xml:space="preserve">振荡器：SiTime</w:t>
       </w:r>
       <w:r>
+        <w:rPr>
+          <w:rFonts w:eastAsia="黑体"/>
+        </w:rPr>
         <w:t xml:space="preserve"> SiT8008、SiT15xx </w:t>
       </w:r>
       <w:r>
         <w:rPr>
-          <w:rFonts w:hint="eastAsia"/>
+          <w:rFonts w:hint="eastAsia" w:eastAsia="黑体"/>
         </w:rPr>
         <w:t xml:space="preserve">系列、Discera</w:t>
       </w:r>
       <w:r>
+        <w:rPr>
+          <w:rFonts w:eastAsia="黑体"/>
+        </w:rPr>
         <w:t xml:space="preserve"> </w:t>
       </w:r>
       <w:r>
         <w:rPr>
-          <w:rFonts w:hint="eastAsia"/>
+          <w:rFonts w:hint="eastAsia" w:eastAsia="黑体"/>
         </w:rPr>
         <w:t xml:space="preserve">DSC（现</w:t>
       </w:r>
       <w:r>
+        <w:rPr>
+          <w:rFonts w:eastAsia="黑体"/>
+        </w:rPr>
         <w:t xml:space="preserve"> </w:t>
       </w:r>
       <w:r>
         <w:rPr>
-          <w:rFonts w:hint="eastAsia"/>
+          <w:rFonts w:hint="eastAsia" w:eastAsia="黑体"/>
         </w:rPr>
         <w:t xml:space="preserve">Micrel/Microchip）系列。</w:t>
       </w:r>
@@ -2153,7 +2414,7 @@
       </w:pPr>
       <w:r>
         <w:rPr>
-          <w:rFonts w:hint="eastAsia"/>
+          <w:rFonts w:hint="eastAsia" w:eastAsia="黑体"/>
         </w:rPr>
         <w:t xml:space="preserve">注意事项</w:t>
       </w:r>
@@ -2167,20 +2428,26 @@
         </w:numPr>
       </w:pPr>
       <w:r>
+        <w:rPr>
+          <w:rFonts w:eastAsia="黑体"/>
+        </w:rPr>
         <w:t xml:space="preserve">MEMS </w:t>
       </w:r>
       <w:r>
         <w:rPr>
-          <w:rFonts w:hint="eastAsia"/>
+          <w:rFonts w:hint="eastAsia" w:eastAsia="黑体"/>
         </w:rPr>
         <w:t xml:space="preserve">振荡器相位抖动</w:t>
       </w:r>
       <w:r>
+        <w:rPr>
+          <w:rFonts w:eastAsia="黑体"/>
+        </w:rPr>
         <w:t xml:space="preserve"> / </w:t>
       </w:r>
       <w:r>
         <w:rPr>
-          <w:rFonts w:hint="eastAsia"/>
+          <w:rFonts w:hint="eastAsia" w:eastAsia="黑体"/>
         </w:rPr>
         <w:t xml:space="preserve">相位噪声与石英晶体不同，选型需核对抖动与频率稳定度规格。</w:t>
       </w:r>
@@ -2195,7 +2462,7 @@
       </w:pPr>
       <w:r>
         <w:rPr>
-          <w:rFonts w:hint="eastAsia"/>
+          <w:rFonts w:hint="eastAsia" w:eastAsia="黑体"/>
         </w:rPr>
         <w:t xml:space="preserve">输出频率可编程且抗冲击优于石英，但长期老化与温漂指标需查具体型号。</w:t>
       </w:r>
@@ -2210,16 +2477,19 @@
       </w:pPr>
       <w:r>
         <w:rPr>
-          <w:rFonts w:hint="eastAsia"/>
+          <w:rFonts w:hint="eastAsia" w:eastAsia="黑体"/>
         </w:rPr>
         <w:t xml:space="preserve">高要求模拟</w:t>
       </w:r>
       <w:r>
+        <w:rPr>
+          <w:rFonts w:eastAsia="黑体"/>
+        </w:rPr>
         <w:t xml:space="preserve"> / </w:t>
       </w:r>
       <w:r>
         <w:rPr>
-          <w:rFonts w:hint="eastAsia"/>
+          <w:rFonts w:hint="eastAsia" w:eastAsia="黑体"/>
         </w:rPr>
         <w:t xml:space="preserve">射频时钟时需评估其相位噪声是否满足指标。</w:t>
       </w:r>
@@ -2232,7 +2502,7 @@
       </w:pPr>
       <w:r>
         <w:rPr>
-          <w:rFonts w:hint="eastAsia"/>
+          <w:rFonts w:hint="eastAsia" w:eastAsia="黑体"/>
         </w:rPr>
         <w:t xml:space="preserve">参考资料</w:t>
       </w:r>
@@ -2246,11 +2516,14 @@
         </w:numPr>
       </w:pPr>
       <w:r>
+        <w:rPr>
+          <w:rFonts w:eastAsia="黑体"/>
+        </w:rPr>
         <w:t xml:space="preserve">SiTime: MEMS </w:t>
       </w:r>
       <w:r>
         <w:rPr>
-          <w:rFonts w:hint="eastAsia"/>
+          <w:rFonts w:hint="eastAsia" w:eastAsia="黑体"/>
         </w:rPr>
         <w:t xml:space="preserve">振荡器产品页与应用笔记。</w:t>
       </w:r>
@@ -2264,11 +2537,14 @@
         </w:numPr>
       </w:pPr>
       <w:r>
+        <w:rPr>
+          <w:rFonts w:eastAsia="黑体"/>
+        </w:rPr>
         <w:t xml:space="preserve">Wikipedia: MEMS </w:t>
       </w:r>
       <w:r>
         <w:rPr>
-          <w:rFonts w:hint="eastAsia"/>
+          <w:rFonts w:hint="eastAsia" w:eastAsia="黑体"/>
         </w:rPr>
         <w:t xml:space="preserve">oscillator（石英晶振的硅基替代）。</w:t>
       </w:r>
@@ -2283,7 +2559,7 @@
       </w:pPr>
       <w:r>
         <w:rPr>
-          <w:rFonts w:hint="eastAsia"/>
+          <w:rFonts w:hint="eastAsia" w:eastAsia="黑体"/>
         </w:rPr>
         <w:t xml:space="preserve">《微机电系统（MEMS）技术及应用》相关教材。</w:t>
       </w:r>
@@ -2297,11 +2573,11 @@
       </w:pPr>
       <w:r>
         <w:rPr>
-          <w:rFonts w:ascii="Times New Roman" w:hAnsi="Times New Roman"/>
+          <w:rFonts w:ascii="Times New Roman" w:hAnsi="Times New Roman" w:eastAsia="黑体"/>
           <w:color w:val="555555"/>
           <w:sz w:val="21"/>
         </w:rPr>
-        <w:t>材料收集者：杜文杰</w:t>
+        <w:t>材料收集者：杜文杰，WX手机：19519196569，QQ:3478827729</w:t>
       </w:r>
     </w:p>
     <w:sectPr>
@@ -2321,7 +2597,7 @@
 </file>
 
 <file path=word/footer1.xml><?xml version="1.0" encoding="utf-8"?>
-<w:ftr xmlns:m="http://schemas.openxmlformats.org/officeDocument/2006/math" xmlns:mc="http://schemas.openxmlformats.org/markup-compatibility/2006" xmlns:mo="http://schemas.microsoft.com/office/mac/office/2008/main" xmlns:mv="urn:schemas-microsoft-com:mac:vml" xmlns:o="urn:schemas-microsoft-com:office:office" xmlns:r="http://schemas.openxmlformats.org/officeDocument/2006/relationships" xmlns:v="urn:schemas-microsoft-com:vml" xmlns:w10="urn:schemas-microsoft-com:office:word" xmlns:w14="http://schemas.microsoft.com/office/word/2010/wordml" xmlns:w="http://schemas.openxmlformats.org/wordprocessingml/2006/main" xmlns:wne="http://schemas.microsoft.com/office/word/2006/wordml" xmlns:wp14="http://schemas.microsoft.com/office/word/2010/wordprocessingDrawing" xmlns:wp="http://schemas.openxmlformats.org/drawingml/2006/wordprocessingDrawing" xmlns:wpc="http://schemas.microsoft.com/office/word/2010/wordprocessingCanvas" xmlns:wpg="http://schemas.microsoft.com/office/word/2010/wordprocessingGroup" xmlns:wpi="http://schemas.microsoft.com/office/word/2010/wordprocessingInk" xmlns:wps="http://schemas.microsoft.com/office/word/2010/wordprocessingShape" mc:Ignorable="w14 wp14">
+<w:ftr xmlns:mc="http://schemas.openxmlformats.org/markup-compatibility/2006" xmlns:w="http://schemas.openxmlformats.org/wordprocessingml/2006/main" xmlns:m="http://schemas.openxmlformats.org/officeDocument/2006/math" xmlns:mo="http://schemas.microsoft.com/office/mac/office/2008/main" xmlns:mv="urn:schemas-microsoft-com:mac:vml" xmlns:o="urn:schemas-microsoft-com:office:office" xmlns:r="http://schemas.openxmlformats.org/officeDocument/2006/relationships" xmlns:v="urn:schemas-microsoft-com:vml" xmlns:w10="urn:schemas-microsoft-com:office:word" xmlns:w14="http://schemas.microsoft.com/office/word/2010/wordml" xmlns:wne="http://schemas.microsoft.com/office/word/2006/wordml" xmlns:wp14="http://schemas.microsoft.com/office/word/2010/wordprocessingDrawing" xmlns:wp="http://schemas.openxmlformats.org/drawingml/2006/wordprocessingDrawing" xmlns:wpc="http://schemas.microsoft.com/office/word/2010/wordprocessingCanvas" xmlns:wpg="http://schemas.microsoft.com/office/word/2010/wordprocessingGroup" xmlns:wpi="http://schemas.microsoft.com/office/word/2010/wordprocessingInk" xmlns:wps="http://schemas.microsoft.com/office/word/2010/wordprocessingShape" mc:Ignorable="w14 wp14">
   <w:p>
     <w:pPr>
       <w:pStyle w:val="Footer"/>
@@ -2329,12 +2605,14 @@
     </w:pPr>
     <w:r>
       <w:rPr>
+        <w:rFonts w:eastAsia="黑体"/>
         <w:sz w:val="18"/>
       </w:rPr>
       <w:t xml:space="preserve">第 </w:t>
     </w:r>
     <w:r>
       <w:rPr>
+        <w:rFonts w:eastAsia="黑体"/>
         <w:sz w:val="18"/>
       </w:rPr>
       <w:fldChar w:fldCharType="begin"/>
@@ -2343,6 +2621,7 @@
     </w:r>
     <w:r>
       <w:rPr>
+        <w:rFonts w:eastAsia="黑体"/>
         <w:sz w:val="18"/>
       </w:rPr>
       <w:t xml:space="preserve"> 页</w:t>
@@ -2356,6 +2635,9 @@
   <w:footnote w:type="continuationSeparator" w:id="0">
     <w:p>
       <w:r>
+        <w:rPr>
+          <w:rFonts w:eastAsia="黑体"/>
+        </w:rPr>
         <w:continuationSeparator/>
       </w:r>
     </w:p>
@@ -2363,6 +2645,9 @@
   <w:footnote w:type="separator" w:id="-1">
     <w:p>
       <w:r>
+        <w:rPr>
+          <w:rFonts w:eastAsia="黑体"/>
+        </w:rPr>
         <w:separator/>
       </w:r>
     </w:p>
@@ -2371,7 +2656,7 @@
 </file>
 
 <file path=word/header1.xml><?xml version="1.0" encoding="utf-8"?>
-<w:hdr xmlns:m="http://schemas.openxmlformats.org/officeDocument/2006/math" xmlns:mc="http://schemas.openxmlformats.org/markup-compatibility/2006" xmlns:mo="http://schemas.microsoft.com/office/mac/office/2008/main" xmlns:mv="urn:schemas-microsoft-com:mac:vml" xmlns:o="urn:schemas-microsoft-com:office:office" xmlns:r="http://schemas.openxmlformats.org/officeDocument/2006/relationships" xmlns:v="urn:schemas-microsoft-com:vml" xmlns:w10="urn:schemas-microsoft-com:office:word" xmlns:w14="http://schemas.microsoft.com/office/word/2010/wordml" xmlns:w="http://schemas.openxmlformats.org/wordprocessingml/2006/main" xmlns:wne="http://schemas.microsoft.com/office/word/2006/wordml" xmlns:wp14="http://schemas.microsoft.com/office/word/2010/wordprocessingDrawing" xmlns:wp="http://schemas.openxmlformats.org/drawingml/2006/wordprocessingDrawing" xmlns:wpc="http://schemas.microsoft.com/office/word/2010/wordprocessingCanvas" xmlns:wpg="http://schemas.microsoft.com/office/word/2010/wordprocessingGroup" xmlns:wpi="http://schemas.microsoft.com/office/word/2010/wordprocessingInk" xmlns:wps="http://schemas.microsoft.com/office/word/2010/wordprocessingShape" mc:Ignorable="w14 wp14">
+<w:hdr xmlns:mc="http://schemas.openxmlformats.org/markup-compatibility/2006" xmlns:w="http://schemas.openxmlformats.org/wordprocessingml/2006/main" xmlns:m="http://schemas.openxmlformats.org/officeDocument/2006/math" xmlns:mo="http://schemas.microsoft.com/office/mac/office/2008/main" xmlns:mv="urn:schemas-microsoft-com:mac:vml" xmlns:o="urn:schemas-microsoft-com:office:office" xmlns:r="http://schemas.openxmlformats.org/officeDocument/2006/relationships" xmlns:v="urn:schemas-microsoft-com:vml" xmlns:w10="urn:schemas-microsoft-com:office:word" xmlns:w14="http://schemas.microsoft.com/office/word/2010/wordml" xmlns:wne="http://schemas.microsoft.com/office/word/2006/wordml" xmlns:wp14="http://schemas.microsoft.com/office/word/2010/wordprocessingDrawing" xmlns:wp="http://schemas.openxmlformats.org/drawingml/2006/wordprocessingDrawing" xmlns:wpc="http://schemas.microsoft.com/office/word/2010/wordprocessingCanvas" xmlns:wpg="http://schemas.microsoft.com/office/word/2010/wordprocessingGroup" xmlns:wpi="http://schemas.microsoft.com/office/word/2010/wordprocessingInk" xmlns:wps="http://schemas.microsoft.com/office/word/2010/wordprocessingShape" mc:Ignorable="w14 wp14">
   <w:p>
     <w:pPr>
       <w:pStyle w:val="Header"/>
@@ -2379,7 +2664,7 @@
     </w:pPr>
     <w:r>
       <w:rPr>
-        <w:rFonts w:ascii="Times New Roman" w:hAnsi="Times New Roman"/>
+        <w:rFonts w:ascii="Times New Roman" w:hAnsi="Times New Roman" w:eastAsia="黑体"/>
         <w:sz w:val="18"/>
         <w:rFonts w:eastAsia="黑体"/>
         <w:rFonts w:eastAsia="黑体"/>
@@ -2391,7 +2676,7 @@
 </file>
 
 <file path=word/numbering.xml><?xml version="1.0" encoding="utf-8"?>
-<w:numbering xmlns:m="http://schemas.openxmlformats.org/officeDocument/2006/math" xmlns:mc="http://schemas.openxmlformats.org/markup-compatibility/2006" xmlns:mo="http://schemas.microsoft.com/office/mac/office/2008/main" xmlns:mv="urn:schemas-microsoft-com:mac:vml" xmlns:o="urn:schemas-microsoft-com:office:office" xmlns:r="http://schemas.openxmlformats.org/officeDocument/2006/relationships" xmlns:v="urn:schemas-microsoft-com:vml" xmlns:w="http://schemas.openxmlformats.org/wordprocessingml/2006/main" xmlns:w10="urn:schemas-microsoft-com:office:word" xmlns:w14="http://schemas.microsoft.com/office/word/2010/wordml" xmlns:wne="http://schemas.microsoft.com/office/word/2006/wordml" xmlns:wp="http://schemas.openxmlformats.org/drawingml/2006/wordprocessingDrawing" xmlns:wp14="http://schemas.microsoft.com/office/word/2010/wordprocessingDrawing" xmlns:wpc="http://schemas.microsoft.com/office/word/2010/wordprocessingCanvas" xmlns:wpg="http://schemas.microsoft.com/office/word/2010/wordprocessingGroup" xmlns:wpi="http://schemas.microsoft.com/office/word/2010/wordprocessingInk" xmlns:wps="http://schemas.microsoft.com/office/word/2010/wordprocessingShape" mc:Ignorable="w14 wp14">
+<w:numbering xmlns:mc="http://schemas.openxmlformats.org/markup-compatibility/2006" xmlns:w="http://schemas.openxmlformats.org/wordprocessingml/2006/main" xmlns:m="http://schemas.openxmlformats.org/officeDocument/2006/math" xmlns:mo="http://schemas.microsoft.com/office/mac/office/2008/main" xmlns:mv="urn:schemas-microsoft-com:mac:vml" xmlns:o="urn:schemas-microsoft-com:office:office" xmlns:r="http://schemas.openxmlformats.org/officeDocument/2006/relationships" xmlns:v="urn:schemas-microsoft-com:vml" xmlns:w10="urn:schemas-microsoft-com:office:word" xmlns:w14="http://schemas.microsoft.com/office/word/2010/wordml" xmlns:wne="http://schemas.microsoft.com/office/word/2006/wordml" xmlns:wp="http://schemas.openxmlformats.org/drawingml/2006/wordprocessingDrawing" xmlns:wp14="http://schemas.microsoft.com/office/word/2010/wordprocessingDrawing" xmlns:wpc="http://schemas.microsoft.com/office/word/2010/wordprocessingCanvas" xmlns:wpg="http://schemas.microsoft.com/office/word/2010/wordprocessingGroup" xmlns:wpi="http://schemas.microsoft.com/office/word/2010/wordprocessingInk" xmlns:wps="http://schemas.microsoft.com/office/word/2010/wordprocessingShape" mc:Ignorable="w14 wp14">
   <w:abstractNum w:abstractNumId="0">
     <w:nsid w:val="FFFFFF7C"/>
     <w:multiLevelType w:val="singleLevel"/>
@@ -2478,7 +2763,7 @@
         <w:ind w:hanging="360" w:left="1440"/>
       </w:pPr>
       <w:rPr>
-        <w:rFonts w:ascii="Symbol" w:hAnsi="Symbol" w:hint="default"/>
+        <w:rFonts w:ascii="Symbol" w:hAnsi="Symbol" w:hint="default" w:eastAsia="黑体"/>
       </w:rPr>
     </w:lvl>
   </w:abstractNum>
@@ -2499,7 +2784,7 @@
         <w:ind w:hanging="360" w:left="1080"/>
       </w:pPr>
       <w:rPr>
-        <w:rFonts w:ascii="Symbol" w:hAnsi="Symbol" w:hint="default"/>
+        <w:rFonts w:ascii="Symbol" w:hAnsi="Symbol" w:hint="default" w:eastAsia="黑体"/>
       </w:rPr>
     </w:lvl>
   </w:abstractNum>
@@ -2520,7 +2805,7 @@
         <w:ind w:hanging="360" w:left="720"/>
       </w:pPr>
       <w:rPr>
-        <w:rFonts w:ascii="Symbol" w:hAnsi="Symbol" w:hint="default"/>
+        <w:rFonts w:ascii="Symbol" w:hAnsi="Symbol" w:hint="default" w:eastAsia="黑体"/>
       </w:rPr>
     </w:lvl>
   </w:abstractNum>
@@ -2559,7 +2844,7 @@
         <w:ind w:hanging="360" w:left="360"/>
       </w:pPr>
       <w:rPr>
-        <w:rFonts w:ascii="Symbol" w:hAnsi="Symbol" w:hint="default"/>
+        <w:rFonts w:ascii="Symbol" w:hAnsi="Symbol" w:hint="default" w:eastAsia="黑体"/>
       </w:rPr>
     </w:lvl>
   </w:abstractNum>
@@ -2650,7 +2935,7 @@
         <w:ind w:left="720" w:hanging="360"/>
       </w:pPr>
       <w:rPr>
-        <w:rFonts w:ascii="Symbol" w:hAnsi="Symbol" w:cs="Symbol" w:hint="default"/>
+        <w:rFonts w:ascii="Symbol" w:hAnsi="Symbol" w:cs="Symbol" w:hint="default" w:eastAsia="黑体"/>
       </w:rPr>
     </w:lvl>
     <w:lvl w:ilvl="1">
@@ -2661,7 +2946,7 @@
         <w:ind w:left="1440" w:hanging="360"/>
       </w:pPr>
       <w:rPr>
-        <w:rFonts w:ascii="Courier New" w:hAnsi="Courier New" w:cs="Courier New" w:hint="default"/>
+        <w:rFonts w:ascii="Courier New" w:hAnsi="Courier New" w:cs="Courier New" w:hint="default" w:eastAsia="黑体"/>
       </w:rPr>
     </w:lvl>
     <w:lvl w:ilvl="2">
@@ -2672,7 +2957,7 @@
         <w:ind w:left="2160" w:hanging="360"/>
       </w:pPr>
       <w:rPr>
-        <w:rFonts w:ascii="Wingdings" w:hAnsi="Wingdings" w:cs="Wingdings" w:hint="default"/>
+        <w:rFonts w:ascii="Wingdings" w:hAnsi="Wingdings" w:cs="Wingdings" w:hint="default" w:eastAsia="黑体"/>
       </w:rPr>
     </w:lvl>
     <w:lvl w:ilvl="3">
@@ -2683,7 +2968,7 @@
         <w:ind w:left="2880" w:hanging="360"/>
       </w:pPr>
       <w:rPr>
-        <w:rFonts w:ascii="Symbol" w:hAnsi="Symbol" w:cs="Symbol" w:hint="default"/>
+        <w:rFonts w:ascii="Symbol" w:hAnsi="Symbol" w:cs="Symbol" w:hint="default" w:eastAsia="黑体"/>
       </w:rPr>
     </w:lvl>
     <w:lvl w:ilvl="4">
@@ -2694,7 +2979,7 @@
         <w:ind w:left="3600" w:hanging="360"/>
       </w:pPr>
       <w:rPr>
-        <w:rFonts w:ascii="Courier New" w:hAnsi="Courier New" w:cs="Courier New" w:hint="default"/>
+        <w:rFonts w:ascii="Courier New" w:hAnsi="Courier New" w:cs="Courier New" w:hint="default" w:eastAsia="黑体"/>
       </w:rPr>
     </w:lvl>
     <w:lvl w:ilvl="5">
@@ -2705,7 +2990,7 @@
         <w:ind w:left="4320" w:hanging="360"/>
       </w:pPr>
       <w:rPr>
-        <w:rFonts w:ascii="Wingdings" w:hAnsi="Wingdings" w:cs="Wingdings" w:hint="default"/>
+        <w:rFonts w:ascii="Wingdings" w:hAnsi="Wingdings" w:cs="Wingdings" w:hint="default" w:eastAsia="黑体"/>
       </w:rPr>
     </w:lvl>
     <w:lvl w:ilvl="6">
@@ -2716,7 +3001,7 @@
         <w:ind w:left="5040" w:hanging="360"/>
       </w:pPr>
       <w:rPr>
-        <w:rFonts w:ascii="Symbol" w:hAnsi="Symbol" w:cs="Symbol" w:hint="default"/>
+        <w:rFonts w:ascii="Symbol" w:hAnsi="Symbol" w:cs="Symbol" w:hint="default" w:eastAsia="黑体"/>
       </w:rPr>
     </w:lvl>
     <w:lvl w:ilvl="7">
@@ -2727,7 +3012,7 @@
         <w:ind w:left="5760" w:hanging="360"/>
       </w:pPr>
       <w:rPr>
-        <w:rFonts w:ascii="Courier New" w:hAnsi="Courier New" w:cs="Courier New" w:hint="default"/>
+        <w:rFonts w:ascii="Courier New" w:hAnsi="Courier New" w:cs="Courier New" w:hint="default" w:eastAsia="黑体"/>
       </w:rPr>
     </w:lvl>
     <w:lvl w:ilvl="8">
@@ -2738,7 +3023,7 @@
         <w:ind w:left="6480" w:hanging="360"/>
       </w:pPr>
       <w:rPr>
-        <w:rFonts w:ascii="Wingdings" w:hAnsi="Wingdings" w:cs="Wingdings" w:hint="default"/>
+        <w:rFonts w:ascii="Wingdings" w:hAnsi="Wingdings" w:cs="Wingdings" w:hint="default" w:eastAsia="黑体"/>
       </w:rPr>
     </w:lvl>
   </w:abstractNum>
@@ -2794,11 +3079,11 @@
 </file>
 
 <file path=word/styles.xml><?xml version="1.0" encoding="utf-8"?>
-<w:styles xmlns:mc="http://schemas.openxmlformats.org/markup-compatibility/2006" xmlns:r="http://schemas.openxmlformats.org/officeDocument/2006/relationships" xmlns:w="http://schemas.openxmlformats.org/wordprocessingml/2006/main" xmlns:w14="http://schemas.microsoft.com/office/word/2010/wordml" mc:Ignorable="w14">
+<w:styles xmlns:mc="http://schemas.openxmlformats.org/markup-compatibility/2006" xmlns:w="http://schemas.openxmlformats.org/wordprocessingml/2006/main" xmlns:r="http://schemas.openxmlformats.org/officeDocument/2006/relationships" xmlns:w14="http://schemas.microsoft.com/office/word/2010/wordml" mc:Ignorable="w14">
   <w:docDefaults>
     <w:rPrDefault>
       <w:rPr>
-        <w:rFonts w:asciiTheme="minorHAnsi" w:cstheme="minorBidi" w:eastAsiaTheme="minorEastAsia" w:hAnsiTheme="minorHAnsi"/>
+        <w:rFonts w:asciiTheme="minorHAnsi" w:cstheme="minorBidi" w:hAnsiTheme="minorHAnsi" w:eastAsia="黑体"/>
         <w:sz w:val="22"/>
         <w:szCs w:val="22"/>
         <w:lang w:bidi="ar-SA" w:eastAsia="en-US" w:val="en-US"/>
@@ -3020,7 +3305,7 @@
       <w:outlineLvl w:val="0"/>
     </w:pPr>
     <w:rPr>
-      <w:rFonts w:ascii="Times New Roman" w:asciiTheme="majorHAnsi" w:cstheme="majorBidi" w:eastAsia="黑体" w:eastAsiaTheme="majorEastAsia" w:hAnsi="Times New Roman" w:hAnsiTheme="majorHAnsi"/>
+      <w:rFonts w:ascii="Times New Roman" w:asciiTheme="majorHAnsi" w:cstheme="majorBidi" w:eastAsia="黑体" w:hAnsi="Times New Roman" w:hAnsiTheme="majorHAnsi"/>
       <w:b/>
       <w:bCs/>
       <w:color w:val="1F3864"/>
@@ -3044,7 +3329,7 @@
       <w:outlineLvl w:val="1"/>
     </w:pPr>
     <w:rPr>
-      <w:rFonts w:ascii="Times New Roman" w:asciiTheme="majorHAnsi" w:cstheme="majorBidi" w:eastAsia="黑体" w:eastAsiaTheme="majorEastAsia" w:hAnsi="Times New Roman" w:hAnsiTheme="majorHAnsi"/>
+      <w:rFonts w:ascii="Times New Roman" w:asciiTheme="majorHAnsi" w:cstheme="majorBidi" w:eastAsia="黑体" w:hAnsi="Times New Roman" w:hAnsiTheme="majorHAnsi"/>
       <w:b/>
       <w:bCs/>
       <w:color w:val="2E4E7E"/>
@@ -3068,7 +3353,7 @@
       <w:outlineLvl w:val="2"/>
     </w:pPr>
     <w:rPr>
-      <w:rFonts w:ascii="Times New Roman" w:asciiTheme="majorHAnsi" w:cstheme="majorBidi" w:eastAsia="黑体" w:eastAsiaTheme="majorEastAsia" w:hAnsi="Times New Roman" w:hAnsiTheme="majorHAnsi"/>
+      <w:rFonts w:ascii="Times New Roman" w:asciiTheme="majorHAnsi" w:cstheme="majorBidi" w:eastAsia="黑体" w:hAnsi="Times New Roman" w:hAnsiTheme="majorHAnsi"/>
       <w:b/>
       <w:bCs/>
       <w:color w:val="2E4E7E"/>
@@ -3092,7 +3377,7 @@
       <w:outlineLvl w:val="3"/>
     </w:pPr>
     <w:rPr>
-      <w:rFonts w:ascii="Times New Roman" w:asciiTheme="majorHAnsi" w:cstheme="majorBidi" w:eastAsia="黑体" w:eastAsiaTheme="majorEastAsia" w:hAnsi="Times New Roman" w:hAnsiTheme="majorHAnsi"/>
+      <w:rFonts w:ascii="Times New Roman" w:asciiTheme="majorHAnsi" w:cstheme="majorBidi" w:eastAsia="黑体" w:hAnsi="Times New Roman" w:hAnsiTheme="majorHAnsi"/>
       <w:b/>
       <w:bCs/>
       <w:i/>
@@ -3118,7 +3403,7 @@
       <w:outlineLvl w:val="4"/>
     </w:pPr>
     <w:rPr>
-      <w:rFonts w:ascii="Times New Roman" w:asciiTheme="majorHAnsi" w:cstheme="majorBidi" w:eastAsia="黑体" w:eastAsiaTheme="majorEastAsia" w:hAnsi="Times New Roman" w:hAnsiTheme="majorHAnsi"/>
+      <w:rFonts w:ascii="Times New Roman" w:asciiTheme="majorHAnsi" w:cstheme="majorBidi" w:eastAsia="黑体" w:hAnsi="Times New Roman" w:hAnsiTheme="majorHAnsi"/>
       <w:b/>
       <w:color w:val="333333"/>
       <w:sz w:val="22"/>
@@ -3141,7 +3426,7 @@
       <w:outlineLvl w:val="5"/>
     </w:pPr>
     <w:rPr>
-      <w:rFonts w:asciiTheme="majorHAnsi" w:cstheme="majorBidi" w:eastAsiaTheme="majorEastAsia" w:hAnsiTheme="majorHAnsi"/>
+      <w:rFonts w:asciiTheme="majorHAnsi" w:cstheme="majorBidi" w:hAnsiTheme="majorHAnsi" w:eastAsia="黑体"/>
       <w:i/>
       <w:iCs/>
       <w:color w:themeColor="accent1" w:themeShade="7F" w:val="243F60"/>
@@ -3164,7 +3449,7 @@
       <w:outlineLvl w:val="6"/>
     </w:pPr>
     <w:rPr>
-      <w:rFonts w:asciiTheme="majorHAnsi" w:cstheme="majorBidi" w:eastAsiaTheme="majorEastAsia" w:hAnsiTheme="majorHAnsi"/>
+      <w:rFonts w:asciiTheme="majorHAnsi" w:cstheme="majorBidi" w:hAnsiTheme="majorHAnsi" w:eastAsia="黑体"/>
       <w:i/>
       <w:iCs/>
       <w:color w:themeColor="text1" w:themeTint="BF" w:val="404040"/>
@@ -3187,7 +3472,7 @@
       <w:outlineLvl w:val="7"/>
     </w:pPr>
     <w:rPr>
-      <w:rFonts w:asciiTheme="majorHAnsi" w:cstheme="majorBidi" w:eastAsiaTheme="majorEastAsia" w:hAnsiTheme="majorHAnsi"/>
+      <w:rFonts w:asciiTheme="majorHAnsi" w:cstheme="majorBidi" w:hAnsiTheme="majorHAnsi" w:eastAsia="黑体"/>
       <w:color w:themeColor="accent1" w:val="4F81BD"/>
       <w:sz w:val="20"/>
       <w:szCs w:val="20"/>
@@ -3210,7 +3495,7 @@
       <w:outlineLvl w:val="8"/>
     </w:pPr>
     <w:rPr>
-      <w:rFonts w:asciiTheme="majorHAnsi" w:cstheme="majorBidi" w:eastAsiaTheme="majorEastAsia" w:hAnsiTheme="majorHAnsi"/>
+      <w:rFonts w:asciiTheme="majorHAnsi" w:cstheme="majorBidi" w:hAnsiTheme="majorHAnsi" w:eastAsia="黑体"/>
       <w:i/>
       <w:iCs/>
       <w:color w:themeColor="text1" w:themeTint="BF" w:val="404040"/>
@@ -3261,7 +3546,7 @@
     <w:uiPriority w:val="9"/>
     <w:rsid w:val="00FC693F"/>
     <w:rPr>
-      <w:rFonts w:asciiTheme="majorHAnsi" w:cstheme="majorBidi" w:eastAsiaTheme="majorEastAsia" w:hAnsiTheme="majorHAnsi"/>
+      <w:rFonts w:asciiTheme="majorHAnsi" w:cstheme="majorBidi" w:hAnsiTheme="majorHAnsi" w:eastAsia="黑体"/>
       <w:b/>
       <w:bCs/>
       <w:color w:themeColor="accent1" w:themeShade="BF" w:val="365F91"/>
@@ -3276,7 +3561,7 @@
     <w:uiPriority w:val="9"/>
     <w:rsid w:val="00FC693F"/>
     <w:rPr>
-      <w:rFonts w:asciiTheme="majorHAnsi" w:cstheme="majorBidi" w:eastAsiaTheme="majorEastAsia" w:hAnsiTheme="majorHAnsi"/>
+      <w:rFonts w:asciiTheme="majorHAnsi" w:cstheme="majorBidi" w:hAnsiTheme="majorHAnsi" w:eastAsia="黑体"/>
       <w:b/>
       <w:bCs/>
       <w:color w:themeColor="accent1" w:val="4F81BD"/>
@@ -3291,7 +3576,7 @@
     <w:uiPriority w:val="9"/>
     <w:rsid w:val="00FC693F"/>
     <w:rPr>
-      <w:rFonts w:asciiTheme="majorHAnsi" w:cstheme="majorBidi" w:eastAsiaTheme="majorEastAsia" w:hAnsiTheme="majorHAnsi"/>
+      <w:rFonts w:asciiTheme="majorHAnsi" w:cstheme="majorBidi" w:hAnsiTheme="majorHAnsi" w:eastAsia="黑体"/>
       <w:b/>
       <w:bCs/>
       <w:color w:themeColor="accent1" w:val="4F81BD"/>
@@ -3314,7 +3599,7 @@
       <w:contextualSpacing/>
     </w:pPr>
     <w:rPr>
-      <w:rFonts w:ascii="Times New Roman" w:asciiTheme="majorHAnsi" w:cstheme="majorBidi" w:eastAsia="黑体" w:eastAsiaTheme="majorEastAsia" w:hAnsi="Times New Roman" w:hAnsiTheme="majorHAnsi"/>
+      <w:rFonts w:ascii="Times New Roman" w:asciiTheme="majorHAnsi" w:cstheme="majorBidi" w:eastAsia="黑体" w:hAnsi="Times New Roman" w:hAnsiTheme="majorHAnsi"/>
       <w:b/>
       <w:color w:val="1F3864"/>
       <w:spacing w:val="5"/>
@@ -3330,7 +3615,7 @@
     <w:uiPriority w:val="10"/>
     <w:rsid w:val="00FC693F"/>
     <w:rPr>
-      <w:rFonts w:asciiTheme="majorHAnsi" w:cstheme="majorBidi" w:eastAsiaTheme="majorEastAsia" w:hAnsiTheme="majorHAnsi"/>
+      <w:rFonts w:asciiTheme="majorHAnsi" w:cstheme="majorBidi" w:hAnsiTheme="majorHAnsi" w:eastAsia="黑体"/>
       <w:color w:themeColor="text2" w:themeShade="BF" w:val="17365D"/>
       <w:spacing w:val="5"/>
       <w:kern w:val="28"/>
@@ -3352,7 +3637,7 @@
       </w:numPr>
     </w:pPr>
     <w:rPr>
-      <w:rFonts w:asciiTheme="majorHAnsi" w:cstheme="majorBidi" w:eastAsiaTheme="majorEastAsia" w:hAnsiTheme="majorHAnsi"/>
+      <w:rFonts w:asciiTheme="majorHAnsi" w:cstheme="majorBidi" w:hAnsiTheme="majorHAnsi" w:eastAsia="黑体"/>
       <w:i/>
       <w:iCs/>
       <w:color w:themeColor="accent1" w:val="4F81BD"/>
@@ -3368,7 +3653,7 @@
     <w:uiPriority w:val="11"/>
     <w:rsid w:val="00FC693F"/>
     <w:rPr>
-      <w:rFonts w:asciiTheme="majorHAnsi" w:cstheme="majorBidi" w:eastAsiaTheme="majorEastAsia" w:hAnsiTheme="majorHAnsi"/>
+      <w:rFonts w:asciiTheme="majorHAnsi" w:cstheme="majorBidi" w:hAnsiTheme="majorHAnsi" w:eastAsia="黑体"/>
       <w:i/>
       <w:iCs/>
       <w:color w:themeColor="accent1" w:val="4F81BD"/>
@@ -3435,6 +3720,7 @@
       <w:spacing w:after="120"/>
     </w:pPr>
     <w:rPr>
+      <w:rFonts w:eastAsia="黑体"/>
       <w:sz w:val="16"/>
       <w:szCs w:val="16"/>
     </w:rPr>
@@ -3446,6 +3732,7 @@
     <w:uiPriority w:val="99"/>
     <w:rsid w:val="00AA1D8D"/>
     <w:rPr>
+      <w:rFonts w:eastAsia="黑体"/>
       <w:sz w:val="16"/>
       <w:szCs w:val="16"/>
     </w:rPr>
@@ -3615,7 +3902,7 @@
       </w:tabs>
     </w:pPr>
     <w:rPr>
-      <w:rFonts w:ascii="Courier" w:hAnsi="Courier"/>
+      <w:rFonts w:ascii="Courier" w:hAnsi="Courier" w:eastAsia="黑体"/>
       <w:sz w:val="20"/>
       <w:szCs w:val="20"/>
     </w:rPr>
@@ -3627,7 +3914,7 @@
     <w:uiPriority w:val="99"/>
     <w:rsid w:val="0029639D"/>
     <w:rPr>
-      <w:rFonts w:ascii="Courier" w:hAnsi="Courier"/>
+      <w:rFonts w:ascii="Courier" w:hAnsi="Courier" w:eastAsia="黑体"/>
       <w:sz w:val="20"/>
       <w:szCs w:val="20"/>
     </w:rPr>
@@ -3663,6 +3950,7 @@
     <w:uiPriority w:val="29"/>
     <w:rsid w:val="00FC693F"/>
     <w:rPr>
+      <w:rFonts w:eastAsia="黑体"/>
       <w:i/>
       <w:iCs/>
       <w:color w:themeColor="text1" w:val="000000"/>
@@ -3676,7 +3964,7 @@
     <w:semiHidden/>
     <w:rsid w:val="00FC693F"/>
     <w:rPr>
-      <w:rFonts w:asciiTheme="majorHAnsi" w:cstheme="majorBidi" w:eastAsiaTheme="majorEastAsia" w:hAnsiTheme="majorHAnsi"/>
+      <w:rFonts w:asciiTheme="majorHAnsi" w:cstheme="majorBidi" w:hAnsiTheme="majorHAnsi" w:eastAsia="黑体"/>
       <w:b/>
       <w:bCs/>
       <w:i/>
@@ -3692,7 +3980,7 @@
     <w:semiHidden/>
     <w:rsid w:val="00FC693F"/>
     <w:rPr>
-      <w:rFonts w:asciiTheme="majorHAnsi" w:cstheme="majorBidi" w:eastAsiaTheme="majorEastAsia" w:hAnsiTheme="majorHAnsi"/>
+      <w:rFonts w:asciiTheme="majorHAnsi" w:cstheme="majorBidi" w:hAnsiTheme="majorHAnsi" w:eastAsia="黑体"/>
       <w:color w:themeColor="accent1" w:themeShade="7F" w:val="243F60"/>
     </w:rPr>
   </w:style>
@@ -3704,7 +3992,7 @@
     <w:semiHidden/>
     <w:rsid w:val="00FC693F"/>
     <w:rPr>
-      <w:rFonts w:asciiTheme="majorHAnsi" w:cstheme="majorBidi" w:eastAsiaTheme="majorEastAsia" w:hAnsiTheme="majorHAnsi"/>
+      <w:rFonts w:asciiTheme="majorHAnsi" w:cstheme="majorBidi" w:hAnsiTheme="majorHAnsi" w:eastAsia="黑体"/>
       <w:i/>
       <w:iCs/>
       <w:color w:themeColor="accent1" w:themeShade="7F" w:val="243F60"/>
@@ -3718,7 +4006,7 @@
     <w:semiHidden/>
     <w:rsid w:val="00FC693F"/>
     <w:rPr>
-      <w:rFonts w:asciiTheme="majorHAnsi" w:cstheme="majorBidi" w:eastAsiaTheme="majorEastAsia" w:hAnsiTheme="majorHAnsi"/>
+      <w:rFonts w:asciiTheme="majorHAnsi" w:cstheme="majorBidi" w:hAnsiTheme="majorHAnsi" w:eastAsia="黑体"/>
       <w:i/>
       <w:iCs/>
       <w:color w:themeColor="text1" w:themeTint="BF" w:val="404040"/>
@@ -3732,7 +4020,7 @@
     <w:semiHidden/>
     <w:rsid w:val="00FC693F"/>
     <w:rPr>
-      <w:rFonts w:asciiTheme="majorHAnsi" w:cstheme="majorBidi" w:eastAsiaTheme="majorEastAsia" w:hAnsiTheme="majorHAnsi"/>
+      <w:rFonts w:asciiTheme="majorHAnsi" w:cstheme="majorBidi" w:hAnsiTheme="majorHAnsi" w:eastAsia="黑体"/>
       <w:color w:themeColor="accent1" w:val="4F81BD"/>
       <w:sz w:val="20"/>
       <w:szCs w:val="20"/>
@@ -3746,7 +4034,7 @@
     <w:semiHidden/>
     <w:rsid w:val="00FC693F"/>
     <w:rPr>
-      <w:rFonts w:asciiTheme="majorHAnsi" w:cstheme="majorBidi" w:eastAsiaTheme="majorEastAsia" w:hAnsiTheme="majorHAnsi"/>
+      <w:rFonts w:asciiTheme="majorHAnsi" w:cstheme="majorBidi" w:hAnsiTheme="majorHAnsi" w:eastAsia="黑体"/>
       <w:i/>
       <w:iCs/>
       <w:color w:themeColor="text1" w:themeTint="BF" w:val="404040"/>
@@ -3767,6 +4055,7 @@
       <w:spacing w:line="240" w:lineRule="auto"/>
     </w:pPr>
     <w:rPr>
+      <w:rFonts w:eastAsia="黑体"/>
       <w:b/>
       <w:bCs/>
       <w:color w:themeColor="accent1" w:val="4F81BD"/>
@@ -3781,6 +4070,7 @@
     <w:qFormat/>
     <w:rsid w:val="00FC693F"/>
     <w:rPr>
+      <w:rFonts w:eastAsia="黑体"/>
       <w:b/>
       <w:bCs/>
     </w:rPr>
@@ -3792,6 +4082,7 @@
     <w:qFormat/>
     <w:rsid w:val="00FC693F"/>
     <w:rPr>
+      <w:rFonts w:eastAsia="黑体"/>
       <w:i/>
       <w:iCs/>
     </w:rPr>
@@ -3812,6 +4103,7 @@
       <w:ind w:left="936" w:right="936"/>
     </w:pPr>
     <w:rPr>
+      <w:rFonts w:eastAsia="黑体"/>
       <w:b/>
       <w:bCs/>
       <w:i/>
@@ -3826,6 +4118,7 @@
     <w:uiPriority w:val="30"/>
     <w:rsid w:val="00FC693F"/>
     <w:rPr>
+      <w:rFonts w:eastAsia="黑体"/>
       <w:b/>
       <w:bCs/>
       <w:i/>
@@ -3840,6 +4133,7 @@
     <w:qFormat/>
     <w:rsid w:val="00FC693F"/>
     <w:rPr>
+      <w:rFonts w:eastAsia="黑体"/>
       <w:i/>
       <w:iCs/>
       <w:color w:themeColor="text1" w:themeTint="7F" w:val="808080"/>
@@ -3852,6 +4146,7 @@
     <w:qFormat/>
     <w:rsid w:val="00FC693F"/>
     <w:rPr>
+      <w:rFonts w:eastAsia="黑体"/>
       <w:b/>
       <w:bCs/>
       <w:i/>
@@ -3866,6 +4161,7 @@
     <w:qFormat/>
     <w:rsid w:val="00FC693F"/>
     <w:rPr>
+      <w:rFonts w:eastAsia="黑体"/>
       <w:smallCaps/>
       <w:color w:themeColor="accent2" w:val="C0504D"/>
       <w:u w:val="single"/>
@@ -3878,6 +4174,7 @@
     <w:qFormat/>
     <w:rsid w:val="00FC693F"/>
     <w:rPr>
+      <w:rFonts w:eastAsia="黑体"/>
       <w:b/>
       <w:bCs/>
       <w:smallCaps/>
@@ -3893,6 +4190,7 @@
     <w:qFormat/>
     <w:rsid w:val="00FC693F"/>
     <w:rPr>
+      <w:rFonts w:eastAsia="黑体"/>
       <w:b/>
       <w:bCs/>
       <w:smallCaps/>
@@ -3947,6 +4245,7 @@
       <w:spacing w:after="0" w:line="240" w:lineRule="auto"/>
     </w:pPr>
     <w:rPr>
+      <w:rFonts w:eastAsia="黑体"/>
       <w:color w:themeColor="text1" w:themeShade="BF" w:val="000000"/>
     </w:rPr>
     <w:tblPr>
@@ -3969,6 +4268,7 @@
         <w:spacing w:after="0" w:before="0" w:line="240" w:lineRule="auto"/>
       </w:pPr>
       <w:rPr>
+        <w:rFonts w:eastAsia="黑体"/>
         <w:b/>
         <w:bCs/>
       </w:rPr>
@@ -3989,6 +4289,7 @@
         <w:spacing w:after="0" w:before="0" w:line="240" w:lineRule="auto"/>
       </w:pPr>
       <w:rPr>
+        <w:rFonts w:eastAsia="黑体"/>
         <w:b/>
         <w:bCs/>
       </w:rPr>
@@ -4006,12 +4307,14 @@
     </w:tblStylePr>
     <w:tblStylePr w:type="firstCol">
       <w:rPr>
+        <w:rFonts w:eastAsia="黑体"/>
         <w:b/>
         <w:bCs/>
       </w:rPr>
     </w:tblStylePr>
     <w:tblStylePr w:type="lastCol">
       <w:rPr>
+        <w:rFonts w:eastAsia="黑体"/>
         <w:b/>
         <w:bCs/>
       </w:rPr>
@@ -4050,6 +4353,7 @@
       <w:spacing w:after="0" w:line="240" w:lineRule="auto"/>
     </w:pPr>
     <w:rPr>
+      <w:rFonts w:eastAsia="黑体"/>
       <w:color w:themeColor="accent1" w:themeShade="BF" w:val="365F91"/>
     </w:rPr>
     <w:tblPr>
@@ -4072,6 +4376,7 @@
         <w:spacing w:after="0" w:before="0" w:line="240" w:lineRule="auto"/>
       </w:pPr>
       <w:rPr>
+        <w:rFonts w:eastAsia="黑体"/>
         <w:b/>
         <w:bCs/>
       </w:rPr>
@@ -4092,6 +4397,7 @@
         <w:spacing w:after="0" w:before="0" w:line="240" w:lineRule="auto"/>
       </w:pPr>
       <w:rPr>
+        <w:rFonts w:eastAsia="黑体"/>
         <w:b/>
         <w:bCs/>
       </w:rPr>
@@ -4109,12 +4415,14 @@
     </w:tblStylePr>
     <w:tblStylePr w:type="firstCol">
       <w:rPr>
+        <w:rFonts w:eastAsia="黑体"/>
         <w:b/>
         <w:bCs/>
       </w:rPr>
     </w:tblStylePr>
     <w:tblStylePr w:type="lastCol">
       <w:rPr>
+        <w:rFonts w:eastAsia="黑体"/>
         <w:b/>
         <w:bCs/>
       </w:rPr>
@@ -4153,6 +4461,7 @@
       <w:spacing w:after="0" w:line="240" w:lineRule="auto"/>
     </w:pPr>
     <w:rPr>
+      <w:rFonts w:eastAsia="黑体"/>
       <w:color w:themeColor="accent2" w:themeShade="BF" w:val="943634"/>
     </w:rPr>
     <w:tblPr>
@@ -4175,6 +4484,7 @@
         <w:spacing w:after="0" w:before="0" w:line="240" w:lineRule="auto"/>
       </w:pPr>
       <w:rPr>
+        <w:rFonts w:eastAsia="黑体"/>
         <w:b/>
         <w:bCs/>
       </w:rPr>
@@ -4195,6 +4505,7 @@
         <w:spacing w:after="0" w:before="0" w:line="240" w:lineRule="auto"/>
       </w:pPr>
       <w:rPr>
+        <w:rFonts w:eastAsia="黑体"/>
         <w:b/>
         <w:bCs/>
       </w:rPr>
@@ -4212,12 +4523,14 @@
     </w:tblStylePr>
     <w:tblStylePr w:type="firstCol">
       <w:rPr>
+        <w:rFonts w:eastAsia="黑体"/>
         <w:b/>
         <w:bCs/>
       </w:rPr>
     </w:tblStylePr>
     <w:tblStylePr w:type="lastCol">
       <w:rPr>
+        <w:rFonts w:eastAsia="黑体"/>
         <w:b/>
         <w:bCs/>
       </w:rPr>
@@ -4256,6 +4569,7 @@
       <w:spacing w:after="0" w:line="240" w:lineRule="auto"/>
     </w:pPr>
     <w:rPr>
+      <w:rFonts w:eastAsia="黑体"/>
       <w:color w:themeColor="accent3" w:themeShade="BF" w:val="76923C"/>
     </w:rPr>
     <w:tblPr>
@@ -4278,6 +4592,7 @@
         <w:spacing w:after="0" w:before="0" w:line="240" w:lineRule="auto"/>
       </w:pPr>
       <w:rPr>
+        <w:rFonts w:eastAsia="黑体"/>
         <w:b/>
         <w:bCs/>
       </w:rPr>
@@ -4298,6 +4613,7 @@
         <w:spacing w:after="0" w:before="0" w:line="240" w:lineRule="auto"/>
       </w:pPr>
       <w:rPr>
+        <w:rFonts w:eastAsia="黑体"/>
         <w:b/>
         <w:bCs/>
       </w:rPr>
@@ -4315,12 +4631,14 @@
     </w:tblStylePr>
     <w:tblStylePr w:type="firstCol">
       <w:rPr>
+        <w:rFonts w:eastAsia="黑体"/>
         <w:b/>
         <w:bCs/>
       </w:rPr>
     </w:tblStylePr>
     <w:tblStylePr w:type="lastCol">
       <w:rPr>
+        <w:rFonts w:eastAsia="黑体"/>
         <w:b/>
         <w:bCs/>
       </w:rPr>
@@ -4359,6 +4677,7 @@
       <w:spacing w:after="0" w:line="240" w:lineRule="auto"/>
     </w:pPr>
     <w:rPr>
+      <w:rFonts w:eastAsia="黑体"/>
       <w:color w:themeColor="accent4" w:themeShade="BF" w:val="5F497A"/>
     </w:rPr>
     <w:tblPr>
@@ -4381,6 +4700,7 @@
         <w:spacing w:after="0" w:before="0" w:line="240" w:lineRule="auto"/>
       </w:pPr>
       <w:rPr>
+        <w:rFonts w:eastAsia="黑体"/>
         <w:b/>
         <w:bCs/>
       </w:rPr>
@@ -4401,6 +4721,7 @@
         <w:spacing w:after="0" w:before="0" w:line="240" w:lineRule="auto"/>
       </w:pPr>
       <w:rPr>
+        <w:rFonts w:eastAsia="黑体"/>
         <w:b/>
         <w:bCs/>
       </w:rPr>
@@ -4418,12 +4739,14 @@
     </w:tblStylePr>
     <w:tblStylePr w:type="firstCol">
       <w:rPr>
+        <w:rFonts w:eastAsia="黑体"/>
         <w:b/>
         <w:bCs/>
       </w:rPr>
     </w:tblStylePr>
     <w:tblStylePr w:type="lastCol">
       <w:rPr>
+        <w:rFonts w:eastAsia="黑体"/>
         <w:b/>
         <w:bCs/>
       </w:rPr>
@@ -4462,6 +4785,7 @@
       <w:spacing w:after="0" w:line="240" w:lineRule="auto"/>
     </w:pPr>
     <w:rPr>
+      <w:rFonts w:eastAsia="黑体"/>
       <w:color w:themeColor="accent5" w:themeShade="BF" w:val="31849B"/>
     </w:rPr>
     <w:tblPr>
@@ -4484,6 +4808,7 @@
         <w:spacing w:after="0" w:before="0" w:line="240" w:lineRule="auto"/>
       </w:pPr>
       <w:rPr>
+        <w:rFonts w:eastAsia="黑体"/>
         <w:b/>
         <w:bCs/>
       </w:rPr>
@@ -4504,6 +4829,7 @@
         <w:spacing w:after="0" w:before="0" w:line="240" w:lineRule="auto"/>
       </w:pPr>
       <w:rPr>
+        <w:rFonts w:eastAsia="黑体"/>
         <w:b/>
         <w:bCs/>
       </w:rPr>
@@ -4521,12 +4847,14 @@
     </w:tblStylePr>
     <w:tblStylePr w:type="firstCol">
       <w:rPr>
+        <w:rFonts w:eastAsia="黑体"/>
         <w:b/>
         <w:bCs/>
       </w:rPr>
     </w:tblStylePr>
     <w:tblStylePr w:type="lastCol">
       <w:rPr>
+        <w:rFonts w:eastAsia="黑体"/>
         <w:b/>
         <w:bCs/>
       </w:rPr>
@@ -4565,6 +4893,7 @@
       <w:spacing w:after="0" w:line="240" w:lineRule="auto"/>
     </w:pPr>
     <w:rPr>
+      <w:rFonts w:eastAsia="黑体"/>
       <w:color w:themeColor="accent6" w:themeShade="BF" w:val="E36C0A"/>
     </w:rPr>
     <w:tblPr>
@@ -4587,6 +4916,7 @@
         <w:spacing w:after="0" w:before="0" w:line="240" w:lineRule="auto"/>
       </w:pPr>
       <w:rPr>
+        <w:rFonts w:eastAsia="黑体"/>
         <w:b/>
         <w:bCs/>
       </w:rPr>
@@ -4607,6 +4937,7 @@
         <w:spacing w:after="0" w:before="0" w:line="240" w:lineRule="auto"/>
       </w:pPr>
       <w:rPr>
+        <w:rFonts w:eastAsia="黑体"/>
         <w:b/>
         <w:bCs/>
       </w:rPr>
@@ -4624,12 +4955,14 @@
     </w:tblStylePr>
     <w:tblStylePr w:type="firstCol">
       <w:rPr>
+        <w:rFonts w:eastAsia="黑体"/>
         <w:b/>
         <w:bCs/>
       </w:rPr>
     </w:tblStylePr>
     <w:tblStylePr w:type="lastCol">
       <w:rPr>
+        <w:rFonts w:eastAsia="黑体"/>
         <w:b/>
         <w:bCs/>
       </w:rPr>
@@ -4689,6 +5022,7 @@
         <w:spacing w:after="0" w:before="0" w:line="240" w:lineRule="auto"/>
       </w:pPr>
       <w:rPr>
+        <w:rFonts w:eastAsia="黑体"/>
         <w:b/>
         <w:bCs/>
         <w:color w:themeColor="background1" w:val="FFFFFF"/>
@@ -4703,6 +5037,7 @@
         <w:spacing w:after="0" w:before="0" w:line="240" w:lineRule="auto"/>
       </w:pPr>
       <w:rPr>
+        <w:rFonts w:eastAsia="黑体"/>
         <w:b/>
         <w:bCs/>
       </w:rPr>
@@ -4718,12 +5053,14 @@
     </w:tblStylePr>
     <w:tblStylePr w:type="firstCol">
       <w:rPr>
+        <w:rFonts w:eastAsia="黑体"/>
         <w:b/>
         <w:bCs/>
       </w:rPr>
     </w:tblStylePr>
     <w:tblStylePr w:type="lastCol">
       <w:rPr>
+        <w:rFonts w:eastAsia="黑体"/>
         <w:b/>
         <w:bCs/>
       </w:rPr>
@@ -4781,6 +5118,7 @@
         <w:spacing w:after="0" w:before="0" w:line="240" w:lineRule="auto"/>
       </w:pPr>
       <w:rPr>
+        <w:rFonts w:eastAsia="黑体"/>
         <w:b/>
         <w:bCs/>
         <w:color w:themeColor="background1" w:val="FFFFFF"/>
@@ -4795,6 +5133,7 @@
         <w:spacing w:after="0" w:before="0" w:line="240" w:lineRule="auto"/>
       </w:pPr>
       <w:rPr>
+        <w:rFonts w:eastAsia="黑体"/>
         <w:b/>
         <w:bCs/>
       </w:rPr>
@@ -4810,12 +5149,14 @@
     </w:tblStylePr>
     <w:tblStylePr w:type="firstCol">
       <w:rPr>
+        <w:rFonts w:eastAsia="黑体"/>
         <w:b/>
         <w:bCs/>
       </w:rPr>
     </w:tblStylePr>
     <w:tblStylePr w:type="lastCol">
       <w:rPr>
+        <w:rFonts w:eastAsia="黑体"/>
         <w:b/>
         <w:bCs/>
       </w:rPr>
@@ -4873,6 +5214,7 @@
         <w:spacing w:after="0" w:before="0" w:line="240" w:lineRule="auto"/>
       </w:pPr>
       <w:rPr>
+        <w:rFonts w:eastAsia="黑体"/>
         <w:b/>
         <w:bCs/>
         <w:color w:themeColor="background1" w:val="FFFFFF"/>
@@ -4887,6 +5229,7 @@
         <w:spacing w:after="0" w:before="0" w:line="240" w:lineRule="auto"/>
       </w:pPr>
       <w:rPr>
+        <w:rFonts w:eastAsia="黑体"/>
         <w:b/>
         <w:bCs/>
       </w:rPr>
@@ -4902,12 +5245,14 @@
     </w:tblStylePr>
     <w:tblStylePr w:type="firstCol">
       <w:rPr>
+        <w:rFonts w:eastAsia="黑体"/>
         <w:b/>
         <w:bCs/>
       </w:rPr>
     </w:tblStylePr>
     <w:tblStylePr w:type="lastCol">
       <w:rPr>
+        <w:rFonts w:eastAsia="黑体"/>
         <w:b/>
         <w:bCs/>
       </w:rPr>
@@ -4965,6 +5310,7 @@
         <w:spacing w:after="0" w:before="0" w:line="240" w:lineRule="auto"/>
       </w:pPr>
       <w:rPr>
+        <w:rFonts w:eastAsia="黑体"/>
         <w:b/>
         <w:bCs/>
         <w:color w:themeColor="background1" w:val="FFFFFF"/>
@@ -4979,6 +5325,7 @@
         <w:spacing w:after="0" w:before="0" w:line="240" w:lineRule="auto"/>
       </w:pPr>
       <w:rPr>
+        <w:rFonts w:eastAsia="黑体"/>
         <w:b/>
         <w:bCs/>
       </w:rPr>
@@ -4994,12 +5341,14 @@
     </w:tblStylePr>
     <w:tblStylePr w:type="firstCol">
       <w:rPr>
+        <w:rFonts w:eastAsia="黑体"/>
         <w:b/>
         <w:bCs/>
       </w:rPr>
     </w:tblStylePr>
     <w:tblStylePr w:type="lastCol">
       <w:rPr>
+        <w:rFonts w:eastAsia="黑体"/>
         <w:b/>
         <w:bCs/>
       </w:rPr>
@@ -5057,6 +5406,7 @@
         <w:spacing w:after="0" w:before="0" w:line="240" w:lineRule="auto"/>
       </w:pPr>
       <w:rPr>
+        <w:rFonts w:eastAsia="黑体"/>
         <w:b/>
         <w:bCs/>
         <w:color w:themeColor="background1" w:val="FFFFFF"/>
@@ -5071,6 +5421,7 @@
         <w:spacing w:after="0" w:before="0" w:line="240" w:lineRule="auto"/>
       </w:pPr>
       <w:rPr>
+        <w:rFonts w:eastAsia="黑体"/>
         <w:b/>
         <w:bCs/>
       </w:rPr>
@@ -5086,12 +5437,14 @@
     </w:tblStylePr>
     <w:tblStylePr w:type="firstCol">
       <w:rPr>
+        <w:rFonts w:eastAsia="黑体"/>
         <w:b/>
         <w:bCs/>
       </w:rPr>
     </w:tblStylePr>
     <w:tblStylePr w:type="lastCol">
       <w:rPr>
+        <w:rFonts w:eastAsia="黑体"/>
         <w:b/>
         <w:bCs/>
       </w:rPr>
@@ -5149,6 +5502,7 @@
         <w:spacing w:after="0" w:before="0" w:line="240" w:lineRule="auto"/>
       </w:pPr>
       <w:rPr>
+        <w:rFonts w:eastAsia="黑体"/>
         <w:b/>
         <w:bCs/>
         <w:color w:themeColor="background1" w:val="FFFFFF"/>
@@ -5163,6 +5517,7 @@
         <w:spacing w:after="0" w:before="0" w:line="240" w:lineRule="auto"/>
       </w:pPr>
       <w:rPr>
+        <w:rFonts w:eastAsia="黑体"/>
         <w:b/>
         <w:bCs/>
       </w:rPr>
@@ -5178,12 +5533,14 @@
     </w:tblStylePr>
     <w:tblStylePr w:type="firstCol">
       <w:rPr>
+        <w:rFonts w:eastAsia="黑体"/>
         <w:b/>
         <w:bCs/>
       </w:rPr>
     </w:tblStylePr>
     <w:tblStylePr w:type="lastCol">
       <w:rPr>
+        <w:rFonts w:eastAsia="黑体"/>
         <w:b/>
         <w:bCs/>
       </w:rPr>
@@ -5241,6 +5598,7 @@
         <w:spacing w:after="0" w:before="0" w:line="240" w:lineRule="auto"/>
       </w:pPr>
       <w:rPr>
+        <w:rFonts w:eastAsia="黑体"/>
         <w:b/>
         <w:bCs/>
         <w:color w:themeColor="background1" w:val="FFFFFF"/>
@@ -5255,6 +5613,7 @@
         <w:spacing w:after="0" w:before="0" w:line="240" w:lineRule="auto"/>
       </w:pPr>
       <w:rPr>
+        <w:rFonts w:eastAsia="黑体"/>
         <w:b/>
         <w:bCs/>
       </w:rPr>
@@ -5270,12 +5629,14 @@
     </w:tblStylePr>
     <w:tblStylePr w:type="firstCol">
       <w:rPr>
+        <w:rFonts w:eastAsia="黑体"/>
         <w:b/>
         <w:bCs/>
       </w:rPr>
     </w:tblStylePr>
     <w:tblStylePr w:type="lastCol">
       <w:rPr>
+        <w:rFonts w:eastAsia="黑体"/>
         <w:b/>
         <w:bCs/>
       </w:rPr>
@@ -5335,7 +5696,7 @@
         <w:spacing w:after="0" w:before="0" w:line="240" w:lineRule="auto"/>
       </w:pPr>
       <w:rPr>
-        <w:rFonts w:asciiTheme="majorHAnsi" w:cstheme="majorBidi" w:eastAsiaTheme="majorEastAsia" w:hAnsiTheme="majorHAnsi"/>
+        <w:rFonts w:asciiTheme="majorHAnsi" w:cstheme="majorBidi" w:hAnsiTheme="majorHAnsi" w:eastAsia="黑体"/>
         <w:b/>
         <w:bCs/>
       </w:rPr>
@@ -5356,7 +5717,7 @@
         <w:spacing w:after="0" w:before="0" w:line="240" w:lineRule="auto"/>
       </w:pPr>
       <w:rPr>
-        <w:rFonts w:asciiTheme="majorHAnsi" w:cstheme="majorBidi" w:eastAsiaTheme="majorEastAsia" w:hAnsiTheme="majorHAnsi"/>
+        <w:rFonts w:asciiTheme="majorHAnsi" w:cstheme="majorBidi" w:hAnsiTheme="majorHAnsi" w:eastAsia="黑体"/>
         <w:b/>
         <w:bCs/>
       </w:rPr>
@@ -5374,14 +5735,14 @@
     </w:tblStylePr>
     <w:tblStylePr w:type="firstCol">
       <w:rPr>
-        <w:rFonts w:asciiTheme="majorHAnsi" w:cstheme="majorBidi" w:eastAsiaTheme="majorEastAsia" w:hAnsiTheme="majorHAnsi"/>
+        <w:rFonts w:asciiTheme="majorHAnsi" w:cstheme="majorBidi" w:hAnsiTheme="majorHAnsi" w:eastAsia="黑体"/>
         <w:b/>
         <w:bCs/>
       </w:rPr>
     </w:tblStylePr>
     <w:tblStylePr w:type="lastCol">
       <w:rPr>
-        <w:rFonts w:asciiTheme="majorHAnsi" w:cstheme="majorBidi" w:eastAsiaTheme="majorEastAsia" w:hAnsiTheme="majorHAnsi"/>
+        <w:rFonts w:asciiTheme="majorHAnsi" w:cstheme="majorBidi" w:hAnsiTheme="majorHAnsi" w:eastAsia="黑体"/>
         <w:b/>
         <w:bCs/>
       </w:rPr>
@@ -5465,7 +5826,7 @@
         <w:spacing w:after="0" w:before="0" w:line="240" w:lineRule="auto"/>
       </w:pPr>
       <w:rPr>
-        <w:rFonts w:asciiTheme="majorHAnsi" w:cstheme="majorBidi" w:eastAsiaTheme="majorEastAsia" w:hAnsiTheme="majorHAnsi"/>
+        <w:rFonts w:asciiTheme="majorHAnsi" w:cstheme="majorBidi" w:hAnsiTheme="majorHAnsi" w:eastAsia="黑体"/>
         <w:b/>
         <w:bCs/>
       </w:rPr>
@@ -5486,7 +5847,7 @@
         <w:spacing w:after="0" w:before="0" w:line="240" w:lineRule="auto"/>
       </w:pPr>
       <w:rPr>
-        <w:rFonts w:asciiTheme="majorHAnsi" w:cstheme="majorBidi" w:eastAsiaTheme="majorEastAsia" w:hAnsiTheme="majorHAnsi"/>
+        <w:rFonts w:asciiTheme="majorHAnsi" w:cstheme="majorBidi" w:hAnsiTheme="majorHAnsi" w:eastAsia="黑体"/>
         <w:b/>
         <w:bCs/>
       </w:rPr>
@@ -5504,14 +5865,14 @@
     </w:tblStylePr>
     <w:tblStylePr w:type="firstCol">
       <w:rPr>
-        <w:rFonts w:asciiTheme="majorHAnsi" w:cstheme="majorBidi" w:eastAsiaTheme="majorEastAsia" w:hAnsiTheme="majorHAnsi"/>
+        <w:rFonts w:asciiTheme="majorHAnsi" w:cstheme="majorBidi" w:hAnsiTheme="majorHAnsi" w:eastAsia="黑体"/>
         <w:b/>
         <w:bCs/>
       </w:rPr>
     </w:tblStylePr>
     <w:tblStylePr w:type="lastCol">
       <w:rPr>
-        <w:rFonts w:asciiTheme="majorHAnsi" w:cstheme="majorBidi" w:eastAsiaTheme="majorEastAsia" w:hAnsiTheme="majorHAnsi"/>
+        <w:rFonts w:asciiTheme="majorHAnsi" w:cstheme="majorBidi" w:hAnsiTheme="majorHAnsi" w:eastAsia="黑体"/>
         <w:b/>
         <w:bCs/>
       </w:rPr>
@@ -5595,7 +5956,7 @@
         <w:spacing w:after="0" w:before="0" w:line="240" w:lineRule="auto"/>
       </w:pPr>
       <w:rPr>
-        <w:rFonts w:asciiTheme="majorHAnsi" w:cstheme="majorBidi" w:eastAsiaTheme="majorEastAsia" w:hAnsiTheme="majorHAnsi"/>
+        <w:rFonts w:asciiTheme="majorHAnsi" w:cstheme="majorBidi" w:hAnsiTheme="majorHAnsi" w:eastAsia="黑体"/>
         <w:b/>
         <w:bCs/>
       </w:rPr>
@@ -5616,7 +5977,7 @@
         <w:spacing w:after="0" w:before="0" w:line="240" w:lineRule="auto"/>
       </w:pPr>
       <w:rPr>
-        <w:rFonts w:asciiTheme="majorHAnsi" w:cstheme="majorBidi" w:eastAsiaTheme="majorEastAsia" w:hAnsiTheme="majorHAnsi"/>
+        <w:rFonts w:asciiTheme="majorHAnsi" w:cstheme="majorBidi" w:hAnsiTheme="majorHAnsi" w:eastAsia="黑体"/>
         <w:b/>
         <w:bCs/>
       </w:rPr>
@@ -5634,14 +5995,14 @@
     </w:tblStylePr>
     <w:tblStylePr w:type="firstCol">
       <w:rPr>
-        <w:rFonts w:asciiTheme="majorHAnsi" w:cstheme="majorBidi" w:eastAsiaTheme="majorEastAsia" w:hAnsiTheme="majorHAnsi"/>
+        <w:rFonts w:asciiTheme="majorHAnsi" w:cstheme="majorBidi" w:hAnsiTheme="majorHAnsi" w:eastAsia="黑体"/>
         <w:b/>
         <w:bCs/>
       </w:rPr>
     </w:tblStylePr>
     <w:tblStylePr w:type="lastCol">
       <w:rPr>
-        <w:rFonts w:asciiTheme="majorHAnsi" w:cstheme="majorBidi" w:eastAsiaTheme="majorEastAsia" w:hAnsiTheme="majorHAnsi"/>
+        <w:rFonts w:asciiTheme="majorHAnsi" w:cstheme="majorBidi" w:hAnsiTheme="majorHAnsi" w:eastAsia="黑体"/>
         <w:b/>
         <w:bCs/>
       </w:rPr>
@@ -5725,7 +6086,7 @@
         <w:spacing w:after="0" w:before="0" w:line="240" w:lineRule="auto"/>
       </w:pPr>
       <w:rPr>
-        <w:rFonts w:asciiTheme="majorHAnsi" w:cstheme="majorBidi" w:eastAsiaTheme="majorEastAsia" w:hAnsiTheme="majorHAnsi"/>
+        <w:rFonts w:asciiTheme="majorHAnsi" w:cstheme="majorBidi" w:hAnsiTheme="majorHAnsi" w:eastAsia="黑体"/>
         <w:b/>
         <w:bCs/>
       </w:rPr>
@@ -5746,7 +6107,7 @@
         <w:spacing w:after="0" w:before="0" w:line="240" w:lineRule="auto"/>
       </w:pPr>
       <w:rPr>
-        <w:rFonts w:asciiTheme="majorHAnsi" w:cstheme="majorBidi" w:eastAsiaTheme="majorEastAsia" w:hAnsiTheme="majorHAnsi"/>
+        <w:rFonts w:asciiTheme="majorHAnsi" w:cstheme="majorBidi" w:hAnsiTheme="majorHAnsi" w:eastAsia="黑体"/>
         <w:b/>
         <w:bCs/>
       </w:rPr>
@@ -5764,14 +6125,14 @@
     </w:tblStylePr>
     <w:tblStylePr w:type="firstCol">
       <w:rPr>
-        <w:rFonts w:asciiTheme="majorHAnsi" w:cstheme="majorBidi" w:eastAsiaTheme="majorEastAsia" w:hAnsiTheme="majorHAnsi"/>
+        <w:rFonts w:asciiTheme="majorHAnsi" w:cstheme="majorBidi" w:hAnsiTheme="majorHAnsi" w:eastAsia="黑体"/>
         <w:b/>
         <w:bCs/>
       </w:rPr>
     </w:tblStylePr>
     <w:tblStylePr w:type="lastCol">
       <w:rPr>
-        <w:rFonts w:asciiTheme="majorHAnsi" w:cstheme="majorBidi" w:eastAsiaTheme="majorEastAsia" w:hAnsiTheme="majorHAnsi"/>
+        <w:rFonts w:asciiTheme="majorHAnsi" w:cstheme="majorBidi" w:hAnsiTheme="majorHAnsi" w:eastAsia="黑体"/>
         <w:b/>
         <w:bCs/>
       </w:rPr>
@@ -5855,7 +6216,7 @@
         <w:spacing w:after="0" w:before="0" w:line="240" w:lineRule="auto"/>
       </w:pPr>
       <w:rPr>
-        <w:rFonts w:asciiTheme="majorHAnsi" w:cstheme="majorBidi" w:eastAsiaTheme="majorEastAsia" w:hAnsiTheme="majorHAnsi"/>
+        <w:rFonts w:asciiTheme="majorHAnsi" w:cstheme="majorBidi" w:hAnsiTheme="majorHAnsi" w:eastAsia="黑体"/>
         <w:b/>
         <w:bCs/>
       </w:rPr>
@@ -5876,7 +6237,7 @@
         <w:spacing w:after="0" w:before="0" w:line="240" w:lineRule="auto"/>
       </w:pPr>
       <w:rPr>
-        <w:rFonts w:asciiTheme="majorHAnsi" w:cstheme="majorBidi" w:eastAsiaTheme="majorEastAsia" w:hAnsiTheme="majorHAnsi"/>
+        <w:rFonts w:asciiTheme="majorHAnsi" w:cstheme="majorBidi" w:hAnsiTheme="majorHAnsi" w:eastAsia="黑体"/>
         <w:b/>
         <w:bCs/>
       </w:rPr>
@@ -5894,14 +6255,14 @@
     </w:tblStylePr>
     <w:tblStylePr w:type="firstCol">
       <w:rPr>
-        <w:rFonts w:asciiTheme="majorHAnsi" w:cstheme="majorBidi" w:eastAsiaTheme="majorEastAsia" w:hAnsiTheme="majorHAnsi"/>
+        <w:rFonts w:asciiTheme="majorHAnsi" w:cstheme="majorBidi" w:hAnsiTheme="majorHAnsi" w:eastAsia="黑体"/>
         <w:b/>
         <w:bCs/>
       </w:rPr>
     </w:tblStylePr>
     <w:tblStylePr w:type="lastCol">
       <w:rPr>
-        <w:rFonts w:asciiTheme="majorHAnsi" w:cstheme="majorBidi" w:eastAsiaTheme="majorEastAsia" w:hAnsiTheme="majorHAnsi"/>
+        <w:rFonts w:asciiTheme="majorHAnsi" w:cstheme="majorBidi" w:hAnsiTheme="majorHAnsi" w:eastAsia="黑体"/>
         <w:b/>
         <w:bCs/>
       </w:rPr>
@@ -5985,7 +6346,7 @@
         <w:spacing w:after="0" w:before="0" w:line="240" w:lineRule="auto"/>
       </w:pPr>
       <w:rPr>
-        <w:rFonts w:asciiTheme="majorHAnsi" w:cstheme="majorBidi" w:eastAsiaTheme="majorEastAsia" w:hAnsiTheme="majorHAnsi"/>
+        <w:rFonts w:asciiTheme="majorHAnsi" w:cstheme="majorBidi" w:hAnsiTheme="majorHAnsi" w:eastAsia="黑体"/>
         <w:b/>
         <w:bCs/>
       </w:rPr>
@@ -6006,7 +6367,7 @@
         <w:spacing w:after="0" w:before="0" w:line="240" w:lineRule="auto"/>
       </w:pPr>
       <w:rPr>
-        <w:rFonts w:asciiTheme="majorHAnsi" w:cstheme="majorBidi" w:eastAsiaTheme="majorEastAsia" w:hAnsiTheme="majorHAnsi"/>
+        <w:rFonts w:asciiTheme="majorHAnsi" w:cstheme="majorBidi" w:hAnsiTheme="majorHAnsi" w:eastAsia="黑体"/>
         <w:b/>
         <w:bCs/>
       </w:rPr>
@@ -6024,14 +6385,14 @@
     </w:tblStylePr>
     <w:tblStylePr w:type="firstCol">
       <w:rPr>
-        <w:rFonts w:asciiTheme="majorHAnsi" w:cstheme="majorBidi" w:eastAsiaTheme="majorEastAsia" w:hAnsiTheme="majorHAnsi"/>
+        <w:rFonts w:asciiTheme="majorHAnsi" w:cstheme="majorBidi" w:hAnsiTheme="majorHAnsi" w:eastAsia="黑体"/>
         <w:b/>
         <w:bCs/>
       </w:rPr>
     </w:tblStylePr>
     <w:tblStylePr w:type="lastCol">
       <w:rPr>
-        <w:rFonts w:asciiTheme="majorHAnsi" w:cstheme="majorBidi" w:eastAsiaTheme="majorEastAsia" w:hAnsiTheme="majorHAnsi"/>
+        <w:rFonts w:asciiTheme="majorHAnsi" w:cstheme="majorBidi" w:hAnsiTheme="majorHAnsi" w:eastAsia="黑体"/>
         <w:b/>
         <w:bCs/>
       </w:rPr>
@@ -6115,7 +6476,7 @@
         <w:spacing w:after="0" w:before="0" w:line="240" w:lineRule="auto"/>
       </w:pPr>
       <w:rPr>
-        <w:rFonts w:asciiTheme="majorHAnsi" w:cstheme="majorBidi" w:eastAsiaTheme="majorEastAsia" w:hAnsiTheme="majorHAnsi"/>
+        <w:rFonts w:asciiTheme="majorHAnsi" w:cstheme="majorBidi" w:hAnsiTheme="majorHAnsi" w:eastAsia="黑体"/>
         <w:b/>
         <w:bCs/>
       </w:rPr>
@@ -6136,7 +6497,7 @@
         <w:spacing w:after="0" w:before="0" w:line="240" w:lineRule="auto"/>
       </w:pPr>
       <w:rPr>
-        <w:rFonts w:asciiTheme="majorHAnsi" w:cstheme="majorBidi" w:eastAsiaTheme="majorEastAsia" w:hAnsiTheme="majorHAnsi"/>
+        <w:rFonts w:asciiTheme="majorHAnsi" w:cstheme="majorBidi" w:hAnsiTheme="majorHAnsi" w:eastAsia="黑体"/>
         <w:b/>
         <w:bCs/>
       </w:rPr>
@@ -6154,14 +6515,14 @@
     </w:tblStylePr>
     <w:tblStylePr w:type="firstCol">
       <w:rPr>
-        <w:rFonts w:asciiTheme="majorHAnsi" w:cstheme="majorBidi" w:eastAsiaTheme="majorEastAsia" w:hAnsiTheme="majorHAnsi"/>
+        <w:rFonts w:asciiTheme="majorHAnsi" w:cstheme="majorBidi" w:hAnsiTheme="majorHAnsi" w:eastAsia="黑体"/>
         <w:b/>
         <w:bCs/>
       </w:rPr>
     </w:tblStylePr>
     <w:tblStylePr w:type="lastCol">
       <w:rPr>
-        <w:rFonts w:asciiTheme="majorHAnsi" w:cstheme="majorBidi" w:eastAsiaTheme="majorEastAsia" w:hAnsiTheme="majorHAnsi"/>
+        <w:rFonts w:asciiTheme="majorHAnsi" w:cstheme="majorBidi" w:hAnsiTheme="majorHAnsi" w:eastAsia="黑体"/>
         <w:b/>
         <w:bCs/>
       </w:rPr>
@@ -6244,6 +6605,7 @@
         <w:spacing w:after="0" w:before="0" w:line="240" w:lineRule="auto"/>
       </w:pPr>
       <w:rPr>
+        <w:rFonts w:eastAsia="黑体"/>
         <w:b/>
         <w:bCs/>
         <w:color w:themeColor="background1" w:val="FFFFFF"/>
@@ -6266,6 +6628,7 @@
         <w:spacing w:after="0" w:before="0" w:line="240" w:lineRule="auto"/>
       </w:pPr>
       <w:rPr>
+        <w:rFonts w:eastAsia="黑体"/>
         <w:b/>
         <w:bCs/>
       </w:rPr>
@@ -6283,12 +6646,14 @@
     </w:tblStylePr>
     <w:tblStylePr w:type="firstCol">
       <w:rPr>
+        <w:rFonts w:eastAsia="黑体"/>
         <w:b/>
         <w:bCs/>
       </w:rPr>
     </w:tblStylePr>
     <w:tblStylePr w:type="lastCol">
       <w:rPr>
+        <w:rFonts w:eastAsia="黑体"/>
         <w:b/>
         <w:bCs/>
       </w:rPr>
@@ -6350,6 +6715,7 @@
         <w:spacing w:after="0" w:before="0" w:line="240" w:lineRule="auto"/>
       </w:pPr>
       <w:rPr>
+        <w:rFonts w:eastAsia="黑体"/>
         <w:b/>
         <w:bCs/>
         <w:color w:themeColor="background1" w:val="FFFFFF"/>
@@ -6372,6 +6738,7 @@
         <w:spacing w:after="0" w:before="0" w:line="240" w:lineRule="auto"/>
       </w:pPr>
       <w:rPr>
+        <w:rFonts w:eastAsia="黑体"/>
         <w:b/>
         <w:bCs/>
       </w:rPr>
@@ -6389,12 +6756,14 @@
     </w:tblStylePr>
     <w:tblStylePr w:type="firstCol">
       <w:rPr>
+        <w:rFonts w:eastAsia="黑体"/>
         <w:b/>
         <w:bCs/>
       </w:rPr>
     </w:tblStylePr>
     <w:tblStylePr w:type="lastCol">
       <w:rPr>
+        <w:rFonts w:eastAsia="黑体"/>
         <w:b/>
         <w:bCs/>
       </w:rPr>
@@ -6456,6 +6825,7 @@
         <w:spacing w:after="0" w:before="0" w:line="240" w:lineRule="auto"/>
       </w:pPr>
       <w:rPr>
+        <w:rFonts w:eastAsia="黑体"/>
         <w:b/>
         <w:bCs/>
         <w:color w:themeColor="background1" w:val="FFFFFF"/>
@@ -6478,6 +6848,7 @@
         <w:spacing w:after="0" w:before="0" w:line="240" w:lineRule="auto"/>
       </w:pPr>
       <w:rPr>
+        <w:rFonts w:eastAsia="黑体"/>
         <w:b/>
         <w:bCs/>
       </w:rPr>
@@ -6495,12 +6866,14 @@
     </w:tblStylePr>
     <w:tblStylePr w:type="firstCol">
       <w:rPr>
+        <w:rFonts w:eastAsia="黑体"/>
         <w:b/>
         <w:bCs/>
       </w:rPr>
     </w:tblStylePr>
     <w:tblStylePr w:type="lastCol">
       <w:rPr>
+        <w:rFonts w:eastAsia="黑体"/>
         <w:b/>
         <w:bCs/>
       </w:rPr>
@@ -6562,6 +6935,7 @@
         <w:spacing w:after="0" w:before="0" w:line="240" w:lineRule="auto"/>
       </w:pPr>
       <w:rPr>
+        <w:rFonts w:eastAsia="黑体"/>
         <w:b/>
         <w:bCs/>
         <w:color w:themeColor="background1" w:val="FFFFFF"/>
@@ -6584,6 +6958,7 @@
         <w:spacing w:after="0" w:before="0" w:line="240" w:lineRule="auto"/>
       </w:pPr>
       <w:rPr>
+        <w:rFonts w:eastAsia="黑体"/>
         <w:b/>
         <w:bCs/>
       </w:rPr>
@@ -6601,12 +6976,14 @@
     </w:tblStylePr>
     <w:tblStylePr w:type="firstCol">
       <w:rPr>
+        <w:rFonts w:eastAsia="黑体"/>
         <w:b/>
         <w:bCs/>
       </w:rPr>
     </w:tblStylePr>
     <w:tblStylePr w:type="lastCol">
       <w:rPr>
+        <w:rFonts w:eastAsia="黑体"/>
         <w:b/>
         <w:bCs/>
       </w:rPr>
@@ -6668,6 +7045,7 @@
         <w:spacing w:after="0" w:before="0" w:line="240" w:lineRule="auto"/>
       </w:pPr>
       <w:rPr>
+        <w:rFonts w:eastAsia="黑体"/>
         <w:b/>
         <w:bCs/>
         <w:color w:themeColor="background1" w:val="FFFFFF"/>
@@ -6690,6 +7068,7 @@
         <w:spacing w:after="0" w:before="0" w:line="240" w:lineRule="auto"/>
       </w:pPr>
       <w:rPr>
+        <w:rFonts w:eastAsia="黑体"/>
         <w:b/>
         <w:bCs/>
       </w:rPr>
@@ -6707,12 +7086,14 @@
     </w:tblStylePr>
     <w:tblStylePr w:type="firstCol">
       <w:rPr>
+        <w:rFonts w:eastAsia="黑体"/>
         <w:b/>
         <w:bCs/>
       </w:rPr>
     </w:tblStylePr>
     <w:tblStylePr w:type="lastCol">
       <w:rPr>
+        <w:rFonts w:eastAsia="黑体"/>
         <w:b/>
         <w:bCs/>
       </w:rPr>
@@ -6774,6 +7155,7 @@
         <w:spacing w:after="0" w:before="0" w:line="240" w:lineRule="auto"/>
       </w:pPr>
       <w:rPr>
+        <w:rFonts w:eastAsia="黑体"/>
         <w:b/>
         <w:bCs/>
         <w:color w:themeColor="background1" w:val="FFFFFF"/>
@@ -6796,6 +7178,7 @@
         <w:spacing w:after="0" w:before="0" w:line="240" w:lineRule="auto"/>
       </w:pPr>
       <w:rPr>
+        <w:rFonts w:eastAsia="黑体"/>
         <w:b/>
         <w:bCs/>
       </w:rPr>
@@ -6813,12 +7196,14 @@
     </w:tblStylePr>
     <w:tblStylePr w:type="firstCol">
       <w:rPr>
+        <w:rFonts w:eastAsia="黑体"/>
         <w:b/>
         <w:bCs/>
       </w:rPr>
     </w:tblStylePr>
     <w:tblStylePr w:type="lastCol">
       <w:rPr>
+        <w:rFonts w:eastAsia="黑体"/>
         <w:b/>
         <w:bCs/>
       </w:rPr>
@@ -6880,6 +7265,7 @@
         <w:spacing w:after="0" w:before="0" w:line="240" w:lineRule="auto"/>
       </w:pPr>
       <w:rPr>
+        <w:rFonts w:eastAsia="黑体"/>
         <w:b/>
         <w:bCs/>
         <w:color w:themeColor="background1" w:val="FFFFFF"/>
@@ -6902,6 +7288,7 @@
         <w:spacing w:after="0" w:before="0" w:line="240" w:lineRule="auto"/>
       </w:pPr>
       <w:rPr>
+        <w:rFonts w:eastAsia="黑体"/>
         <w:b/>
         <w:bCs/>
       </w:rPr>
@@ -6919,12 +7306,14 @@
     </w:tblStylePr>
     <w:tblStylePr w:type="firstCol">
       <w:rPr>
+        <w:rFonts w:eastAsia="黑体"/>
         <w:b/>
         <w:bCs/>
       </w:rPr>
     </w:tblStylePr>
     <w:tblStylePr w:type="lastCol">
       <w:rPr>
+        <w:rFonts w:eastAsia="黑体"/>
         <w:b/>
         <w:bCs/>
       </w:rPr>
@@ -6983,6 +7372,7 @@
         <w:spacing w:after="0" w:before="0" w:line="240" w:lineRule="auto"/>
       </w:pPr>
       <w:rPr>
+        <w:rFonts w:eastAsia="黑体"/>
         <w:b/>
         <w:bCs/>
         <w:color w:themeColor="background1" w:val="FFFFFF"/>
@@ -7005,6 +7395,7 @@
         <w:spacing w:after="0" w:before="0" w:line="240" w:lineRule="auto"/>
       </w:pPr>
       <w:rPr>
+        <w:rFonts w:eastAsia="黑体"/>
         <w:color w:val="auto"/>
       </w:rPr>
       <w:tblPr/>
@@ -7022,6 +7413,7 @@
     </w:tblStylePr>
     <w:tblStylePr w:type="firstCol">
       <w:rPr>
+        <w:rFonts w:eastAsia="黑体"/>
         <w:b/>
         <w:bCs/>
         <w:color w:themeColor="background1" w:val="FFFFFF"/>
@@ -7041,6 +7433,7 @@
     </w:tblStylePr>
     <w:tblStylePr w:type="lastCol">
       <w:rPr>
+        <w:rFonts w:eastAsia="黑体"/>
         <w:b/>
         <w:bCs/>
         <w:color w:themeColor="background1" w:val="FFFFFF"/>
@@ -7089,6 +7482,7 @@
     </w:tblStylePr>
     <w:tblStylePr w:type="nwCell">
       <w:rPr>
+        <w:rFonts w:eastAsia="黑体"/>
         <w:color w:themeColor="background1" w:val="FFFFFF"/>
       </w:rPr>
       <w:tblPr/>
@@ -7132,6 +7526,7 @@
         <w:spacing w:after="0" w:before="0" w:line="240" w:lineRule="auto"/>
       </w:pPr>
       <w:rPr>
+        <w:rFonts w:eastAsia="黑体"/>
         <w:b/>
         <w:bCs/>
         <w:color w:themeColor="background1" w:val="FFFFFF"/>
@@ -7154,6 +7549,7 @@
         <w:spacing w:after="0" w:before="0" w:line="240" w:lineRule="auto"/>
       </w:pPr>
       <w:rPr>
+        <w:rFonts w:eastAsia="黑体"/>
         <w:color w:val="auto"/>
       </w:rPr>
       <w:tblPr/>
@@ -7171,6 +7567,7 @@
     </w:tblStylePr>
     <w:tblStylePr w:type="firstCol">
       <w:rPr>
+        <w:rFonts w:eastAsia="黑体"/>
         <w:b/>
         <w:bCs/>
         <w:color w:themeColor="background1" w:val="FFFFFF"/>
@@ -7190,6 +7587,7 @@
     </w:tblStylePr>
     <w:tblStylePr w:type="lastCol">
       <w:rPr>
+        <w:rFonts w:eastAsia="黑体"/>
         <w:b/>
         <w:bCs/>
         <w:color w:themeColor="background1" w:val="FFFFFF"/>
@@ -7238,6 +7636,7 @@
     </w:tblStylePr>
     <w:tblStylePr w:type="nwCell">
       <w:rPr>
+        <w:rFonts w:eastAsia="黑体"/>
         <w:color w:themeColor="background1" w:val="FFFFFF"/>
       </w:rPr>
       <w:tblPr/>
@@ -7281,6 +7680,7 @@
         <w:spacing w:after="0" w:before="0" w:line="240" w:lineRule="auto"/>
       </w:pPr>
       <w:rPr>
+        <w:rFonts w:eastAsia="黑体"/>
         <w:b/>
         <w:bCs/>
         <w:color w:themeColor="background1" w:val="FFFFFF"/>
@@ -7303,6 +7703,7 @@
         <w:spacing w:after="0" w:before="0" w:line="240" w:lineRule="auto"/>
       </w:pPr>
       <w:rPr>
+        <w:rFonts w:eastAsia="黑体"/>
         <w:color w:val="auto"/>
       </w:rPr>
       <w:tblPr/>
@@ -7320,6 +7721,7 @@
     </w:tblStylePr>
     <w:tblStylePr w:type="firstCol">
       <w:rPr>
+        <w:rFonts w:eastAsia="黑体"/>
         <w:b/>
         <w:bCs/>
         <w:color w:themeColor="background1" w:val="FFFFFF"/>
@@ -7339,6 +7741,7 @@
     </w:tblStylePr>
     <w:tblStylePr w:type="lastCol">
       <w:rPr>
+        <w:rFonts w:eastAsia="黑体"/>
         <w:b/>
         <w:bCs/>
         <w:color w:themeColor="background1" w:val="FFFFFF"/>
@@ -7387,6 +7790,7 @@
     </w:tblStylePr>
     <w:tblStylePr w:type="nwCell">
       <w:rPr>
+        <w:rFonts w:eastAsia="黑体"/>
         <w:color w:themeColor="background1" w:val="FFFFFF"/>
       </w:rPr>
       <w:tblPr/>
@@ -7430,6 +7834,7 @@
         <w:spacing w:after="0" w:before="0" w:line="240" w:lineRule="auto"/>
       </w:pPr>
       <w:rPr>
+        <w:rFonts w:eastAsia="黑体"/>
         <w:b/>
         <w:bCs/>
         <w:color w:themeColor="background1" w:val="FFFFFF"/>
@@ -7452,6 +7857,7 @@
         <w:spacing w:after="0" w:before="0" w:line="240" w:lineRule="auto"/>
       </w:pPr>
       <w:rPr>
+        <w:rFonts w:eastAsia="黑体"/>
         <w:color w:val="auto"/>
       </w:rPr>
       <w:tblPr/>
@@ -7469,6 +7875,7 @@
     </w:tblStylePr>
     <w:tblStylePr w:type="firstCol">
       <w:rPr>
+        <w:rFonts w:eastAsia="黑体"/>
         <w:b/>
         <w:bCs/>
         <w:color w:themeColor="background1" w:val="FFFFFF"/>
@@ -7488,6 +7895,7 @@
     </w:tblStylePr>
     <w:tblStylePr w:type="lastCol">
       <w:rPr>
+        <w:rFonts w:eastAsia="黑体"/>
         <w:b/>
         <w:bCs/>
         <w:color w:themeColor="background1" w:val="FFFFFF"/>
@@ -7536,6 +7944,7 @@
     </w:tblStylePr>
     <w:tblStylePr w:type="nwCell">
       <w:rPr>
+        <w:rFonts w:eastAsia="黑体"/>
         <w:color w:themeColor="background1" w:val="FFFFFF"/>
       </w:rPr>
       <w:tblPr/>
@@ -7579,6 +7988,7 @@
         <w:spacing w:after="0" w:before="0" w:line="240" w:lineRule="auto"/>
       </w:pPr>
       <w:rPr>
+        <w:rFonts w:eastAsia="黑体"/>
         <w:b/>
         <w:bCs/>
         <w:color w:themeColor="background1" w:val="FFFFFF"/>
@@ -7601,6 +8011,7 @@
         <w:spacing w:after="0" w:before="0" w:line="240" w:lineRule="auto"/>
       </w:pPr>
       <w:rPr>
+        <w:rFonts w:eastAsia="黑体"/>
         <w:color w:val="auto"/>
       </w:rPr>
       <w:tblPr/>
@@ -7618,6 +8029,7 @@
     </w:tblStylePr>
     <w:tblStylePr w:type="firstCol">
       <w:rPr>
+        <w:rFonts w:eastAsia="黑体"/>
         <w:b/>
         <w:bCs/>
         <w:color w:themeColor="background1" w:val="FFFFFF"/>
@@ -7637,6 +8049,7 @@
     </w:tblStylePr>
     <w:tblStylePr w:type="lastCol">
       <w:rPr>
+        <w:rFonts w:eastAsia="黑体"/>
         <w:b/>
         <w:bCs/>
         <w:color w:themeColor="background1" w:val="FFFFFF"/>
@@ -7685,6 +8098,7 @@
     </w:tblStylePr>
     <w:tblStylePr w:type="nwCell">
       <w:rPr>
+        <w:rFonts w:eastAsia="黑体"/>
         <w:color w:themeColor="background1" w:val="FFFFFF"/>
       </w:rPr>
       <w:tblPr/>
@@ -7728,6 +8142,7 @@
         <w:spacing w:after="0" w:before="0" w:line="240" w:lineRule="auto"/>
       </w:pPr>
       <w:rPr>
+        <w:rFonts w:eastAsia="黑体"/>
         <w:b/>
         <w:bCs/>
         <w:color w:themeColor="background1" w:val="FFFFFF"/>
@@ -7750,6 +8165,7 @@
         <w:spacing w:after="0" w:before="0" w:line="240" w:lineRule="auto"/>
       </w:pPr>
       <w:rPr>
+        <w:rFonts w:eastAsia="黑体"/>
         <w:color w:val="auto"/>
       </w:rPr>
       <w:tblPr/>
@@ -7767,6 +8183,7 @@
     </w:tblStylePr>
     <w:tblStylePr w:type="firstCol">
       <w:rPr>
+        <w:rFonts w:eastAsia="黑体"/>
         <w:b/>
         <w:bCs/>
         <w:color w:themeColor="background1" w:val="FFFFFF"/>
@@ -7786,6 +8203,7 @@
     </w:tblStylePr>
     <w:tblStylePr w:type="lastCol">
       <w:rPr>
+        <w:rFonts w:eastAsia="黑体"/>
         <w:b/>
         <w:bCs/>
         <w:color w:themeColor="background1" w:val="FFFFFF"/>
@@ -7834,6 +8252,7 @@
     </w:tblStylePr>
     <w:tblStylePr w:type="nwCell">
       <w:rPr>
+        <w:rFonts w:eastAsia="黑体"/>
         <w:color w:themeColor="background1" w:val="FFFFFF"/>
       </w:rPr>
       <w:tblPr/>
@@ -7877,6 +8296,7 @@
         <w:spacing w:after="0" w:before="0" w:line="240" w:lineRule="auto"/>
       </w:pPr>
       <w:rPr>
+        <w:rFonts w:eastAsia="黑体"/>
         <w:b/>
         <w:bCs/>
         <w:color w:themeColor="background1" w:val="FFFFFF"/>
@@ -7899,6 +8319,7 @@
         <w:spacing w:after="0" w:before="0" w:line="240" w:lineRule="auto"/>
       </w:pPr>
       <w:rPr>
+        <w:rFonts w:eastAsia="黑体"/>
         <w:color w:val="auto"/>
       </w:rPr>
       <w:tblPr/>
@@ -7916,6 +8337,7 @@
     </w:tblStylePr>
     <w:tblStylePr w:type="firstCol">
       <w:rPr>
+        <w:rFonts w:eastAsia="黑体"/>
         <w:b/>
         <w:bCs/>
         <w:color w:themeColor="background1" w:val="FFFFFF"/>
@@ -7935,6 +8357,7 @@
     </w:tblStylePr>
     <w:tblStylePr w:type="lastCol">
       <w:rPr>
+        <w:rFonts w:eastAsia="黑体"/>
         <w:b/>
         <w:bCs/>
         <w:color w:themeColor="background1" w:val="FFFFFF"/>
@@ -7983,6 +8406,7 @@
     </w:tblStylePr>
     <w:tblStylePr w:type="nwCell">
       <w:rPr>
+        <w:rFonts w:eastAsia="黑体"/>
         <w:color w:themeColor="background1" w:val="FFFFFF"/>
       </w:rPr>
       <w:tblPr/>
@@ -8007,6 +8431,7 @@
       <w:spacing w:after="0" w:line="240" w:lineRule="auto"/>
     </w:pPr>
     <w:rPr>
+      <w:rFonts w:eastAsia="黑体"/>
       <w:color w:themeColor="text1" w:val="000000"/>
     </w:rPr>
     <w:tblPr>
@@ -8026,7 +8451,7 @@
     </w:tblPr>
     <w:tblStylePr w:type="firstRow">
       <w:rPr>
-        <w:rFonts w:asciiTheme="majorHAnsi" w:cstheme="majorBidi" w:eastAsiaTheme="majorEastAsia" w:hAnsiTheme="majorHAnsi"/>
+        <w:rFonts w:asciiTheme="majorHAnsi" w:cstheme="majorBidi" w:hAnsiTheme="majorHAnsi" w:eastAsia="黑体"/>
       </w:rPr>
       <w:tblPr/>
       <w:tcPr>
@@ -8038,6 +8463,7 @@
     </w:tblStylePr>
     <w:tblStylePr w:type="lastRow">
       <w:rPr>
+        <w:rFonts w:eastAsia="黑体"/>
         <w:b/>
         <w:bCs/>
         <w:color w:themeColor="text2" w:val="1F497D"/>
@@ -8052,12 +8478,14 @@
     </w:tblStylePr>
     <w:tblStylePr w:type="firstCol">
       <w:rPr>
+        <w:rFonts w:eastAsia="黑体"/>
         <w:b/>
         <w:bCs/>
       </w:rPr>
     </w:tblStylePr>
     <w:tblStylePr w:type="lastCol">
       <w:rPr>
+        <w:rFonts w:eastAsia="黑体"/>
         <w:b/>
         <w:bCs/>
       </w:rPr>
@@ -8091,6 +8519,7 @@
       <w:spacing w:after="0" w:line="240" w:lineRule="auto"/>
     </w:pPr>
     <w:rPr>
+      <w:rFonts w:eastAsia="黑体"/>
       <w:color w:themeColor="text1" w:val="000000"/>
     </w:rPr>
     <w:tblPr>
@@ -8110,7 +8539,7 @@
     </w:tblPr>
     <w:tblStylePr w:type="firstRow">
       <w:rPr>
-        <w:rFonts w:asciiTheme="majorHAnsi" w:cstheme="majorBidi" w:eastAsiaTheme="majorEastAsia" w:hAnsiTheme="majorHAnsi"/>
+        <w:rFonts w:asciiTheme="majorHAnsi" w:cstheme="majorBidi" w:hAnsiTheme="majorHAnsi" w:eastAsia="黑体"/>
       </w:rPr>
       <w:tblPr/>
       <w:tcPr>
@@ -8122,6 +8551,7 @@
     </w:tblStylePr>
     <w:tblStylePr w:type="lastRow">
       <w:rPr>
+        <w:rFonts w:eastAsia="黑体"/>
         <w:b/>
         <w:bCs/>
         <w:color w:themeColor="text2" w:val="1F497D"/>
@@ -8136,12 +8566,14 @@
     </w:tblStylePr>
     <w:tblStylePr w:type="firstCol">
       <w:rPr>
+        <w:rFonts w:eastAsia="黑体"/>
         <w:b/>
         <w:bCs/>
       </w:rPr>
     </w:tblStylePr>
     <w:tblStylePr w:type="lastCol">
       <w:rPr>
+        <w:rFonts w:eastAsia="黑体"/>
         <w:b/>
         <w:bCs/>
       </w:rPr>
@@ -8175,6 +8607,7 @@
       <w:spacing w:after="0" w:line="240" w:lineRule="auto"/>
     </w:pPr>
     <w:rPr>
+      <w:rFonts w:eastAsia="黑体"/>
       <w:color w:themeColor="text1" w:val="000000"/>
     </w:rPr>
     <w:tblPr>
@@ -8194,7 +8627,7 @@
     </w:tblPr>
     <w:tblStylePr w:type="firstRow">
       <w:rPr>
-        <w:rFonts w:asciiTheme="majorHAnsi" w:cstheme="majorBidi" w:eastAsiaTheme="majorEastAsia" w:hAnsiTheme="majorHAnsi"/>
+        <w:rFonts w:asciiTheme="majorHAnsi" w:cstheme="majorBidi" w:hAnsiTheme="majorHAnsi" w:eastAsia="黑体"/>
       </w:rPr>
       <w:tblPr/>
       <w:tcPr>
@@ -8206,6 +8639,7 @@
     </w:tblStylePr>
     <w:tblStylePr w:type="lastRow">
       <w:rPr>
+        <w:rFonts w:eastAsia="黑体"/>
         <w:b/>
         <w:bCs/>
         <w:color w:themeColor="text2" w:val="1F497D"/>
@@ -8220,12 +8654,14 @@
     </w:tblStylePr>
     <w:tblStylePr w:type="firstCol">
       <w:rPr>
+        <w:rFonts w:eastAsia="黑体"/>
         <w:b/>
         <w:bCs/>
       </w:rPr>
     </w:tblStylePr>
     <w:tblStylePr w:type="lastCol">
       <w:rPr>
+        <w:rFonts w:eastAsia="黑体"/>
         <w:b/>
         <w:bCs/>
       </w:rPr>
@@ -8259,6 +8695,7 @@
       <w:spacing w:after="0" w:line="240" w:lineRule="auto"/>
     </w:pPr>
     <w:rPr>
+      <w:rFonts w:eastAsia="黑体"/>
       <w:color w:themeColor="text1" w:val="000000"/>
     </w:rPr>
     <w:tblPr>
@@ -8278,7 +8715,7 @@
     </w:tblPr>
     <w:tblStylePr w:type="firstRow">
       <w:rPr>
-        <w:rFonts w:asciiTheme="majorHAnsi" w:cstheme="majorBidi" w:eastAsiaTheme="majorEastAsia" w:hAnsiTheme="majorHAnsi"/>
+        <w:rFonts w:asciiTheme="majorHAnsi" w:cstheme="majorBidi" w:hAnsiTheme="majorHAnsi" w:eastAsia="黑体"/>
       </w:rPr>
       <w:tblPr/>
       <w:tcPr>
@@ -8290,6 +8727,7 @@
     </w:tblStylePr>
     <w:tblStylePr w:type="lastRow">
       <w:rPr>
+        <w:rFonts w:eastAsia="黑体"/>
         <w:b/>
         <w:bCs/>
         <w:color w:themeColor="text2" w:val="1F497D"/>
@@ -8304,12 +8742,14 @@
     </w:tblStylePr>
     <w:tblStylePr w:type="firstCol">
       <w:rPr>
+        <w:rFonts w:eastAsia="黑体"/>
         <w:b/>
         <w:bCs/>
       </w:rPr>
     </w:tblStylePr>
     <w:tblStylePr w:type="lastCol">
       <w:rPr>
+        <w:rFonts w:eastAsia="黑体"/>
         <w:b/>
         <w:bCs/>
       </w:rPr>
@@ -8343,6 +8783,7 @@
       <w:spacing w:after="0" w:line="240" w:lineRule="auto"/>
     </w:pPr>
     <w:rPr>
+      <w:rFonts w:eastAsia="黑体"/>
       <w:color w:themeColor="text1" w:val="000000"/>
     </w:rPr>
     <w:tblPr>
@@ -8362,7 +8803,7 @@
     </w:tblPr>
     <w:tblStylePr w:type="firstRow">
       <w:rPr>
-        <w:rFonts w:asciiTheme="majorHAnsi" w:cstheme="majorBidi" w:eastAsiaTheme="majorEastAsia" w:hAnsiTheme="majorHAnsi"/>
+        <w:rFonts w:asciiTheme="majorHAnsi" w:cstheme="majorBidi" w:hAnsiTheme="majorHAnsi" w:eastAsia="黑体"/>
       </w:rPr>
       <w:tblPr/>
       <w:tcPr>
@@ -8374,6 +8815,7 @@
     </w:tblStylePr>
     <w:tblStylePr w:type="lastRow">
       <w:rPr>
+        <w:rFonts w:eastAsia="黑体"/>
         <w:b/>
         <w:bCs/>
         <w:color w:themeColor="text2" w:val="1F497D"/>
@@ -8388,12 +8830,14 @@
     </w:tblStylePr>
     <w:tblStylePr w:type="firstCol">
       <w:rPr>
+        <w:rFonts w:eastAsia="黑体"/>
         <w:b/>
         <w:bCs/>
       </w:rPr>
     </w:tblStylePr>
     <w:tblStylePr w:type="lastCol">
       <w:rPr>
+        <w:rFonts w:eastAsia="黑体"/>
         <w:b/>
         <w:bCs/>
       </w:rPr>
@@ -8427,6 +8871,7 @@
       <w:spacing w:after="0" w:line="240" w:lineRule="auto"/>
     </w:pPr>
     <w:rPr>
+      <w:rFonts w:eastAsia="黑体"/>
       <w:color w:themeColor="text1" w:val="000000"/>
     </w:rPr>
     <w:tblPr>
@@ -8446,7 +8891,7 @@
     </w:tblPr>
     <w:tblStylePr w:type="firstRow">
       <w:rPr>
-        <w:rFonts w:asciiTheme="majorHAnsi" w:cstheme="majorBidi" w:eastAsiaTheme="majorEastAsia" w:hAnsiTheme="majorHAnsi"/>
+        <w:rFonts w:asciiTheme="majorHAnsi" w:cstheme="majorBidi" w:hAnsiTheme="majorHAnsi" w:eastAsia="黑体"/>
       </w:rPr>
       <w:tblPr/>
       <w:tcPr>
@@ -8458,6 +8903,7 @@
     </w:tblStylePr>
     <w:tblStylePr w:type="lastRow">
       <w:rPr>
+        <w:rFonts w:eastAsia="黑体"/>
         <w:b/>
         <w:bCs/>
         <w:color w:themeColor="text2" w:val="1F497D"/>
@@ -8472,12 +8918,14 @@
     </w:tblStylePr>
     <w:tblStylePr w:type="firstCol">
       <w:rPr>
+        <w:rFonts w:eastAsia="黑体"/>
         <w:b/>
         <w:bCs/>
       </w:rPr>
     </w:tblStylePr>
     <w:tblStylePr w:type="lastCol">
       <w:rPr>
+        <w:rFonts w:eastAsia="黑体"/>
         <w:b/>
         <w:bCs/>
       </w:rPr>
@@ -8511,6 +8959,7 @@
       <w:spacing w:after="0" w:line="240" w:lineRule="auto"/>
     </w:pPr>
     <w:rPr>
+      <w:rFonts w:eastAsia="黑体"/>
       <w:color w:themeColor="text1" w:val="000000"/>
     </w:rPr>
     <w:tblPr>
@@ -8530,7 +8979,7 @@
     </w:tblPr>
     <w:tblStylePr w:type="firstRow">
       <w:rPr>
-        <w:rFonts w:asciiTheme="majorHAnsi" w:cstheme="majorBidi" w:eastAsiaTheme="majorEastAsia" w:hAnsiTheme="majorHAnsi"/>
+        <w:rFonts w:asciiTheme="majorHAnsi" w:cstheme="majorBidi" w:hAnsiTheme="majorHAnsi" w:eastAsia="黑体"/>
       </w:rPr>
       <w:tblPr/>
       <w:tcPr>
@@ -8542,6 +8991,7 @@
     </w:tblStylePr>
     <w:tblStylePr w:type="lastRow">
       <w:rPr>
+        <w:rFonts w:eastAsia="黑体"/>
         <w:b/>
         <w:bCs/>
         <w:color w:themeColor="text2" w:val="1F497D"/>
@@ -8556,12 +9006,14 @@
     </w:tblStylePr>
     <w:tblStylePr w:type="firstCol">
       <w:rPr>
+        <w:rFonts w:eastAsia="黑体"/>
         <w:b/>
         <w:bCs/>
       </w:rPr>
     </w:tblStylePr>
     <w:tblStylePr w:type="lastCol">
       <w:rPr>
+        <w:rFonts w:eastAsia="黑体"/>
         <w:b/>
         <w:bCs/>
       </w:rPr>
@@ -8595,7 +9047,7 @@
       <w:spacing w:after="0" w:line="240" w:lineRule="auto"/>
     </w:pPr>
     <w:rPr>
-      <w:rFonts w:asciiTheme="majorHAnsi" w:cstheme="majorBidi" w:eastAsiaTheme="majorEastAsia" w:hAnsiTheme="majorHAnsi"/>
+      <w:rFonts w:asciiTheme="majorHAnsi" w:cstheme="majorBidi" w:hAnsiTheme="majorHAnsi" w:eastAsia="黑体"/>
       <w:color w:themeColor="text1" w:val="000000"/>
     </w:rPr>
     <w:tblPr>
@@ -8617,6 +9069,7 @@
     </w:tblPr>
     <w:tblStylePr w:type="firstRow">
       <w:rPr>
+        <w:rFonts w:eastAsia="黑体"/>
         <w:sz w:val="24"/>
         <w:szCs w:val="24"/>
       </w:rPr>
@@ -8723,7 +9176,7 @@
       <w:spacing w:after="0" w:line="240" w:lineRule="auto"/>
     </w:pPr>
     <w:rPr>
-      <w:rFonts w:asciiTheme="majorHAnsi" w:cstheme="majorBidi" w:eastAsiaTheme="majorEastAsia" w:hAnsiTheme="majorHAnsi"/>
+      <w:rFonts w:asciiTheme="majorHAnsi" w:cstheme="majorBidi" w:hAnsiTheme="majorHAnsi" w:eastAsia="黑体"/>
       <w:color w:themeColor="text1" w:val="000000"/>
     </w:rPr>
     <w:tblPr>
@@ -8745,6 +9198,7 @@
     </w:tblPr>
     <w:tblStylePr w:type="firstRow">
       <w:rPr>
+        <w:rFonts w:eastAsia="黑体"/>
         <w:sz w:val="24"/>
         <w:szCs w:val="24"/>
       </w:rPr>
@@ -8851,7 +9305,7 @@
       <w:spacing w:after="0" w:line="240" w:lineRule="auto"/>
     </w:pPr>
     <w:rPr>
-      <w:rFonts w:asciiTheme="majorHAnsi" w:cstheme="majorBidi" w:eastAsiaTheme="majorEastAsia" w:hAnsiTheme="majorHAnsi"/>
+      <w:rFonts w:asciiTheme="majorHAnsi" w:cstheme="majorBidi" w:hAnsiTheme="majorHAnsi" w:eastAsia="黑体"/>
       <w:color w:themeColor="text1" w:val="000000"/>
     </w:rPr>
     <w:tblPr>
@@ -8873,6 +9327,7 @@
     </w:tblPr>
     <w:tblStylePr w:type="firstRow">
       <w:rPr>
+        <w:rFonts w:eastAsia="黑体"/>
         <w:sz w:val="24"/>
         <w:szCs w:val="24"/>
       </w:rPr>
@@ -8979,7 +9434,7 @@
       <w:spacing w:after="0" w:line="240" w:lineRule="auto"/>
     </w:pPr>
     <w:rPr>
-      <w:rFonts w:asciiTheme="majorHAnsi" w:cstheme="majorBidi" w:eastAsiaTheme="majorEastAsia" w:hAnsiTheme="majorHAnsi"/>
+      <w:rFonts w:asciiTheme="majorHAnsi" w:cstheme="majorBidi" w:hAnsiTheme="majorHAnsi" w:eastAsia="黑体"/>
       <w:color w:themeColor="text1" w:val="000000"/>
     </w:rPr>
     <w:tblPr>
@@ -9001,6 +9456,7 @@
     </w:tblPr>
     <w:tblStylePr w:type="firstRow">
       <w:rPr>
+        <w:rFonts w:eastAsia="黑体"/>
         <w:sz w:val="24"/>
         <w:szCs w:val="24"/>
       </w:rPr>
@@ -9107,7 +9563,7 @@
       <w:spacing w:after="0" w:line="240" w:lineRule="auto"/>
     </w:pPr>
     <w:rPr>
-      <w:rFonts w:asciiTheme="majorHAnsi" w:cstheme="majorBidi" w:eastAsiaTheme="majorEastAsia" w:hAnsiTheme="majorHAnsi"/>
+      <w:rFonts w:asciiTheme="majorHAnsi" w:cstheme="majorBidi" w:hAnsiTheme="majorHAnsi" w:eastAsia="黑体"/>
       <w:color w:themeColor="text1" w:val="000000"/>
     </w:rPr>
     <w:tblPr>
@@ -9129,6 +9585,7 @@
     </w:tblPr>
     <w:tblStylePr w:type="firstRow">
       <w:rPr>
+        <w:rFonts w:eastAsia="黑体"/>
         <w:sz w:val="24"/>
         <w:szCs w:val="24"/>
       </w:rPr>
@@ -9235,7 +9692,7 @@
       <w:spacing w:after="0" w:line="240" w:lineRule="auto"/>
     </w:pPr>
     <w:rPr>
-      <w:rFonts w:asciiTheme="majorHAnsi" w:cstheme="majorBidi" w:eastAsiaTheme="majorEastAsia" w:hAnsiTheme="majorHAnsi"/>
+      <w:rFonts w:asciiTheme="majorHAnsi" w:cstheme="majorBidi" w:hAnsiTheme="majorHAnsi" w:eastAsia="黑体"/>
       <w:color w:themeColor="text1" w:val="000000"/>
     </w:rPr>
     <w:tblPr>
@@ -9257,6 +9714,7 @@
     </w:tblPr>
     <w:tblStylePr w:type="firstRow">
       <w:rPr>
+        <w:rFonts w:eastAsia="黑体"/>
         <w:sz w:val="24"/>
         <w:szCs w:val="24"/>
       </w:rPr>
@@ -9363,7 +9821,7 @@
       <w:spacing w:after="0" w:line="240" w:lineRule="auto"/>
     </w:pPr>
     <w:rPr>
-      <w:rFonts w:asciiTheme="majorHAnsi" w:cstheme="majorBidi" w:eastAsiaTheme="majorEastAsia" w:hAnsiTheme="majorHAnsi"/>
+      <w:rFonts w:asciiTheme="majorHAnsi" w:cstheme="majorBidi" w:hAnsiTheme="majorHAnsi" w:eastAsia="黑体"/>
       <w:color w:themeColor="text1" w:val="000000"/>
     </w:rPr>
     <w:tblPr>
@@ -9385,6 +9843,7 @@
     </w:tblPr>
     <w:tblStylePr w:type="firstRow">
       <w:rPr>
+        <w:rFonts w:eastAsia="黑体"/>
         <w:sz w:val="24"/>
         <w:szCs w:val="24"/>
       </w:rPr>
@@ -9514,12 +9973,14 @@
     </w:tcPr>
     <w:tblStylePr w:type="firstRow">
       <w:rPr>
+        <w:rFonts w:eastAsia="黑体"/>
         <w:b/>
         <w:bCs/>
       </w:rPr>
     </w:tblStylePr>
     <w:tblStylePr w:type="lastRow">
       <w:rPr>
+        <w:rFonts w:eastAsia="黑体"/>
         <w:b/>
         <w:bCs/>
       </w:rPr>
@@ -9532,12 +9993,14 @@
     </w:tblStylePr>
     <w:tblStylePr w:type="firstCol">
       <w:rPr>
+        <w:rFonts w:eastAsia="黑体"/>
         <w:b/>
         <w:bCs/>
       </w:rPr>
     </w:tblStylePr>
     <w:tblStylePr w:type="lastCol">
       <w:rPr>
+        <w:rFonts w:eastAsia="黑体"/>
         <w:b/>
         <w:bCs/>
       </w:rPr>
@@ -9587,12 +10050,14 @@
     </w:tcPr>
     <w:tblStylePr w:type="firstRow">
       <w:rPr>
+        <w:rFonts w:eastAsia="黑体"/>
         <w:b/>
         <w:bCs/>
       </w:rPr>
     </w:tblStylePr>
     <w:tblStylePr w:type="lastRow">
       <w:rPr>
+        <w:rFonts w:eastAsia="黑体"/>
         <w:b/>
         <w:bCs/>
       </w:rPr>
@@ -9605,12 +10070,14 @@
     </w:tblStylePr>
     <w:tblStylePr w:type="firstCol">
       <w:rPr>
+        <w:rFonts w:eastAsia="黑体"/>
         <w:b/>
         <w:bCs/>
       </w:rPr>
     </w:tblStylePr>
     <w:tblStylePr w:type="lastCol">
       <w:rPr>
+        <w:rFonts w:eastAsia="黑体"/>
         <w:b/>
         <w:bCs/>
       </w:rPr>
@@ -9660,12 +10127,14 @@
     </w:tcPr>
     <w:tblStylePr w:type="firstRow">
       <w:rPr>
+        <w:rFonts w:eastAsia="黑体"/>
         <w:b/>
         <w:bCs/>
       </w:rPr>
     </w:tblStylePr>
     <w:tblStylePr w:type="lastRow">
       <w:rPr>
+        <w:rFonts w:eastAsia="黑体"/>
         <w:b/>
         <w:bCs/>
       </w:rPr>
@@ -9678,12 +10147,14 @@
     </w:tblStylePr>
     <w:tblStylePr w:type="firstCol">
       <w:rPr>
+        <w:rFonts w:eastAsia="黑体"/>
         <w:b/>
         <w:bCs/>
       </w:rPr>
     </w:tblStylePr>
     <w:tblStylePr w:type="lastCol">
       <w:rPr>
+        <w:rFonts w:eastAsia="黑体"/>
         <w:b/>
         <w:bCs/>
       </w:rPr>
@@ -9733,12 +10204,14 @@
     </w:tcPr>
     <w:tblStylePr w:type="firstRow">
       <w:rPr>
+        <w:rFonts w:eastAsia="黑体"/>
         <w:b/>
         <w:bCs/>
       </w:rPr>
     </w:tblStylePr>
     <w:tblStylePr w:type="lastRow">
       <w:rPr>
+        <w:rFonts w:eastAsia="黑体"/>
         <w:b/>
         <w:bCs/>
       </w:rPr>
@@ -9751,12 +10224,14 @@
     </w:tblStylePr>
     <w:tblStylePr w:type="firstCol">
       <w:rPr>
+        <w:rFonts w:eastAsia="黑体"/>
         <w:b/>
         <w:bCs/>
       </w:rPr>
     </w:tblStylePr>
     <w:tblStylePr w:type="lastCol">
       <w:rPr>
+        <w:rFonts w:eastAsia="黑体"/>
         <w:b/>
         <w:bCs/>
       </w:rPr>
@@ -9806,12 +10281,14 @@
     </w:tcPr>
     <w:tblStylePr w:type="firstRow">
       <w:rPr>
+        <w:rFonts w:eastAsia="黑体"/>
         <w:b/>
         <w:bCs/>
       </w:rPr>
     </w:tblStylePr>
     <w:tblStylePr w:type="lastRow">
       <w:rPr>
+        <w:rFonts w:eastAsia="黑体"/>
         <w:b/>
         <w:bCs/>
       </w:rPr>
@@ -9824,12 +10301,14 @@
     </w:tblStylePr>
     <w:tblStylePr w:type="firstCol">
       <w:rPr>
+        <w:rFonts w:eastAsia="黑体"/>
         <w:b/>
         <w:bCs/>
       </w:rPr>
     </w:tblStylePr>
     <w:tblStylePr w:type="lastCol">
       <w:rPr>
+        <w:rFonts w:eastAsia="黑体"/>
         <w:b/>
         <w:bCs/>
       </w:rPr>
@@ -9879,12 +10358,14 @@
     </w:tcPr>
     <w:tblStylePr w:type="firstRow">
       <w:rPr>
+        <w:rFonts w:eastAsia="黑体"/>
         <w:b/>
         <w:bCs/>
       </w:rPr>
     </w:tblStylePr>
     <w:tblStylePr w:type="lastRow">
       <w:rPr>
+        <w:rFonts w:eastAsia="黑体"/>
         <w:b/>
         <w:bCs/>
       </w:rPr>
@@ -9897,12 +10378,14 @@
     </w:tblStylePr>
     <w:tblStylePr w:type="firstCol">
       <w:rPr>
+        <w:rFonts w:eastAsia="黑体"/>
         <w:b/>
         <w:bCs/>
       </w:rPr>
     </w:tblStylePr>
     <w:tblStylePr w:type="lastCol">
       <w:rPr>
+        <w:rFonts w:eastAsia="黑体"/>
         <w:b/>
         <w:bCs/>
       </w:rPr>
@@ -9952,12 +10435,14 @@
     </w:tcPr>
     <w:tblStylePr w:type="firstRow">
       <w:rPr>
+        <w:rFonts w:eastAsia="黑体"/>
         <w:b/>
         <w:bCs/>
       </w:rPr>
     </w:tblStylePr>
     <w:tblStylePr w:type="lastRow">
       <w:rPr>
+        <w:rFonts w:eastAsia="黑体"/>
         <w:b/>
         <w:bCs/>
       </w:rPr>
@@ -9970,12 +10455,14 @@
     </w:tblStylePr>
     <w:tblStylePr w:type="firstCol">
       <w:rPr>
+        <w:rFonts w:eastAsia="黑体"/>
         <w:b/>
         <w:bCs/>
       </w:rPr>
     </w:tblStylePr>
     <w:tblStylePr w:type="lastCol">
       <w:rPr>
+        <w:rFonts w:eastAsia="黑体"/>
         <w:b/>
         <w:bCs/>
       </w:rPr>
@@ -10002,7 +10489,7 @@
       <w:spacing w:after="0" w:line="240" w:lineRule="auto"/>
     </w:pPr>
     <w:rPr>
-      <w:rFonts w:asciiTheme="majorHAnsi" w:cstheme="majorBidi" w:eastAsiaTheme="majorEastAsia" w:hAnsiTheme="majorHAnsi"/>
+      <w:rFonts w:asciiTheme="majorHAnsi" w:cstheme="majorBidi" w:hAnsiTheme="majorHAnsi" w:eastAsia="黑体"/>
       <w:color w:themeColor="text1" w:val="000000"/>
     </w:rPr>
     <w:tblPr>
@@ -10029,6 +10516,7 @@
     </w:tcPr>
     <w:tblStylePr w:type="firstRow">
       <w:rPr>
+        <w:rFonts w:eastAsia="黑体"/>
         <w:b/>
         <w:bCs/>
         <w:color w:themeColor="text1" w:val="000000"/>
@@ -10040,6 +10528,7 @@
     </w:tblStylePr>
     <w:tblStylePr w:type="lastRow">
       <w:rPr>
+        <w:rFonts w:eastAsia="黑体"/>
         <w:b/>
         <w:bCs/>
         <w:color w:themeColor="text1" w:val="000000"/>
@@ -10059,6 +10548,7 @@
     </w:tblStylePr>
     <w:tblStylePr w:type="firstCol">
       <w:rPr>
+        <w:rFonts w:eastAsia="黑体"/>
         <w:b/>
         <w:bCs/>
         <w:color w:themeColor="text1" w:val="000000"/>
@@ -10078,6 +10568,7 @@
     </w:tblStylePr>
     <w:tblStylePr w:type="lastCol">
       <w:rPr>
+        <w:rFonts w:eastAsia="黑体"/>
         <w:b w:val="0"/>
         <w:bCs w:val="0"/>
         <w:color w:themeColor="text1" w:val="000000"/>
@@ -10127,7 +10618,7 @@
       <w:spacing w:after="0" w:line="240" w:lineRule="auto"/>
     </w:pPr>
     <w:rPr>
-      <w:rFonts w:asciiTheme="majorHAnsi" w:cstheme="majorBidi" w:eastAsiaTheme="majorEastAsia" w:hAnsiTheme="majorHAnsi"/>
+      <w:rFonts w:asciiTheme="majorHAnsi" w:cstheme="majorBidi" w:hAnsiTheme="majorHAnsi" w:eastAsia="黑体"/>
       <w:color w:themeColor="text1" w:val="000000"/>
     </w:rPr>
     <w:tblPr>
@@ -10154,6 +10645,7 @@
     </w:tcPr>
     <w:tblStylePr w:type="firstRow">
       <w:rPr>
+        <w:rFonts w:eastAsia="黑体"/>
         <w:b/>
         <w:bCs/>
         <w:color w:themeColor="text1" w:val="000000"/>
@@ -10165,6 +10657,7 @@
     </w:tblStylePr>
     <w:tblStylePr w:type="lastRow">
       <w:rPr>
+        <w:rFonts w:eastAsia="黑体"/>
         <w:b/>
         <w:bCs/>
         <w:color w:themeColor="text1" w:val="000000"/>
@@ -10184,6 +10677,7 @@
     </w:tblStylePr>
     <w:tblStylePr w:type="firstCol">
       <w:rPr>
+        <w:rFonts w:eastAsia="黑体"/>
         <w:b/>
         <w:bCs/>
         <w:color w:themeColor="text1" w:val="000000"/>
@@ -10203,6 +10697,7 @@
     </w:tblStylePr>
     <w:tblStylePr w:type="lastCol">
       <w:rPr>
+        <w:rFonts w:eastAsia="黑体"/>
         <w:b w:val="0"/>
         <w:bCs w:val="0"/>
         <w:color w:themeColor="text1" w:val="000000"/>
@@ -10252,7 +10747,7 @@
       <w:spacing w:after="0" w:line="240" w:lineRule="auto"/>
     </w:pPr>
     <w:rPr>
-      <w:rFonts w:asciiTheme="majorHAnsi" w:cstheme="majorBidi" w:eastAsiaTheme="majorEastAsia" w:hAnsiTheme="majorHAnsi"/>
+      <w:rFonts w:asciiTheme="majorHAnsi" w:cstheme="majorBidi" w:hAnsiTheme="majorHAnsi" w:eastAsia="黑体"/>
       <w:color w:themeColor="text1" w:val="000000"/>
     </w:rPr>
     <w:tblPr>
@@ -10279,6 +10774,7 @@
     </w:tcPr>
     <w:tblStylePr w:type="firstRow">
       <w:rPr>
+        <w:rFonts w:eastAsia="黑体"/>
         <w:b/>
         <w:bCs/>
         <w:color w:themeColor="text1" w:val="000000"/>
@@ -10290,6 +10786,7 @@
     </w:tblStylePr>
     <w:tblStylePr w:type="lastRow">
       <w:rPr>
+        <w:rFonts w:eastAsia="黑体"/>
         <w:b/>
         <w:bCs/>
         <w:color w:themeColor="text1" w:val="000000"/>
@@ -10309,6 +10806,7 @@
     </w:tblStylePr>
     <w:tblStylePr w:type="firstCol">
       <w:rPr>
+        <w:rFonts w:eastAsia="黑体"/>
         <w:b/>
         <w:bCs/>
         <w:color w:themeColor="text1" w:val="000000"/>
@@ -10328,6 +10826,7 @@
     </w:tblStylePr>
     <w:tblStylePr w:type="lastCol">
       <w:rPr>
+        <w:rFonts w:eastAsia="黑体"/>
         <w:b w:val="0"/>
         <w:bCs w:val="0"/>
         <w:color w:themeColor="text1" w:val="000000"/>
@@ -10377,7 +10876,7 @@
       <w:spacing w:after="0" w:line="240" w:lineRule="auto"/>
     </w:pPr>
     <w:rPr>
-      <w:rFonts w:asciiTheme="majorHAnsi" w:cstheme="majorBidi" w:eastAsiaTheme="majorEastAsia" w:hAnsiTheme="majorHAnsi"/>
+      <w:rFonts w:asciiTheme="majorHAnsi" w:cstheme="majorBidi" w:hAnsiTheme="majorHAnsi" w:eastAsia="黑体"/>
       <w:color w:themeColor="text1" w:val="000000"/>
     </w:rPr>
     <w:tblPr>
@@ -10404,6 +10903,7 @@
     </w:tcPr>
     <w:tblStylePr w:type="firstRow">
       <w:rPr>
+        <w:rFonts w:eastAsia="黑体"/>
         <w:b/>
         <w:bCs/>
         <w:color w:themeColor="text1" w:val="000000"/>
@@ -10415,6 +10915,7 @@
     </w:tblStylePr>
     <w:tblStylePr w:type="lastRow">
       <w:rPr>
+        <w:rFonts w:eastAsia="黑体"/>
         <w:b/>
         <w:bCs/>
         <w:color w:themeColor="text1" w:val="000000"/>
@@ -10434,6 +10935,7 @@
     </w:tblStylePr>
     <w:tblStylePr w:type="firstCol">
       <w:rPr>
+        <w:rFonts w:eastAsia="黑体"/>
         <w:b/>
         <w:bCs/>
         <w:color w:themeColor="text1" w:val="000000"/>
@@ -10453,6 +10955,7 @@
     </w:tblStylePr>
     <w:tblStylePr w:type="lastCol">
       <w:rPr>
+        <w:rFonts w:eastAsia="黑体"/>
         <w:b w:val="0"/>
         <w:bCs w:val="0"/>
         <w:color w:themeColor="text1" w:val="000000"/>
@@ -10502,7 +11005,7 @@
       <w:spacing w:after="0" w:line="240" w:lineRule="auto"/>
     </w:pPr>
     <w:rPr>
-      <w:rFonts w:asciiTheme="majorHAnsi" w:cstheme="majorBidi" w:eastAsiaTheme="majorEastAsia" w:hAnsiTheme="majorHAnsi"/>
+      <w:rFonts w:asciiTheme="majorHAnsi" w:cstheme="majorBidi" w:hAnsiTheme="majorHAnsi" w:eastAsia="黑体"/>
       <w:color w:themeColor="text1" w:val="000000"/>
     </w:rPr>
     <w:tblPr>
@@ -10529,6 +11032,7 @@
     </w:tcPr>
     <w:tblStylePr w:type="firstRow">
       <w:rPr>
+        <w:rFonts w:eastAsia="黑体"/>
         <w:b/>
         <w:bCs/>
         <w:color w:themeColor="text1" w:val="000000"/>
@@ -10540,6 +11044,7 @@
     </w:tblStylePr>
     <w:tblStylePr w:type="lastRow">
       <w:rPr>
+        <w:rFonts w:eastAsia="黑体"/>
         <w:b/>
         <w:bCs/>
         <w:color w:themeColor="text1" w:val="000000"/>
@@ -10559,6 +11064,7 @@
     </w:tblStylePr>
     <w:tblStylePr w:type="firstCol">
       <w:rPr>
+        <w:rFonts w:eastAsia="黑体"/>
         <w:b/>
         <w:bCs/>
         <w:color w:themeColor="text1" w:val="000000"/>
@@ -10578,6 +11084,7 @@
     </w:tblStylePr>
     <w:tblStylePr w:type="lastCol">
       <w:rPr>
+        <w:rFonts w:eastAsia="黑体"/>
         <w:b w:val="0"/>
         <w:bCs w:val="0"/>
         <w:color w:themeColor="text1" w:val="000000"/>
@@ -10627,7 +11134,7 @@
       <w:spacing w:after="0" w:line="240" w:lineRule="auto"/>
     </w:pPr>
     <w:rPr>
-      <w:rFonts w:asciiTheme="majorHAnsi" w:cstheme="majorBidi" w:eastAsiaTheme="majorEastAsia" w:hAnsiTheme="majorHAnsi"/>
+      <w:rFonts w:asciiTheme="majorHAnsi" w:cstheme="majorBidi" w:hAnsiTheme="majorHAnsi" w:eastAsia="黑体"/>
       <w:color w:themeColor="text1" w:val="000000"/>
     </w:rPr>
     <w:tblPr>
@@ -10654,6 +11161,7 @@
     </w:tcPr>
     <w:tblStylePr w:type="firstRow">
       <w:rPr>
+        <w:rFonts w:eastAsia="黑体"/>
         <w:b/>
         <w:bCs/>
         <w:color w:themeColor="text1" w:val="000000"/>
@@ -10665,6 +11173,7 @@
     </w:tblStylePr>
     <w:tblStylePr w:type="lastRow">
       <w:rPr>
+        <w:rFonts w:eastAsia="黑体"/>
         <w:b/>
         <w:bCs/>
         <w:color w:themeColor="text1" w:val="000000"/>
@@ -10684,6 +11193,7 @@
     </w:tblStylePr>
     <w:tblStylePr w:type="firstCol">
       <w:rPr>
+        <w:rFonts w:eastAsia="黑体"/>
         <w:b/>
         <w:bCs/>
         <w:color w:themeColor="text1" w:val="000000"/>
@@ -10703,6 +11213,7 @@
     </w:tblStylePr>
     <w:tblStylePr w:type="lastCol">
       <w:rPr>
+        <w:rFonts w:eastAsia="黑体"/>
         <w:b w:val="0"/>
         <w:bCs w:val="0"/>
         <w:color w:themeColor="text1" w:val="000000"/>
@@ -10752,7 +11263,7 @@
       <w:spacing w:after="0" w:line="240" w:lineRule="auto"/>
     </w:pPr>
     <w:rPr>
-      <w:rFonts w:asciiTheme="majorHAnsi" w:cstheme="majorBidi" w:eastAsiaTheme="majorEastAsia" w:hAnsiTheme="majorHAnsi"/>
+      <w:rFonts w:asciiTheme="majorHAnsi" w:cstheme="majorBidi" w:hAnsiTheme="majorHAnsi" w:eastAsia="黑体"/>
       <w:color w:themeColor="text1" w:val="000000"/>
     </w:rPr>
     <w:tblPr>
@@ -10779,6 +11290,7 @@
     </w:tcPr>
     <w:tblStylePr w:type="firstRow">
       <w:rPr>
+        <w:rFonts w:eastAsia="黑体"/>
         <w:b/>
         <w:bCs/>
         <w:color w:themeColor="text1" w:val="000000"/>
@@ -10790,6 +11302,7 @@
     </w:tblStylePr>
     <w:tblStylePr w:type="lastRow">
       <w:rPr>
+        <w:rFonts w:eastAsia="黑体"/>
         <w:b/>
         <w:bCs/>
         <w:color w:themeColor="text1" w:val="000000"/>
@@ -10809,6 +11322,7 @@
     </w:tblStylePr>
     <w:tblStylePr w:type="firstCol">
       <w:rPr>
+        <w:rFonts w:eastAsia="黑体"/>
         <w:b/>
         <w:bCs/>
         <w:color w:themeColor="text1" w:val="000000"/>
@@ -10828,6 +11342,7 @@
     </w:tblStylePr>
     <w:tblStylePr w:type="lastCol">
       <w:rPr>
+        <w:rFonts w:eastAsia="黑体"/>
         <w:b w:val="0"/>
         <w:bCs w:val="0"/>
         <w:color w:themeColor="text1" w:val="000000"/>
@@ -10900,6 +11415,7 @@
     </w:tcPr>
     <w:tblStylePr w:type="firstRow">
       <w:rPr>
+        <w:rFonts w:eastAsia="黑体"/>
         <w:b/>
         <w:bCs/>
         <w:i w:val="0"/>
@@ -10921,6 +11437,7 @@
     </w:tblStylePr>
     <w:tblStylePr w:type="lastRow">
       <w:rPr>
+        <w:rFonts w:eastAsia="黑体"/>
         <w:b/>
         <w:bCs/>
         <w:i w:val="0"/>
@@ -10942,6 +11459,7 @@
     </w:tblStylePr>
     <w:tblStylePr w:type="firstCol">
       <w:rPr>
+        <w:rFonts w:eastAsia="黑体"/>
         <w:b/>
         <w:bCs/>
         <w:i w:val="0"/>
@@ -10961,6 +11479,7 @@
     </w:tblStylePr>
     <w:tblStylePr w:type="lastCol">
       <w:rPr>
+        <w:rFonts w:eastAsia="黑体"/>
         <w:b/>
         <w:bCs/>
         <w:i w:val="0"/>
@@ -11041,6 +11560,7 @@
     </w:tcPr>
     <w:tblStylePr w:type="firstRow">
       <w:rPr>
+        <w:rFonts w:eastAsia="黑体"/>
         <w:b/>
         <w:bCs/>
         <w:i w:val="0"/>
@@ -11062,6 +11582,7 @@
     </w:tblStylePr>
     <w:tblStylePr w:type="lastRow">
       <w:rPr>
+        <w:rFonts w:eastAsia="黑体"/>
         <w:b/>
         <w:bCs/>
         <w:i w:val="0"/>
@@ -11083,6 +11604,7 @@
     </w:tblStylePr>
     <w:tblStylePr w:type="firstCol">
       <w:rPr>
+        <w:rFonts w:eastAsia="黑体"/>
         <w:b/>
         <w:bCs/>
         <w:i w:val="0"/>
@@ -11102,6 +11624,7 @@
     </w:tblStylePr>
     <w:tblStylePr w:type="lastCol">
       <w:rPr>
+        <w:rFonts w:eastAsia="黑体"/>
         <w:b/>
         <w:bCs/>
         <w:i w:val="0"/>
@@ -11182,6 +11705,7 @@
     </w:tcPr>
     <w:tblStylePr w:type="firstRow">
       <w:rPr>
+        <w:rFonts w:eastAsia="黑体"/>
         <w:b/>
         <w:bCs/>
         <w:i w:val="0"/>
@@ -11203,6 +11727,7 @@
     </w:tblStylePr>
     <w:tblStylePr w:type="lastRow">
       <w:rPr>
+        <w:rFonts w:eastAsia="黑体"/>
         <w:b/>
         <w:bCs/>
         <w:i w:val="0"/>
@@ -11224,6 +11749,7 @@
     </w:tblStylePr>
     <w:tblStylePr w:type="firstCol">
       <w:rPr>
+        <w:rFonts w:eastAsia="黑体"/>
         <w:b/>
         <w:bCs/>
         <w:i w:val="0"/>
@@ -11243,6 +11769,7 @@
     </w:tblStylePr>
     <w:tblStylePr w:type="lastCol">
       <w:rPr>
+        <w:rFonts w:eastAsia="黑体"/>
         <w:b/>
         <w:bCs/>
         <w:i w:val="0"/>
@@ -11323,6 +11850,7 @@
     </w:tcPr>
     <w:tblStylePr w:type="firstRow">
       <w:rPr>
+        <w:rFonts w:eastAsia="黑体"/>
         <w:b/>
         <w:bCs/>
         <w:i w:val="0"/>
@@ -11344,6 +11872,7 @@
     </w:tblStylePr>
     <w:tblStylePr w:type="lastRow">
       <w:rPr>
+        <w:rFonts w:eastAsia="黑体"/>
         <w:b/>
         <w:bCs/>
         <w:i w:val="0"/>
@@ -11365,6 +11894,7 @@
     </w:tblStylePr>
     <w:tblStylePr w:type="firstCol">
       <w:rPr>
+        <w:rFonts w:eastAsia="黑体"/>
         <w:b/>
         <w:bCs/>
         <w:i w:val="0"/>
@@ -11384,6 +11914,7 @@
     </w:tblStylePr>
     <w:tblStylePr w:type="lastCol">
       <w:rPr>
+        <w:rFonts w:eastAsia="黑体"/>
         <w:b/>
         <w:bCs/>
         <w:i w:val="0"/>
@@ -11464,6 +11995,7 @@
     </w:tcPr>
     <w:tblStylePr w:type="firstRow">
       <w:rPr>
+        <w:rFonts w:eastAsia="黑体"/>
         <w:b/>
         <w:bCs/>
         <w:i w:val="0"/>
@@ -11485,6 +12017,7 @@
     </w:tblStylePr>
     <w:tblStylePr w:type="lastRow">
       <w:rPr>
+        <w:rFonts w:eastAsia="黑体"/>
         <w:b/>
         <w:bCs/>
         <w:i w:val="0"/>
@@ -11506,6 +12039,7 @@
     </w:tblStylePr>
     <w:tblStylePr w:type="firstCol">
       <w:rPr>
+        <w:rFonts w:eastAsia="黑体"/>
         <w:b/>
         <w:bCs/>
         <w:i w:val="0"/>
@@ -11525,6 +12059,7 @@
     </w:tblStylePr>
     <w:tblStylePr w:type="lastCol">
       <w:rPr>
+        <w:rFonts w:eastAsia="黑体"/>
         <w:b/>
         <w:bCs/>
         <w:i w:val="0"/>
@@ -11605,6 +12140,7 @@
     </w:tcPr>
     <w:tblStylePr w:type="firstRow">
       <w:rPr>
+        <w:rFonts w:eastAsia="黑体"/>
         <w:b/>
         <w:bCs/>
         <w:i w:val="0"/>
@@ -11626,6 +12162,7 @@
     </w:tblStylePr>
     <w:tblStylePr w:type="lastRow">
       <w:rPr>
+        <w:rFonts w:eastAsia="黑体"/>
         <w:b/>
         <w:bCs/>
         <w:i w:val="0"/>
@@ -11647,6 +12184,7 @@
     </w:tblStylePr>
     <w:tblStylePr w:type="firstCol">
       <w:rPr>
+        <w:rFonts w:eastAsia="黑体"/>
         <w:b/>
         <w:bCs/>
         <w:i w:val="0"/>
@@ -11666,6 +12204,7 @@
     </w:tblStylePr>
     <w:tblStylePr w:type="lastCol">
       <w:rPr>
+        <w:rFonts w:eastAsia="黑体"/>
         <w:b/>
         <w:bCs/>
         <w:i w:val="0"/>
@@ -11746,6 +12285,7 @@
     </w:tcPr>
     <w:tblStylePr w:type="firstRow">
       <w:rPr>
+        <w:rFonts w:eastAsia="黑体"/>
         <w:b/>
         <w:bCs/>
         <w:i w:val="0"/>
@@ -11767,6 +12307,7 @@
     </w:tblStylePr>
     <w:tblStylePr w:type="lastRow">
       <w:rPr>
+        <w:rFonts w:eastAsia="黑体"/>
         <w:b/>
         <w:bCs/>
         <w:i w:val="0"/>
@@ -11788,6 +12329,7 @@
     </w:tblStylePr>
     <w:tblStylePr w:type="firstCol">
       <w:rPr>
+        <w:rFonts w:eastAsia="黑体"/>
         <w:b/>
         <w:bCs/>
         <w:i w:val="0"/>
@@ -11807,6 +12349,7 @@
     </w:tblStylePr>
     <w:tblStylePr w:type="lastCol">
       <w:rPr>
+        <w:rFonts w:eastAsia="黑体"/>
         <w:b/>
         <w:bCs/>
         <w:i w:val="0"/>
@@ -11864,6 +12407,7 @@
       <w:spacing w:after="0" w:line="240" w:lineRule="auto"/>
     </w:pPr>
     <w:rPr>
+      <w:rFonts w:eastAsia="黑体"/>
       <w:color w:themeColor="background1" w:val="FFFFFF"/>
     </w:rPr>
     <w:tblPr>
@@ -11882,6 +12426,7 @@
     </w:tcPr>
     <w:tblStylePr w:type="firstRow">
       <w:rPr>
+        <w:rFonts w:eastAsia="黑体"/>
         <w:b/>
         <w:bCs/>
       </w:rPr>
@@ -11978,6 +12523,7 @@
       <w:spacing w:after="0" w:line="240" w:lineRule="auto"/>
     </w:pPr>
     <w:rPr>
+      <w:rFonts w:eastAsia="黑体"/>
       <w:color w:themeColor="background1" w:val="FFFFFF"/>
     </w:rPr>
     <w:tblPr>
@@ -11996,6 +12542,7 @@
     </w:tcPr>
     <w:tblStylePr w:type="firstRow">
       <w:rPr>
+        <w:rFonts w:eastAsia="黑体"/>
         <w:b/>
         <w:bCs/>
       </w:rPr>
@@ -12092,6 +12639,7 @@
       <w:spacing w:after="0" w:line="240" w:lineRule="auto"/>
     </w:pPr>
     <w:rPr>
+      <w:rFonts w:eastAsia="黑体"/>
       <w:color w:themeColor="background1" w:val="FFFFFF"/>
     </w:rPr>
     <w:tblPr>
@@ -12110,6 +12658,7 @@
     </w:tcPr>
     <w:tblStylePr w:type="firstRow">
       <w:rPr>
+        <w:rFonts w:eastAsia="黑体"/>
         <w:b/>
         <w:bCs/>
       </w:rPr>
@@ -12206,6 +12755,7 @@
       <w:spacing w:after="0" w:line="240" w:lineRule="auto"/>
     </w:pPr>
     <w:rPr>
+      <w:rFonts w:eastAsia="黑体"/>
       <w:color w:themeColor="background1" w:val="FFFFFF"/>
     </w:rPr>
     <w:tblPr>
@@ -12224,6 +12774,7 @@
     </w:tcPr>
     <w:tblStylePr w:type="firstRow">
       <w:rPr>
+        <w:rFonts w:eastAsia="黑体"/>
         <w:b/>
         <w:bCs/>
       </w:rPr>
@@ -12320,6 +12871,7 @@
       <w:spacing w:after="0" w:line="240" w:lineRule="auto"/>
     </w:pPr>
     <w:rPr>
+      <w:rFonts w:eastAsia="黑体"/>
       <w:color w:themeColor="background1" w:val="FFFFFF"/>
     </w:rPr>
     <w:tblPr>
@@ -12338,6 +12890,7 @@
     </w:tcPr>
     <w:tblStylePr w:type="firstRow">
       <w:rPr>
+        <w:rFonts w:eastAsia="黑体"/>
         <w:b/>
         <w:bCs/>
       </w:rPr>
@@ -12434,6 +12987,7 @@
       <w:spacing w:after="0" w:line="240" w:lineRule="auto"/>
     </w:pPr>
     <w:rPr>
+      <w:rFonts w:eastAsia="黑体"/>
       <w:color w:themeColor="background1" w:val="FFFFFF"/>
     </w:rPr>
     <w:tblPr>
@@ -12452,6 +13006,7 @@
     </w:tcPr>
     <w:tblStylePr w:type="firstRow">
       <w:rPr>
+        <w:rFonts w:eastAsia="黑体"/>
         <w:b/>
         <w:bCs/>
       </w:rPr>
@@ -12548,6 +13103,7 @@
       <w:spacing w:after="0" w:line="240" w:lineRule="auto"/>
     </w:pPr>
     <w:rPr>
+      <w:rFonts w:eastAsia="黑体"/>
       <w:color w:themeColor="background1" w:val="FFFFFF"/>
     </w:rPr>
     <w:tblPr>
@@ -12566,6 +13122,7 @@
     </w:tcPr>
     <w:tblStylePr w:type="firstRow">
       <w:rPr>
+        <w:rFonts w:eastAsia="黑体"/>
         <w:b/>
         <w:bCs/>
       </w:rPr>
@@ -12662,6 +13219,7 @@
       <w:spacing w:after="0" w:line="240" w:lineRule="auto"/>
     </w:pPr>
     <w:rPr>
+      <w:rFonts w:eastAsia="黑体"/>
       <w:color w:themeColor="text1" w:val="000000"/>
     </w:rPr>
     <w:tblPr>
@@ -12688,6 +13246,7 @@
     </w:tcPr>
     <w:tblStylePr w:type="firstRow">
       <w:rPr>
+        <w:rFonts w:eastAsia="黑体"/>
         <w:b/>
         <w:bCs/>
       </w:rPr>
@@ -12706,6 +13265,7 @@
     </w:tblStylePr>
     <w:tblStylePr w:type="lastRow">
       <w:rPr>
+        <w:rFonts w:eastAsia="黑体"/>
         <w:b/>
         <w:bCs/>
         <w:color w:themeColor="background1" w:val="FFFFFF"/>
@@ -12720,6 +13280,7 @@
     </w:tblStylePr>
     <w:tblStylePr w:type="firstCol">
       <w:rPr>
+        <w:rFonts w:eastAsia="黑体"/>
         <w:color w:themeColor="background1" w:val="FFFFFF"/>
       </w:rPr>
       <w:tblPr/>
@@ -12737,6 +13298,7 @@
     </w:tblStylePr>
     <w:tblStylePr w:type="lastCol">
       <w:rPr>
+        <w:rFonts w:eastAsia="黑体"/>
         <w:color w:themeColor="background1" w:val="FFFFFF"/>
       </w:rPr>
       <w:tblPr/>
@@ -12766,11 +13328,13 @@
     </w:tblStylePr>
     <w:tblStylePr w:type="neCell">
       <w:rPr>
+        <w:rFonts w:eastAsia="黑体"/>
         <w:color w:themeColor="text1" w:val="000000"/>
       </w:rPr>
     </w:tblStylePr>
     <w:tblStylePr w:type="nwCell">
       <w:rPr>
+        <w:rFonts w:eastAsia="黑体"/>
         <w:color w:themeColor="text1" w:val="000000"/>
       </w:rPr>
     </w:tblStylePr>
@@ -12784,6 +13348,7 @@
       <w:spacing w:after="0" w:line="240" w:lineRule="auto"/>
     </w:pPr>
     <w:rPr>
+      <w:rFonts w:eastAsia="黑体"/>
       <w:color w:themeColor="text1" w:val="000000"/>
     </w:rPr>
     <w:tblPr>
@@ -12810,6 +13375,7 @@
     </w:tcPr>
     <w:tblStylePr w:type="firstRow">
       <w:rPr>
+        <w:rFonts w:eastAsia="黑体"/>
         <w:b/>
         <w:bCs/>
       </w:rPr>
@@ -12828,6 +13394,7 @@
     </w:tblStylePr>
     <w:tblStylePr w:type="lastRow">
       <w:rPr>
+        <w:rFonts w:eastAsia="黑体"/>
         <w:b/>
         <w:bCs/>
         <w:color w:themeColor="background1" w:val="FFFFFF"/>
@@ -12842,6 +13409,7 @@
     </w:tblStylePr>
     <w:tblStylePr w:type="firstCol">
       <w:rPr>
+        <w:rFonts w:eastAsia="黑体"/>
         <w:color w:themeColor="background1" w:val="FFFFFF"/>
       </w:rPr>
       <w:tblPr/>
@@ -12859,6 +13427,7 @@
     </w:tblStylePr>
     <w:tblStylePr w:type="lastCol">
       <w:rPr>
+        <w:rFonts w:eastAsia="黑体"/>
         <w:color w:themeColor="background1" w:val="FFFFFF"/>
       </w:rPr>
       <w:tblPr/>
@@ -12888,11 +13457,13 @@
     </w:tblStylePr>
     <w:tblStylePr w:type="neCell">
       <w:rPr>
+        <w:rFonts w:eastAsia="黑体"/>
         <w:color w:themeColor="text1" w:val="000000"/>
       </w:rPr>
     </w:tblStylePr>
     <w:tblStylePr w:type="nwCell">
       <w:rPr>
+        <w:rFonts w:eastAsia="黑体"/>
         <w:color w:themeColor="text1" w:val="000000"/>
       </w:rPr>
     </w:tblStylePr>
@@ -12906,6 +13477,7 @@
       <w:spacing w:after="0" w:line="240" w:lineRule="auto"/>
     </w:pPr>
     <w:rPr>
+      <w:rFonts w:eastAsia="黑体"/>
       <w:color w:themeColor="text1" w:val="000000"/>
     </w:rPr>
     <w:tblPr>
@@ -12932,6 +13504,7 @@
     </w:tcPr>
     <w:tblStylePr w:type="firstRow">
       <w:rPr>
+        <w:rFonts w:eastAsia="黑体"/>
         <w:b/>
         <w:bCs/>
       </w:rPr>
@@ -12950,6 +13523,7 @@
     </w:tblStylePr>
     <w:tblStylePr w:type="lastRow">
       <w:rPr>
+        <w:rFonts w:eastAsia="黑体"/>
         <w:b/>
         <w:bCs/>
         <w:color w:themeColor="background1" w:val="FFFFFF"/>
@@ -12964,6 +13538,7 @@
     </w:tblStylePr>
     <w:tblStylePr w:type="firstCol">
       <w:rPr>
+        <w:rFonts w:eastAsia="黑体"/>
         <w:color w:themeColor="background1" w:val="FFFFFF"/>
       </w:rPr>
       <w:tblPr/>
@@ -12981,6 +13556,7 @@
     </w:tblStylePr>
     <w:tblStylePr w:type="lastCol">
       <w:rPr>
+        <w:rFonts w:eastAsia="黑体"/>
         <w:color w:themeColor="background1" w:val="FFFFFF"/>
       </w:rPr>
       <w:tblPr/>
@@ -13010,11 +13586,13 @@
     </w:tblStylePr>
     <w:tblStylePr w:type="neCell">
       <w:rPr>
+        <w:rFonts w:eastAsia="黑体"/>
         <w:color w:themeColor="text1" w:val="000000"/>
       </w:rPr>
     </w:tblStylePr>
     <w:tblStylePr w:type="nwCell">
       <w:rPr>
+        <w:rFonts w:eastAsia="黑体"/>
         <w:color w:themeColor="text1" w:val="000000"/>
       </w:rPr>
     </w:tblStylePr>
@@ -13028,6 +13606,7 @@
       <w:spacing w:after="0" w:line="240" w:lineRule="auto"/>
     </w:pPr>
     <w:rPr>
+      <w:rFonts w:eastAsia="黑体"/>
       <w:color w:themeColor="text1" w:val="000000"/>
     </w:rPr>
     <w:tblPr>
@@ -13054,6 +13633,7 @@
     </w:tcPr>
     <w:tblStylePr w:type="firstRow">
       <w:rPr>
+        <w:rFonts w:eastAsia="黑体"/>
         <w:b/>
         <w:bCs/>
       </w:rPr>
@@ -13072,6 +13652,7 @@
     </w:tblStylePr>
     <w:tblStylePr w:type="lastRow">
       <w:rPr>
+        <w:rFonts w:eastAsia="黑体"/>
         <w:b/>
         <w:bCs/>
         <w:color w:themeColor="background1" w:val="FFFFFF"/>
@@ -13086,6 +13667,7 @@
     </w:tblStylePr>
     <w:tblStylePr w:type="firstCol">
       <w:rPr>
+        <w:rFonts w:eastAsia="黑体"/>
         <w:color w:themeColor="background1" w:val="FFFFFF"/>
       </w:rPr>
       <w:tblPr/>
@@ -13103,6 +13685,7 @@
     </w:tblStylePr>
     <w:tblStylePr w:type="lastCol">
       <w:rPr>
+        <w:rFonts w:eastAsia="黑体"/>
         <w:color w:themeColor="background1" w:val="FFFFFF"/>
       </w:rPr>
       <w:tblPr/>
@@ -13140,6 +13723,7 @@
       <w:spacing w:after="0" w:line="240" w:lineRule="auto"/>
     </w:pPr>
     <w:rPr>
+      <w:rFonts w:eastAsia="黑体"/>
       <w:color w:themeColor="text1" w:val="000000"/>
     </w:rPr>
     <w:tblPr>
@@ -13166,6 +13750,7 @@
     </w:tcPr>
     <w:tblStylePr w:type="firstRow">
       <w:rPr>
+        <w:rFonts w:eastAsia="黑体"/>
         <w:b/>
         <w:bCs/>
       </w:rPr>
@@ -13184,6 +13769,7 @@
     </w:tblStylePr>
     <w:tblStylePr w:type="lastRow">
       <w:rPr>
+        <w:rFonts w:eastAsia="黑体"/>
         <w:b/>
         <w:bCs/>
         <w:color w:themeColor="background1" w:val="FFFFFF"/>
@@ -13198,6 +13784,7 @@
     </w:tblStylePr>
     <w:tblStylePr w:type="firstCol">
       <w:rPr>
+        <w:rFonts w:eastAsia="黑体"/>
         <w:color w:themeColor="background1" w:val="FFFFFF"/>
       </w:rPr>
       <w:tblPr/>
@@ -13215,6 +13802,7 @@
     </w:tblStylePr>
     <w:tblStylePr w:type="lastCol">
       <w:rPr>
+        <w:rFonts w:eastAsia="黑体"/>
         <w:color w:themeColor="background1" w:val="FFFFFF"/>
       </w:rPr>
       <w:tblPr/>
@@ -13244,11 +13832,13 @@
     </w:tblStylePr>
     <w:tblStylePr w:type="neCell">
       <w:rPr>
+        <w:rFonts w:eastAsia="黑体"/>
         <w:color w:themeColor="text1" w:val="000000"/>
       </w:rPr>
     </w:tblStylePr>
     <w:tblStylePr w:type="nwCell">
       <w:rPr>
+        <w:rFonts w:eastAsia="黑体"/>
         <w:color w:themeColor="text1" w:val="000000"/>
       </w:rPr>
     </w:tblStylePr>
@@ -13262,6 +13852,7 @@
       <w:spacing w:after="0" w:line="240" w:lineRule="auto"/>
     </w:pPr>
     <w:rPr>
+      <w:rFonts w:eastAsia="黑体"/>
       <w:color w:themeColor="text1" w:val="000000"/>
     </w:rPr>
     <w:tblPr>
@@ -13288,6 +13879,7 @@
     </w:tcPr>
     <w:tblStylePr w:type="firstRow">
       <w:rPr>
+        <w:rFonts w:eastAsia="黑体"/>
         <w:b/>
         <w:bCs/>
       </w:rPr>
@@ -13306,6 +13898,7 @@
     </w:tblStylePr>
     <w:tblStylePr w:type="lastRow">
       <w:rPr>
+        <w:rFonts w:eastAsia="黑体"/>
         <w:b/>
         <w:bCs/>
         <w:color w:themeColor="background1" w:val="FFFFFF"/>
@@ -13320,6 +13913,7 @@
     </w:tblStylePr>
     <w:tblStylePr w:type="firstCol">
       <w:rPr>
+        <w:rFonts w:eastAsia="黑体"/>
         <w:color w:themeColor="background1" w:val="FFFFFF"/>
       </w:rPr>
       <w:tblPr/>
@@ -13337,6 +13931,7 @@
     </w:tblStylePr>
     <w:tblStylePr w:type="lastCol">
       <w:rPr>
+        <w:rFonts w:eastAsia="黑体"/>
         <w:color w:themeColor="background1" w:val="FFFFFF"/>
       </w:rPr>
       <w:tblPr/>
@@ -13366,11 +13961,13 @@
     </w:tblStylePr>
     <w:tblStylePr w:type="neCell">
       <w:rPr>
+        <w:rFonts w:eastAsia="黑体"/>
         <w:color w:themeColor="text1" w:val="000000"/>
       </w:rPr>
     </w:tblStylePr>
     <w:tblStylePr w:type="nwCell">
       <w:rPr>
+        <w:rFonts w:eastAsia="黑体"/>
         <w:color w:themeColor="text1" w:val="000000"/>
       </w:rPr>
     </w:tblStylePr>
@@ -13384,6 +13981,7 @@
       <w:spacing w:after="0" w:line="240" w:lineRule="auto"/>
     </w:pPr>
     <w:rPr>
+      <w:rFonts w:eastAsia="黑体"/>
       <w:color w:themeColor="text1" w:val="000000"/>
     </w:rPr>
     <w:tblPr>
@@ -13410,6 +14008,7 @@
     </w:tcPr>
     <w:tblStylePr w:type="firstRow">
       <w:rPr>
+        <w:rFonts w:eastAsia="黑体"/>
         <w:b/>
         <w:bCs/>
       </w:rPr>
@@ -13428,6 +14027,7 @@
     </w:tblStylePr>
     <w:tblStylePr w:type="lastRow">
       <w:rPr>
+        <w:rFonts w:eastAsia="黑体"/>
         <w:b/>
         <w:bCs/>
         <w:color w:themeColor="background1" w:val="FFFFFF"/>
@@ -13442,6 +14042,7 @@
     </w:tblStylePr>
     <w:tblStylePr w:type="firstCol">
       <w:rPr>
+        <w:rFonts w:eastAsia="黑体"/>
         <w:color w:themeColor="background1" w:val="FFFFFF"/>
       </w:rPr>
       <w:tblPr/>
@@ -13459,6 +14060,7 @@
     </w:tblStylePr>
     <w:tblStylePr w:type="lastCol">
       <w:rPr>
+        <w:rFonts w:eastAsia="黑体"/>
         <w:color w:themeColor="background1" w:val="FFFFFF"/>
       </w:rPr>
       <w:tblPr/>
@@ -13488,11 +14090,13 @@
     </w:tblStylePr>
     <w:tblStylePr w:type="neCell">
       <w:rPr>
+        <w:rFonts w:eastAsia="黑体"/>
         <w:color w:themeColor="text1" w:val="000000"/>
       </w:rPr>
     </w:tblStylePr>
     <w:tblStylePr w:type="nwCell">
       <w:rPr>
+        <w:rFonts w:eastAsia="黑体"/>
         <w:color w:themeColor="text1" w:val="000000"/>
       </w:rPr>
     </w:tblStylePr>
@@ -13506,6 +14110,7 @@
       <w:spacing w:after="0" w:line="240" w:lineRule="auto"/>
     </w:pPr>
     <w:rPr>
+      <w:rFonts w:eastAsia="黑体"/>
       <w:color w:themeColor="text1" w:val="000000"/>
     </w:rPr>
     <w:tblPr>
@@ -13524,6 +14129,7 @@
     </w:tcPr>
     <w:tblStylePr w:type="firstRow">
       <w:rPr>
+        <w:rFonts w:eastAsia="黑体"/>
         <w:b/>
         <w:bCs/>
         <w:color w:themeColor="background1" w:val="FFFFFF"/>
@@ -13538,6 +14144,7 @@
     </w:tblStylePr>
     <w:tblStylePr w:type="lastRow">
       <w:rPr>
+        <w:rFonts w:eastAsia="黑体"/>
         <w:b/>
         <w:bCs/>
         <w:color w:themeColor="accent2" w:themeShade="CC" w:val="9E3A38"/>
@@ -13552,12 +14159,14 @@
     </w:tblStylePr>
     <w:tblStylePr w:type="firstCol">
       <w:rPr>
+        <w:rFonts w:eastAsia="黑体"/>
         <w:b/>
         <w:bCs/>
       </w:rPr>
     </w:tblStylePr>
     <w:tblStylePr w:type="lastCol">
       <w:rPr>
+        <w:rFonts w:eastAsia="黑体"/>
         <w:b/>
         <w:bCs/>
       </w:rPr>
@@ -13592,6 +14201,7 @@
       <w:spacing w:after="0" w:line="240" w:lineRule="auto"/>
     </w:pPr>
     <w:rPr>
+      <w:rFonts w:eastAsia="黑体"/>
       <w:color w:themeColor="text1" w:val="000000"/>
     </w:rPr>
     <w:tblPr>
@@ -13610,6 +14220,7 @@
     </w:tcPr>
     <w:tblStylePr w:type="firstRow">
       <w:rPr>
+        <w:rFonts w:eastAsia="黑体"/>
         <w:b/>
         <w:bCs/>
         <w:color w:themeColor="background1" w:val="FFFFFF"/>
@@ -13624,6 +14235,7 @@
     </w:tblStylePr>
     <w:tblStylePr w:type="lastRow">
       <w:rPr>
+        <w:rFonts w:eastAsia="黑体"/>
         <w:b/>
         <w:bCs/>
         <w:color w:themeColor="accent2" w:themeShade="CC" w:val="9E3A38"/>
@@ -13638,12 +14250,14 @@
     </w:tblStylePr>
     <w:tblStylePr w:type="firstCol">
       <w:rPr>
+        <w:rFonts w:eastAsia="黑体"/>
         <w:b/>
         <w:bCs/>
       </w:rPr>
     </w:tblStylePr>
     <w:tblStylePr w:type="lastCol">
       <w:rPr>
+        <w:rFonts w:eastAsia="黑体"/>
         <w:b/>
         <w:bCs/>
       </w:rPr>
@@ -13678,6 +14292,7 @@
       <w:spacing w:after="0" w:line="240" w:lineRule="auto"/>
     </w:pPr>
     <w:rPr>
+      <w:rFonts w:eastAsia="黑体"/>
       <w:color w:themeColor="text1" w:val="000000"/>
     </w:rPr>
     <w:tblPr>
@@ -13696,6 +14311,7 @@
     </w:tcPr>
     <w:tblStylePr w:type="firstRow">
       <w:rPr>
+        <w:rFonts w:eastAsia="黑体"/>
         <w:b/>
         <w:bCs/>
         <w:color w:themeColor="background1" w:val="FFFFFF"/>
@@ -13710,6 +14326,7 @@
     </w:tblStylePr>
     <w:tblStylePr w:type="lastRow">
       <w:rPr>
+        <w:rFonts w:eastAsia="黑体"/>
         <w:b/>
         <w:bCs/>
         <w:color w:themeColor="accent2" w:themeShade="CC" w:val="9E3A38"/>
@@ -13724,12 +14341,14 @@
     </w:tblStylePr>
     <w:tblStylePr w:type="firstCol">
       <w:rPr>
+        <w:rFonts w:eastAsia="黑体"/>
         <w:b/>
         <w:bCs/>
       </w:rPr>
     </w:tblStylePr>
     <w:tblStylePr w:type="lastCol">
       <w:rPr>
+        <w:rFonts w:eastAsia="黑体"/>
         <w:b/>
         <w:bCs/>
       </w:rPr>
@@ -13764,6 +14383,7 @@
       <w:spacing w:after="0" w:line="240" w:lineRule="auto"/>
     </w:pPr>
     <w:rPr>
+      <w:rFonts w:eastAsia="黑体"/>
       <w:color w:themeColor="text1" w:val="000000"/>
     </w:rPr>
     <w:tblPr>
@@ -13782,6 +14402,7 @@
     </w:tcPr>
     <w:tblStylePr w:type="firstRow">
       <w:rPr>
+        <w:rFonts w:eastAsia="黑体"/>
         <w:b/>
         <w:bCs/>
         <w:color w:themeColor="background1" w:val="FFFFFF"/>
@@ -13796,6 +14417,7 @@
     </w:tblStylePr>
     <w:tblStylePr w:type="lastRow">
       <w:rPr>
+        <w:rFonts w:eastAsia="黑体"/>
         <w:b/>
         <w:bCs/>
         <w:color w:themeColor="accent4" w:themeShade="CC" w:val="664E82"/>
@@ -13810,12 +14432,14 @@
     </w:tblStylePr>
     <w:tblStylePr w:type="firstCol">
       <w:rPr>
+        <w:rFonts w:eastAsia="黑体"/>
         <w:b/>
         <w:bCs/>
       </w:rPr>
     </w:tblStylePr>
     <w:tblStylePr w:type="lastCol">
       <w:rPr>
+        <w:rFonts w:eastAsia="黑体"/>
         <w:b/>
         <w:bCs/>
       </w:rPr>
@@ -13850,6 +14474,7 @@
       <w:spacing w:after="0" w:line="240" w:lineRule="auto"/>
     </w:pPr>
     <w:rPr>
+      <w:rFonts w:eastAsia="黑体"/>
       <w:color w:themeColor="text1" w:val="000000"/>
     </w:rPr>
     <w:tblPr>
@@ -13868,6 +14493,7 @@
     </w:tcPr>
     <w:tblStylePr w:type="firstRow">
       <w:rPr>
+        <w:rFonts w:eastAsia="黑体"/>
         <w:b/>
         <w:bCs/>
         <w:color w:themeColor="background1" w:val="FFFFFF"/>
@@ -13882,6 +14508,7 @@
     </w:tblStylePr>
     <w:tblStylePr w:type="lastRow">
       <w:rPr>
+        <w:rFonts w:eastAsia="黑体"/>
         <w:b/>
         <w:bCs/>
         <w:color w:themeColor="accent3" w:themeShade="CC" w:val="7E9C40"/>
@@ -13896,12 +14523,14 @@
     </w:tblStylePr>
     <w:tblStylePr w:type="firstCol">
       <w:rPr>
+        <w:rFonts w:eastAsia="黑体"/>
         <w:b/>
         <w:bCs/>
       </w:rPr>
     </w:tblStylePr>
     <w:tblStylePr w:type="lastCol">
       <w:rPr>
+        <w:rFonts w:eastAsia="黑体"/>
         <w:b/>
         <w:bCs/>
       </w:rPr>
@@ -13936,6 +14565,7 @@
       <w:spacing w:after="0" w:line="240" w:lineRule="auto"/>
     </w:pPr>
     <w:rPr>
+      <w:rFonts w:eastAsia="黑体"/>
       <w:color w:themeColor="text1" w:val="000000"/>
     </w:rPr>
     <w:tblPr>
@@ -13954,6 +14584,7 @@
     </w:tcPr>
     <w:tblStylePr w:type="firstRow">
       <w:rPr>
+        <w:rFonts w:eastAsia="黑体"/>
         <w:b/>
         <w:bCs/>
         <w:color w:themeColor="background1" w:val="FFFFFF"/>
@@ -13968,6 +14599,7 @@
     </w:tblStylePr>
     <w:tblStylePr w:type="lastRow">
       <w:rPr>
+        <w:rFonts w:eastAsia="黑体"/>
         <w:b/>
         <w:bCs/>
         <w:color w:themeColor="accent6" w:themeShade="CC" w:val="F2730A"/>
@@ -13982,12 +14614,14 @@
     </w:tblStylePr>
     <w:tblStylePr w:type="firstCol">
       <w:rPr>
+        <w:rFonts w:eastAsia="黑体"/>
         <w:b/>
         <w:bCs/>
       </w:rPr>
     </w:tblStylePr>
     <w:tblStylePr w:type="lastCol">
       <w:rPr>
+        <w:rFonts w:eastAsia="黑体"/>
         <w:b/>
         <w:bCs/>
       </w:rPr>
@@ -14022,6 +14656,7 @@
       <w:spacing w:after="0" w:line="240" w:lineRule="auto"/>
     </w:pPr>
     <w:rPr>
+      <w:rFonts w:eastAsia="黑体"/>
       <w:color w:themeColor="text1" w:val="000000"/>
     </w:rPr>
     <w:tblPr>
@@ -14040,6 +14675,7 @@
     </w:tcPr>
     <w:tblStylePr w:type="firstRow">
       <w:rPr>
+        <w:rFonts w:eastAsia="黑体"/>
         <w:b/>
         <w:bCs/>
         <w:color w:themeColor="background1" w:val="FFFFFF"/>
@@ -14054,6 +14690,7 @@
     </w:tblStylePr>
     <w:tblStylePr w:type="lastRow">
       <w:rPr>
+        <w:rFonts w:eastAsia="黑体"/>
         <w:b/>
         <w:bCs/>
         <w:color w:themeColor="accent5" w:themeShade="CC" w:val="348DA5"/>
@@ -14068,12 +14705,14 @@
     </w:tblStylePr>
     <w:tblStylePr w:type="firstCol">
       <w:rPr>
+        <w:rFonts w:eastAsia="黑体"/>
         <w:b/>
         <w:bCs/>
       </w:rPr>
     </w:tblStylePr>
     <w:tblStylePr w:type="lastCol">
       <w:rPr>
+        <w:rFonts w:eastAsia="黑体"/>
         <w:b/>
         <w:bCs/>
       </w:rPr>
@@ -14108,6 +14747,7 @@
       <w:spacing w:after="0" w:line="240" w:lineRule="auto"/>
     </w:pPr>
     <w:rPr>
+      <w:rFonts w:eastAsia="黑体"/>
       <w:color w:themeColor="text1" w:val="000000"/>
     </w:rPr>
     <w:tblPr>
@@ -14129,6 +14769,7 @@
     </w:tcPr>
     <w:tblStylePr w:type="firstRow">
       <w:rPr>
+        <w:rFonts w:eastAsia="黑体"/>
         <w:b/>
         <w:bCs/>
       </w:rPr>
@@ -14139,6 +14780,7 @@
     </w:tblStylePr>
     <w:tblStylePr w:type="lastRow">
       <w:rPr>
+        <w:rFonts w:eastAsia="黑体"/>
         <w:b/>
         <w:bCs/>
         <w:color w:themeColor="text1" w:val="000000"/>
@@ -14150,6 +14792,7 @@
     </w:tblStylePr>
     <w:tblStylePr w:type="firstCol">
       <w:rPr>
+        <w:rFonts w:eastAsia="黑体"/>
         <w:color w:themeColor="background1" w:val="FFFFFF"/>
       </w:rPr>
       <w:tblPr/>
@@ -14159,6 +14802,7 @@
     </w:tblStylePr>
     <w:tblStylePr w:type="lastCol">
       <w:rPr>
+        <w:rFonts w:eastAsia="黑体"/>
         <w:color w:themeColor="background1" w:val="FFFFFF"/>
       </w:rPr>
       <w:tblPr/>
@@ -14188,6 +14832,7 @@
       <w:spacing w:after="0" w:line="240" w:lineRule="auto"/>
     </w:pPr>
     <w:rPr>
+      <w:rFonts w:eastAsia="黑体"/>
       <w:color w:themeColor="text1" w:val="000000"/>
     </w:rPr>
     <w:tblPr>
@@ -14209,6 +14854,7 @@
     </w:tcPr>
     <w:tblStylePr w:type="firstRow">
       <w:rPr>
+        <w:rFonts w:eastAsia="黑体"/>
         <w:b/>
         <w:bCs/>
       </w:rPr>
@@ -14219,6 +14865,7 @@
     </w:tblStylePr>
     <w:tblStylePr w:type="lastRow">
       <w:rPr>
+        <w:rFonts w:eastAsia="黑体"/>
         <w:b/>
         <w:bCs/>
         <w:color w:themeColor="text1" w:val="000000"/>
@@ -14230,6 +14877,7 @@
     </w:tblStylePr>
     <w:tblStylePr w:type="firstCol">
       <w:rPr>
+        <w:rFonts w:eastAsia="黑体"/>
         <w:color w:themeColor="background1" w:val="FFFFFF"/>
       </w:rPr>
       <w:tblPr/>
@@ -14239,6 +14887,7 @@
     </w:tblStylePr>
     <w:tblStylePr w:type="lastCol">
       <w:rPr>
+        <w:rFonts w:eastAsia="黑体"/>
         <w:color w:themeColor="background1" w:val="FFFFFF"/>
       </w:rPr>
       <w:tblPr/>
@@ -14268,6 +14917,7 @@
       <w:spacing w:after="0" w:line="240" w:lineRule="auto"/>
     </w:pPr>
     <w:rPr>
+      <w:rFonts w:eastAsia="黑体"/>
       <w:color w:themeColor="text1" w:val="000000"/>
     </w:rPr>
     <w:tblPr>
@@ -14289,6 +14939,7 @@
     </w:tcPr>
     <w:tblStylePr w:type="firstRow">
       <w:rPr>
+        <w:rFonts w:eastAsia="黑体"/>
         <w:b/>
         <w:bCs/>
       </w:rPr>
@@ -14299,6 +14950,7 @@
     </w:tblStylePr>
     <w:tblStylePr w:type="lastRow">
       <w:rPr>
+        <w:rFonts w:eastAsia="黑体"/>
         <w:b/>
         <w:bCs/>
         <w:color w:themeColor="text1" w:val="000000"/>
@@ -14310,6 +14962,7 @@
     </w:tblStylePr>
     <w:tblStylePr w:type="firstCol">
       <w:rPr>
+        <w:rFonts w:eastAsia="黑体"/>
         <w:color w:themeColor="background1" w:val="FFFFFF"/>
       </w:rPr>
       <w:tblPr/>
@@ -14319,6 +14972,7 @@
     </w:tblStylePr>
     <w:tblStylePr w:type="lastCol">
       <w:rPr>
+        <w:rFonts w:eastAsia="黑体"/>
         <w:color w:themeColor="background1" w:val="FFFFFF"/>
       </w:rPr>
       <w:tblPr/>
@@ -14348,6 +15002,7 @@
       <w:spacing w:after="0" w:line="240" w:lineRule="auto"/>
     </w:pPr>
     <w:rPr>
+      <w:rFonts w:eastAsia="黑体"/>
       <w:color w:themeColor="text1" w:val="000000"/>
     </w:rPr>
     <w:tblPr>
@@ -14369,6 +15024,7 @@
     </w:tcPr>
     <w:tblStylePr w:type="firstRow">
       <w:rPr>
+        <w:rFonts w:eastAsia="黑体"/>
         <w:b/>
         <w:bCs/>
       </w:rPr>
@@ -14379,6 +15035,7 @@
     </w:tblStylePr>
     <w:tblStylePr w:type="lastRow">
       <w:rPr>
+        <w:rFonts w:eastAsia="黑体"/>
         <w:b/>
         <w:bCs/>
         <w:color w:themeColor="text1" w:val="000000"/>
@@ -14390,6 +15047,7 @@
     </w:tblStylePr>
     <w:tblStylePr w:type="firstCol">
       <w:rPr>
+        <w:rFonts w:eastAsia="黑体"/>
         <w:color w:themeColor="background1" w:val="FFFFFF"/>
       </w:rPr>
       <w:tblPr/>
@@ -14399,6 +15057,7 @@
     </w:tblStylePr>
     <w:tblStylePr w:type="lastCol">
       <w:rPr>
+        <w:rFonts w:eastAsia="黑体"/>
         <w:color w:themeColor="background1" w:val="FFFFFF"/>
       </w:rPr>
       <w:tblPr/>
@@ -14428,6 +15087,7 @@
       <w:spacing w:after="0" w:line="240" w:lineRule="auto"/>
     </w:pPr>
     <w:rPr>
+      <w:rFonts w:eastAsia="黑体"/>
       <w:color w:themeColor="text1" w:val="000000"/>
     </w:rPr>
     <w:tblPr>
@@ -14449,6 +15109,7 @@
     </w:tcPr>
     <w:tblStylePr w:type="firstRow">
       <w:rPr>
+        <w:rFonts w:eastAsia="黑体"/>
         <w:b/>
         <w:bCs/>
       </w:rPr>
@@ -14459,6 +15120,7 @@
     </w:tblStylePr>
     <w:tblStylePr w:type="lastRow">
       <w:rPr>
+        <w:rFonts w:eastAsia="黑体"/>
         <w:b/>
         <w:bCs/>
         <w:color w:themeColor="text1" w:val="000000"/>
@@ -14470,6 +15132,7 @@
     </w:tblStylePr>
     <w:tblStylePr w:type="firstCol">
       <w:rPr>
+        <w:rFonts w:eastAsia="黑体"/>
         <w:color w:themeColor="background1" w:val="FFFFFF"/>
       </w:rPr>
       <w:tblPr/>
@@ -14479,6 +15142,7 @@
     </w:tblStylePr>
     <w:tblStylePr w:type="lastCol">
       <w:rPr>
+        <w:rFonts w:eastAsia="黑体"/>
         <w:color w:themeColor="background1" w:val="FFFFFF"/>
       </w:rPr>
       <w:tblPr/>
@@ -14508,6 +15172,7 @@
       <w:spacing w:after="0" w:line="240" w:lineRule="auto"/>
     </w:pPr>
     <w:rPr>
+      <w:rFonts w:eastAsia="黑体"/>
       <w:color w:themeColor="text1" w:val="000000"/>
     </w:rPr>
     <w:tblPr>
@@ -14529,6 +15194,7 @@
     </w:tcPr>
     <w:tblStylePr w:type="firstRow">
       <w:rPr>
+        <w:rFonts w:eastAsia="黑体"/>
         <w:b/>
         <w:bCs/>
       </w:rPr>
@@ -14539,6 +15205,7 @@
     </w:tblStylePr>
     <w:tblStylePr w:type="lastRow">
       <w:rPr>
+        <w:rFonts w:eastAsia="黑体"/>
         <w:b/>
         <w:bCs/>
         <w:color w:themeColor="text1" w:val="000000"/>
@@ -14550,6 +15217,7 @@
     </w:tblStylePr>
     <w:tblStylePr w:type="firstCol">
       <w:rPr>
+        <w:rFonts w:eastAsia="黑体"/>
         <w:color w:themeColor="background1" w:val="FFFFFF"/>
       </w:rPr>
       <w:tblPr/>
@@ -14559,6 +15227,7 @@
     </w:tblStylePr>
     <w:tblStylePr w:type="lastCol">
       <w:rPr>
+        <w:rFonts w:eastAsia="黑体"/>
         <w:color w:themeColor="background1" w:val="FFFFFF"/>
       </w:rPr>
       <w:tblPr/>
@@ -14588,6 +15257,7 @@
       <w:spacing w:after="0" w:line="240" w:lineRule="auto"/>
     </w:pPr>
     <w:rPr>
+      <w:rFonts w:eastAsia="黑体"/>
       <w:color w:themeColor="text1" w:val="000000"/>
     </w:rPr>
     <w:tblPr>
@@ -14609,6 +15279,7 @@
     </w:tcPr>
     <w:tblStylePr w:type="firstRow">
       <w:rPr>
+        <w:rFonts w:eastAsia="黑体"/>
         <w:b/>
         <w:bCs/>
       </w:rPr>
@@ -14619,6 +15290,7 @@
     </w:tblStylePr>
     <w:tblStylePr w:type="lastRow">
       <w:rPr>
+        <w:rFonts w:eastAsia="黑体"/>
         <w:b/>
         <w:bCs/>
         <w:color w:themeColor="text1" w:val="000000"/>
@@ -14630,6 +15302,7 @@
     </w:tblStylePr>
     <w:tblStylePr w:type="firstCol">
       <w:rPr>
+        <w:rFonts w:eastAsia="黑体"/>
         <w:color w:themeColor="background1" w:val="FFFFFF"/>
       </w:rPr>
       <w:tblPr/>
@@ -14639,6 +15312,7 @@
     </w:tblStylePr>
     <w:tblStylePr w:type="lastCol">
       <w:rPr>
+        <w:rFonts w:eastAsia="黑体"/>
         <w:color w:themeColor="background1" w:val="FFFFFF"/>
       </w:rPr>
       <w:tblPr/>
@@ -14671,6 +15345,7 @@
     <w:name w:val="KeywordTok"/>
     <w:basedOn w:val="VerbatimChar"/>
     <w:rPr>
+      <w:rFonts w:eastAsia="黑体"/>
       <w:b/>
       <w:color w:val="007020"/>
     </w:rPr>
@@ -14679,6 +15354,7 @@
     <w:name w:val="DataTypeTok"/>
     <w:basedOn w:val="VerbatimChar"/>
     <w:rPr>
+      <w:rFonts w:eastAsia="黑体"/>
       <w:color w:val="902000"/>
     </w:rPr>
   </w:style>
@@ -14686,6 +15362,7 @@
     <w:name w:val="DecValTok"/>
     <w:basedOn w:val="VerbatimChar"/>
     <w:rPr>
+      <w:rFonts w:eastAsia="黑体"/>
       <w:color w:val="40a070"/>
     </w:rPr>
   </w:style>
@@ -14693,6 +15370,7 @@
     <w:name w:val="BaseNTok"/>
     <w:basedOn w:val="VerbatimChar"/>
     <w:rPr>
+      <w:rFonts w:eastAsia="黑体"/>
       <w:color w:val="40a070"/>
     </w:rPr>
   </w:style>
@@ -14700,6 +15378,7 @@
     <w:name w:val="FloatTok"/>
     <w:basedOn w:val="VerbatimChar"/>
     <w:rPr>
+      <w:rFonts w:eastAsia="黑体"/>
       <w:color w:val="40a070"/>
     </w:rPr>
   </w:style>
@@ -14707,6 +15386,7 @@
     <w:name w:val="ConstantTok"/>
     <w:basedOn w:val="VerbatimChar"/>
     <w:rPr>
+      <w:rFonts w:eastAsia="黑体"/>
       <w:color w:val="880000"/>
     </w:rPr>
   </w:style>
@@ -14714,6 +15394,7 @@
     <w:name w:val="CharTok"/>
     <w:basedOn w:val="VerbatimChar"/>
     <w:rPr>
+      <w:rFonts w:eastAsia="黑体"/>
       <w:color w:val="4070a0"/>
     </w:rPr>
   </w:style>
@@ -14721,6 +15402,7 @@
     <w:name w:val="SpecialCharTok"/>
     <w:basedOn w:val="VerbatimChar"/>
     <w:rPr>
+      <w:rFonts w:eastAsia="黑体"/>
       <w:color w:val="4070a0"/>
     </w:rPr>
   </w:style>
@@ -14728,6 +15410,7 @@
     <w:name w:val="StringTok"/>
     <w:basedOn w:val="VerbatimChar"/>
     <w:rPr>
+      <w:rFonts w:eastAsia="黑体"/>
       <w:color w:val="4070a0"/>
     </w:rPr>
   </w:style>
@@ -14735,6 +15418,7 @@
     <w:name w:val="VerbatimStringTok"/>
     <w:basedOn w:val="VerbatimChar"/>
     <w:rPr>
+      <w:rFonts w:eastAsia="黑体"/>
       <w:color w:val="4070a0"/>
     </w:rPr>
   </w:style>
@@ -14742,6 +15426,7 @@
     <w:name w:val="SpecialStringTok"/>
     <w:basedOn w:val="VerbatimChar"/>
     <w:rPr>
+      <w:rFonts w:eastAsia="黑体"/>
       <w:color w:val="bb6688"/>
     </w:rPr>
   </w:style>
@@ -14749,6 +15434,7 @@
     <w:name w:val="ImportTok"/>
     <w:basedOn w:val="VerbatimChar"/>
     <w:rPr>
+      <w:rFonts w:eastAsia="黑体"/>
       <w:b/>
       <w:color w:val="008000"/>
     </w:rPr>
@@ -14757,6 +15443,7 @@
     <w:name w:val="CommentTok"/>
     <w:basedOn w:val="VerbatimChar"/>
     <w:rPr>
+      <w:rFonts w:eastAsia="黑体"/>
       <w:i/>
       <w:color w:val="60a0b0"/>
     </w:rPr>
@@ -14765,6 +15452,7 @@
     <w:name w:val="DocumentationTok"/>
     <w:basedOn w:val="VerbatimChar"/>
     <w:rPr>
+      <w:rFonts w:eastAsia="黑体"/>
       <w:i/>
       <w:color w:val="ba2121"/>
     </w:rPr>
@@ -14773,6 +15461,7 @@
     <w:name w:val="AnnotationTok"/>
     <w:basedOn w:val="VerbatimChar"/>
     <w:rPr>
+      <w:rFonts w:eastAsia="黑体"/>
       <w:b/>
       <w:i/>
       <w:color w:val="60a0b0"/>
@@ -14782,6 +15471,7 @@
     <w:name w:val="CommentVarTok"/>
     <w:basedOn w:val="VerbatimChar"/>
     <w:rPr>
+      <w:rFonts w:eastAsia="黑体"/>
       <w:b/>
       <w:i/>
       <w:color w:val="60a0b0"/>
@@ -14791,6 +15481,7 @@
     <w:name w:val="OtherTok"/>
     <w:basedOn w:val="VerbatimChar"/>
     <w:rPr>
+      <w:rFonts w:eastAsia="黑体"/>
       <w:color w:val="007020"/>
     </w:rPr>
   </w:style>
@@ -14798,6 +15489,7 @@
     <w:name w:val="FunctionTok"/>
     <w:basedOn w:val="VerbatimChar"/>
     <w:rPr>
+      <w:rFonts w:eastAsia="黑体"/>
       <w:color w:val="06287e"/>
     </w:rPr>
   </w:style>
@@ -14805,6 +15497,7 @@
     <w:name w:val="VariableTok"/>
     <w:basedOn w:val="VerbatimChar"/>
     <w:rPr>
+      <w:rFonts w:eastAsia="黑体"/>
       <w:color w:val="19177c"/>
     </w:rPr>
   </w:style>
@@ -14812,6 +15505,7 @@
     <w:name w:val="ControlFlowTok"/>
     <w:basedOn w:val="VerbatimChar"/>
     <w:rPr>
+      <w:rFonts w:eastAsia="黑体"/>
       <w:b/>
       <w:color w:val="007020"/>
     </w:rPr>
@@ -14820,6 +15514,7 @@
     <w:name w:val="OperatorTok"/>
     <w:basedOn w:val="VerbatimChar"/>
     <w:rPr>
+      <w:rFonts w:eastAsia="黑体"/>
       <w:color w:val="666666"/>
     </w:rPr>
   </w:style>
@@ -14827,18 +15522,22 @@
     <w:name w:val="BuiltInTok"/>
     <w:basedOn w:val="VerbatimChar"/>
     <w:rPr>
+      <w:rFonts w:eastAsia="黑体"/>
       <w:color w:val="008000"/>
     </w:rPr>
   </w:style>
   <w:style w:type="character" w:customStyle="1" w:styleId="ExtensionTok">
     <w:name w:val="ExtensionTok"/>
     <w:basedOn w:val="VerbatimChar"/>
-    <w:rPr/>
+    <w:rPr>
+      <w:rFonts w:eastAsia="黑体"/>
+    </w:rPr>
   </w:style>
   <w:style w:type="character" w:customStyle="1" w:styleId="PreprocessorTok">
     <w:name w:val="PreprocessorTok"/>
     <w:basedOn w:val="VerbatimChar"/>
     <w:rPr>
+      <w:rFonts w:eastAsia="黑体"/>
       <w:color w:val="bc7a00"/>
     </w:rPr>
   </w:style>
@@ -14846,18 +15545,22 @@
     <w:name w:val="AttributeTok"/>
     <w:basedOn w:val="VerbatimChar"/>
     <w:rPr>
+      <w:rFonts w:eastAsia="黑体"/>
       <w:color w:val="7d9029"/>
     </w:rPr>
   </w:style>
   <w:style w:type="character" w:customStyle="1" w:styleId="RegionMarkerTok">
     <w:name w:val="RegionMarkerTok"/>
     <w:basedOn w:val="VerbatimChar"/>
-    <w:rPr/>
+    <w:rPr>
+      <w:rFonts w:eastAsia="黑体"/>
+    </w:rPr>
   </w:style>
   <w:style w:type="character" w:customStyle="1" w:styleId="InformationTok">
     <w:name w:val="InformationTok"/>
     <w:basedOn w:val="VerbatimChar"/>
     <w:rPr>
+      <w:rFonts w:eastAsia="黑体"/>
       <w:b/>
       <w:i/>
       <w:color w:val="60a0b0"/>
@@ -14867,6 +15570,7 @@
     <w:name w:val="WarningTok"/>
     <w:basedOn w:val="VerbatimChar"/>
     <w:rPr>
+      <w:rFonts w:eastAsia="黑体"/>
       <w:b/>
       <w:i/>
       <w:color w:val="60a0b0"/>
@@ -14876,6 +15580,7 @@
     <w:name w:val="AlertTok"/>
     <w:basedOn w:val="VerbatimChar"/>
     <w:rPr>
+      <w:rFonts w:eastAsia="黑体"/>
       <w:b/>
       <w:color w:val="ff0000"/>
     </w:rPr>
@@ -14884,6 +15589,7 @@
     <w:name w:val="ErrorTok"/>
     <w:basedOn w:val="VerbatimChar"/>
     <w:rPr>
+      <w:rFonts w:eastAsia="黑体"/>
       <w:b/>
       <w:color w:val="ff0000"/>
     </w:rPr>
@@ -14891,7 +15597,9 @@
   <w:style w:type="character" w:customStyle="1" w:styleId="NormalTok">
     <w:name w:val="NormalTok"/>
     <w:basedOn w:val="VerbatimChar"/>
-    <w:rPr/>
+    <w:rPr>
+      <w:rFonts w:eastAsia="黑体"/>
+    </w:rPr>
   </w:style>
 </w:styles>
 </file>
@@ -14940,12 +15648,12 @@
     <a:fontScheme name="Office">
       <a:majorFont>
         <a:latin typeface="Calibri"/>
-        <a:ea typeface=""/>
+        <a:ea typeface="黑体"/>
         <a:cs typeface=""/>
         <a:font script="Jpan" typeface="ＭＳ ゴシック"/>
         <a:font script="Hang" typeface="맑은 고딕"/>
-        <a:font script="Hans" typeface="宋体"/>
-        <a:font script="Hant" typeface="新細明體"/>
+        <a:font script="Hans" typeface="黑体"/>
+        <a:font script="Hant" typeface="黑体"/>
         <a:font script="Arab" typeface="Times New Roman"/>
         <a:font script="Hebr" typeface="Times New Roman"/>
         <a:font script="Thai" typeface="Angsana New"/>
@@ -14975,12 +15683,12 @@
       </a:majorFont>
       <a:minorFont>
         <a:latin typeface="Cambria"/>
-        <a:ea typeface=""/>
+        <a:ea typeface="黑体"/>
         <a:cs typeface=""/>
         <a:font script="Jpan" typeface="ＭＳ 明朝"/>
         <a:font script="Hang" typeface="맑은 고딕"/>
-        <a:font script="Hans" typeface="宋体"/>
-        <a:font script="Hant" typeface="新細明體"/>
+        <a:font script="Hans" typeface="黑体"/>
+        <a:font script="Hant" typeface="黑体"/>
         <a:font script="Arab" typeface="Arial"/>
         <a:font script="Hebr" typeface="Arial"/>
         <a:font script="Thai" typeface="Cordia New"/>

--- a/03-振荡电路/03-晶体振荡器/MEMS振荡器/MEMS振荡器.docx
+++ b/03-振荡电路/03-晶体振荡器/MEMS振荡器/MEMS振荡器.docx
@@ -2577,7 +2577,7 @@
           <w:color w:val="555555"/>
           <w:sz w:val="21"/>
         </w:rPr>
-        <w:t>材料收集者：杜文杰，WX手机：19519196569，QQ:3478827729</w:t>
+        <w:t>材料收集者：杜文杰，微信/手机：19519196569，QQ:3478827729</w:t>
       </w:r>
     </w:p>
     <w:sectPr>
